--- a/Report/Interim Report/InterimReport.docx
+++ b/Report/Interim Report/InterimReport.docx
@@ -52,7 +52,6 @@
     </w:p>
     <w:p>
       <w:pPr>
-        <w:jc w:val="center"/>
         <w:rPr>
           <w:sz w:val="28"/>
           <w:szCs w:val="28"/>
@@ -75,7 +74,1408 @@
           <w:sz w:val="28"/>
           <w:szCs w:val="28"/>
         </w:rPr>
-        <w:t>Literature Review</w:t>
+        <w:t>Project Overview</w:t>
+      </w:r>
+    </w:p>
+    <w:p>
+      <w:pPr>
+        <w:tabs>
+          <w:tab w:val="left" w:pos="7890"/>
+        </w:tabs>
+        <w:rPr>
+          <w:color w:val="196B24" w:themeColor="accent3"/>
+          <w:sz w:val="28"/>
+          <w:szCs w:val="28"/>
+        </w:rPr>
+      </w:pPr>
+    </w:p>
+    <w:p>
+      <w:pPr>
+        <w:tabs>
+          <w:tab w:val="left" w:pos="7890"/>
+        </w:tabs>
+        <w:rPr>
+          <w:color w:val="196B24" w:themeColor="accent3"/>
+          <w:sz w:val="28"/>
+          <w:szCs w:val="28"/>
+        </w:rPr>
+      </w:pPr>
+      <w:r>
+        <w:rPr>
+          <w:color w:val="196B24" w:themeColor="accent3"/>
+          <w:sz w:val="28"/>
+          <w:szCs w:val="28"/>
+        </w:rPr>
+        <w:t xml:space="preserve">The aim of this project is to investigate how fragmented digital journeys affect user experience in contemporary mobile applications, and to explore whether multifunctional mobile design can support more coherent and efficient user journeys. The project focuses on </w:t>
+      </w:r>
+      <w:r>
+        <w:rPr>
+          <w:color w:val="196B24" w:themeColor="accent3"/>
+          <w:sz w:val="28"/>
+          <w:szCs w:val="28"/>
+        </w:rPr>
+        <w:t xml:space="preserve">a </w:t>
+      </w:r>
+      <w:r>
+        <w:rPr>
+          <w:color w:val="196B24" w:themeColor="accent3"/>
+          <w:sz w:val="28"/>
+          <w:szCs w:val="28"/>
+        </w:rPr>
+        <w:t>mobile fitness application as a practical case study, as this domain commonly requires users to engage with multiple independent tools—such as workout trackers, timers, note-taking applications, and progress visualisation—to complete a single real-world activity.</w:t>
+      </w:r>
+    </w:p>
+    <w:p>
+      <w:pPr>
+        <w:tabs>
+          <w:tab w:val="left" w:pos="7890"/>
+        </w:tabs>
+        <w:rPr>
+          <w:color w:val="196B24" w:themeColor="accent3"/>
+          <w:sz w:val="28"/>
+          <w:szCs w:val="28"/>
+        </w:rPr>
+      </w:pPr>
+      <w:r>
+        <w:rPr>
+          <w:color w:val="196B24" w:themeColor="accent3"/>
+          <w:sz w:val="28"/>
+          <w:szCs w:val="28"/>
+        </w:rPr>
+        <w:t>Modern mobile usage is increasingly characterised by short, intermittent interactions and frequent context switching. While many applications are well designed in isolation, users are often required to move between multiple apps to achieve their goals, resulting in fragmented workflows and increased cognitive load. This project is motivated by the observation that such fragmentation places the burden of integration on the user rather than the system, potentially undermining usability, efficiency, and long-term engagement.</w:t>
+      </w:r>
+    </w:p>
+    <w:p>
+      <w:pPr>
+        <w:tabs>
+          <w:tab w:val="left" w:pos="7890"/>
+        </w:tabs>
+        <w:rPr>
+          <w:sz w:val="28"/>
+          <w:szCs w:val="28"/>
+        </w:rPr>
+      </w:pPr>
+      <w:r>
+        <w:rPr>
+          <w:sz w:val="28"/>
+          <w:szCs w:val="28"/>
+        </w:rPr>
+        <w:t>The project adopts a user journey–centred perspective, shifting focus away from isolated interface-level evaluation toward the continuity of experience across tasks and features. Rather than examining whether individual screens are usable, the study considers how well a system supports progression, orientation, and task flow over time. This perspective reflects contemporary thinking within human–computer interaction and service design, where experience quality is understood to emerge from connected sequences of interaction rather than discrete touchpoints.</w:t>
+      </w:r>
+    </w:p>
+    <w:p>
+      <w:pPr>
+        <w:tabs>
+          <w:tab w:val="left" w:pos="7890"/>
+        </w:tabs>
+        <w:rPr>
+          <w:sz w:val="28"/>
+          <w:szCs w:val="28"/>
+        </w:rPr>
+      </w:pPr>
+      <w:r>
+        <w:rPr>
+          <w:sz w:val="28"/>
+          <w:szCs w:val="28"/>
+        </w:rPr>
+        <w:t xml:space="preserve">To ground this investigation, the project examines the contrasting approaches of single-purpose applications and multifunctional platforms. </w:t>
+      </w:r>
+      <w:r>
+        <w:rPr>
+          <w:sz w:val="28"/>
+          <w:szCs w:val="28"/>
+        </w:rPr>
+        <w:lastRenderedPageBreak/>
+        <w:t>As part of the project’s progress to date, background research has been conducted into super</w:t>
+      </w:r>
+      <w:r>
+        <w:rPr>
+          <w:sz w:val="28"/>
+          <w:szCs w:val="28"/>
+        </w:rPr>
+        <w:t xml:space="preserve"> </w:t>
+      </w:r>
+      <w:r>
+        <w:rPr>
+          <w:sz w:val="28"/>
+          <w:szCs w:val="28"/>
+        </w:rPr>
+        <w:t>app models, including a comparative analysis of WeChat and Meta’s ecosystem. This research has informed an ongoing cognitive walkthrough, conducted as part of the project work, to assess how effectively these platforms support coherent user journeys in practice. These findings are being used to guide subsequent design decisions.</w:t>
+      </w:r>
+    </w:p>
+    <w:p>
+      <w:pPr>
+        <w:tabs>
+          <w:tab w:val="left" w:pos="7890"/>
+        </w:tabs>
+        <w:rPr>
+          <w:color w:val="196B24" w:themeColor="accent3"/>
+          <w:sz w:val="28"/>
+          <w:szCs w:val="28"/>
+        </w:rPr>
+      </w:pPr>
+      <w:r>
+        <w:rPr>
+          <w:color w:val="196B24" w:themeColor="accent3"/>
+          <w:sz w:val="28"/>
+          <w:szCs w:val="28"/>
+        </w:rPr>
+        <w:t>The practical component of the project involves the design and development of a multifunctional fitness application prototype targeted at casual gym-goers. The prototype aims to consolidate commonly used fitness-related tools—such as gym attendance tracking, workout planning, timers, note-taking, and progress visualisation—within a single mobile application. The intention is not to replicate the full functionality of commercial fitness platforms, but to create a controlled environment in which journey continuity and cognitive load can be examined.</w:t>
+      </w:r>
+    </w:p>
+    <w:p>
+      <w:pPr>
+        <w:tabs>
+          <w:tab w:val="left" w:pos="7890"/>
+        </w:tabs>
+        <w:rPr>
+          <w:color w:val="196B24" w:themeColor="accent3"/>
+          <w:sz w:val="28"/>
+          <w:szCs w:val="28"/>
+        </w:rPr>
+      </w:pPr>
+      <w:r>
+        <w:rPr>
+          <w:color w:val="196B24" w:themeColor="accent3"/>
+          <w:sz w:val="28"/>
+          <w:szCs w:val="28"/>
+        </w:rPr>
+        <w:t>The project is being developed iteratively, with early stages focused on research, requirements gathering, and design exploration. Subsequent stages will involve prototype implementation, usability testing with peers, and critical evaluation of the results. By combining design research, practical development, and user-centred evaluation, the project seeks to contribute insight into how multifunctional mobile applications can be designed to reduce fragmentation and support more unified user experiences.</w:t>
+      </w:r>
+    </w:p>
+    <w:p>
+      <w:pPr>
+        <w:tabs>
+          <w:tab w:val="left" w:pos="7890"/>
+        </w:tabs>
+        <w:rPr>
+          <w:color w:val="196B24" w:themeColor="accent3"/>
+          <w:sz w:val="28"/>
+          <w:szCs w:val="28"/>
+        </w:rPr>
+      </w:pPr>
+    </w:p>
+    <w:p>
+      <w:pPr>
+        <w:tabs>
+          <w:tab w:val="left" w:pos="7890"/>
+        </w:tabs>
+        <w:rPr>
+          <w:sz w:val="28"/>
+          <w:szCs w:val="28"/>
+        </w:rPr>
+      </w:pPr>
+    </w:p>
+    <w:p>
+      <w:pPr>
+        <w:pBdr>
+          <w:bottom w:val="single" w:sz="4" w:space="1" w:color="auto"/>
+        </w:pBdr>
+        <w:jc w:val="center"/>
+        <w:rPr>
+          <w:sz w:val="28"/>
+          <w:szCs w:val="28"/>
+        </w:rPr>
+      </w:pPr>
+      <w:r>
+        <w:rPr>
+          <w:sz w:val="28"/>
+          <w:szCs w:val="28"/>
+        </w:rPr>
+        <w:t>Progress Made</w:t>
+      </w:r>
+    </w:p>
+    <w:p>
+      <w:pPr>
+        <w:tabs>
+          <w:tab w:val="left" w:pos="7890"/>
+        </w:tabs>
+        <w:rPr>
+          <w:sz w:val="28"/>
+          <w:szCs w:val="28"/>
+        </w:rPr>
+      </w:pPr>
+      <w:r>
+        <w:rPr>
+          <w:sz w:val="28"/>
+          <w:szCs w:val="28"/>
+        </w:rPr>
+        <w:t>This section summarises the progress made during the first half of the project, with reference to the original project plan and the project’s evolving research focus. Work completed to date has concentrated on research, analytical evaluation, requirements definition, and early design exploration. Together, these activities have established a robust conceptual and practical foundation for prototype development and evaluation in the second half of the project.</w:t>
+      </w:r>
+    </w:p>
+    <w:p>
+      <w:pPr>
+        <w:tabs>
+          <w:tab w:val="left" w:pos="7890"/>
+        </w:tabs>
+        <w:rPr>
+          <w:sz w:val="28"/>
+          <w:szCs w:val="28"/>
+        </w:rPr>
+      </w:pPr>
+    </w:p>
+    <w:p>
+      <w:pPr>
+        <w:tabs>
+          <w:tab w:val="left" w:pos="7890"/>
+        </w:tabs>
+        <w:rPr>
+          <w:b/>
+          <w:bCs/>
+          <w:sz w:val="28"/>
+          <w:szCs w:val="28"/>
+        </w:rPr>
+      </w:pPr>
+      <w:r>
+        <w:rPr>
+          <w:b/>
+          <w:bCs/>
+          <w:sz w:val="28"/>
+          <w:szCs w:val="28"/>
+        </w:rPr>
+        <w:t>2.1 Research and Analytical Progress</w:t>
+      </w:r>
+    </w:p>
+    <w:p>
+      <w:pPr>
+        <w:tabs>
+          <w:tab w:val="left" w:pos="7890"/>
+        </w:tabs>
+        <w:rPr>
+          <w:sz w:val="28"/>
+          <w:szCs w:val="28"/>
+        </w:rPr>
+      </w:pPr>
+      <w:r>
+        <w:rPr>
+          <w:sz w:val="28"/>
+          <w:szCs w:val="28"/>
+        </w:rPr>
+        <w:lastRenderedPageBreak/>
+        <w:t>Significant progress has been made in establishing the theoretical and analytical basis for the project. An extensive literature review has been completed, examining key themes including human–computer interaction, mobile usability, fragmented digital journeys, service design, and multifunctional platform architectures. This research informed a refinement of the project focus, shifting emphasis from interface-level usability heuristics toward a broader, journey-oriented perspective concerned with continuity, cognitive load, and task flow across mobile interactions.</w:t>
+      </w:r>
+    </w:p>
+    <w:p>
+      <w:pPr>
+        <w:tabs>
+          <w:tab w:val="left" w:pos="7890"/>
+        </w:tabs>
+        <w:rPr>
+          <w:sz w:val="28"/>
+          <w:szCs w:val="28"/>
+        </w:rPr>
+      </w:pPr>
+      <w:r>
+        <w:rPr>
+          <w:sz w:val="28"/>
+          <w:szCs w:val="28"/>
+        </w:rPr>
+        <w:t>In addition to reviewing academic literature, applied analysis of real-world platforms has been undertaken to ground theoretical insights in contemporary practice. Background research into multifunctional “super app” models was conducted, with WeChat and Meta’s ecosystem selected as contrasting case studies due to their comparable functional scope but differing approaches to integration and user experience design.</w:t>
+      </w:r>
+    </w:p>
+    <w:p>
+      <w:pPr>
+        <w:tabs>
+          <w:tab w:val="left" w:pos="7890"/>
+        </w:tabs>
+        <w:rPr>
+          <w:sz w:val="28"/>
+          <w:szCs w:val="28"/>
+        </w:rPr>
+      </w:pPr>
+      <w:r>
+        <w:rPr>
+          <w:sz w:val="28"/>
+          <w:szCs w:val="28"/>
+        </w:rPr>
+        <w:t>Building on this research, an initial cognitive walkthrough was carried out as part of the project’s analytical work. A consistent, multi-step scenario was applied to both platforms in order to examine how users progress through related tasks within each ecosystem. The walkthrough focused on navigation consistency, task continuity, feedback mechanisms, and the cognitive impact of context switching. The analysis revealed clear differences between the two platforms: WeChat supported more continuous user journeys within a single interaction environment, while Meta’s ecosystem frequently required transitions between multiple independent applications to complete related tasks.</w:t>
+      </w:r>
+    </w:p>
+    <w:p>
+      <w:pPr>
+        <w:tabs>
+          <w:tab w:val="left" w:pos="7890"/>
+        </w:tabs>
+        <w:rPr>
+          <w:sz w:val="28"/>
+          <w:szCs w:val="28"/>
+        </w:rPr>
+      </w:pPr>
+      <w:r>
+        <w:rPr>
+          <w:sz w:val="28"/>
+          <w:szCs w:val="28"/>
+        </w:rPr>
+        <w:t>These findings provided concrete evidence of journey fragmentation in contemporary mobile ecosystems and directly informed the project’s design direction, reinforcing the relevance of investigating a multifunctional approach within a fitness application context.</w:t>
+      </w:r>
+    </w:p>
+    <w:p>
+      <w:pPr>
+        <w:tabs>
+          <w:tab w:val="left" w:pos="7890"/>
+        </w:tabs>
+        <w:rPr>
+          <w:sz w:val="28"/>
+          <w:szCs w:val="28"/>
+        </w:rPr>
+      </w:pPr>
+    </w:p>
+    <w:p>
+      <w:pPr>
+        <w:tabs>
+          <w:tab w:val="left" w:pos="7890"/>
+        </w:tabs>
+        <w:rPr>
+          <w:b/>
+          <w:bCs/>
+          <w:sz w:val="28"/>
+          <w:szCs w:val="28"/>
+        </w:rPr>
+      </w:pPr>
+      <w:r>
+        <w:rPr>
+          <w:b/>
+          <w:bCs/>
+          <w:sz w:val="28"/>
+          <w:szCs w:val="28"/>
+        </w:rPr>
+        <w:t>2.2 Requirements Gathering and Feature Definition</w:t>
+      </w:r>
+    </w:p>
+    <w:p>
+      <w:pPr>
+        <w:tabs>
+          <w:tab w:val="left" w:pos="7890"/>
+        </w:tabs>
+        <w:rPr>
+          <w:sz w:val="28"/>
+          <w:szCs w:val="28"/>
+        </w:rPr>
+      </w:pPr>
+      <w:r>
+        <w:rPr>
+          <w:sz w:val="28"/>
+          <w:szCs w:val="28"/>
+        </w:rPr>
+        <w:t xml:space="preserve">Drawing on insights from the literature review and super app analysis, the project progressed to requirements gathering for the fitness application prototype. The target user group was defined as casual gym-goers who attend the gym regularly but are not professional athletes or fitness </w:t>
+      </w:r>
+      <w:r>
+        <w:rPr>
+          <w:sz w:val="28"/>
+          <w:szCs w:val="28"/>
+        </w:rPr>
+        <w:lastRenderedPageBreak/>
+        <w:t>specialists. This group was selected due to their reliance on simple, time-efficient tools and their tendency to use multiple applications during gym sessions.</w:t>
+      </w:r>
+    </w:p>
+    <w:p>
+      <w:pPr>
+        <w:tabs>
+          <w:tab w:val="left" w:pos="7890"/>
+        </w:tabs>
+        <w:rPr>
+          <w:sz w:val="28"/>
+          <w:szCs w:val="28"/>
+        </w:rPr>
+      </w:pPr>
+      <w:r>
+        <w:rPr>
+          <w:sz w:val="28"/>
+          <w:szCs w:val="28"/>
+        </w:rPr>
+        <w:t>Core functional requirements were identified based on common user goals and observed fragmentation within existing fitness app ecosystems. These requirements include:</w:t>
+      </w:r>
+    </w:p>
+    <w:p>
+      <w:pPr>
+        <w:numPr>
+          <w:ilvl w:val="0"/>
+          <w:numId w:val="11"/>
+        </w:numPr>
+        <w:tabs>
+          <w:tab w:val="left" w:pos="7890"/>
+        </w:tabs>
+        <w:rPr>
+          <w:sz w:val="28"/>
+          <w:szCs w:val="28"/>
+        </w:rPr>
+      </w:pPr>
+      <w:r>
+        <w:rPr>
+          <w:sz w:val="28"/>
+          <w:szCs w:val="28"/>
+        </w:rPr>
+        <w:t>Tracking gym attendance over time with basic visualisation</w:t>
+      </w:r>
+    </w:p>
+    <w:p>
+      <w:pPr>
+        <w:numPr>
+          <w:ilvl w:val="0"/>
+          <w:numId w:val="11"/>
+        </w:numPr>
+        <w:tabs>
+          <w:tab w:val="left" w:pos="7890"/>
+        </w:tabs>
+        <w:rPr>
+          <w:sz w:val="28"/>
+          <w:szCs w:val="28"/>
+        </w:rPr>
+      </w:pPr>
+      <w:r>
+        <w:rPr>
+          <w:sz w:val="28"/>
+          <w:szCs w:val="28"/>
+        </w:rPr>
+        <w:t>Creating and managing workout splits</w:t>
+      </w:r>
+    </w:p>
+    <w:p>
+      <w:pPr>
+        <w:numPr>
+          <w:ilvl w:val="0"/>
+          <w:numId w:val="11"/>
+        </w:numPr>
+        <w:tabs>
+          <w:tab w:val="left" w:pos="7890"/>
+        </w:tabs>
+        <w:rPr>
+          <w:sz w:val="28"/>
+          <w:szCs w:val="28"/>
+        </w:rPr>
+      </w:pPr>
+      <w:r>
+        <w:rPr>
+          <w:sz w:val="28"/>
+          <w:szCs w:val="28"/>
+        </w:rPr>
+        <w:t>Recording notes related to exercises or training sessions</w:t>
+      </w:r>
+    </w:p>
+    <w:p>
+      <w:pPr>
+        <w:numPr>
+          <w:ilvl w:val="0"/>
+          <w:numId w:val="11"/>
+        </w:numPr>
+        <w:tabs>
+          <w:tab w:val="left" w:pos="7890"/>
+        </w:tabs>
+        <w:rPr>
+          <w:sz w:val="28"/>
+          <w:szCs w:val="28"/>
+        </w:rPr>
+      </w:pPr>
+      <w:r>
+        <w:rPr>
+          <w:sz w:val="28"/>
+          <w:szCs w:val="28"/>
+        </w:rPr>
+        <w:t>Timing rest periods and workouts</w:t>
+      </w:r>
+    </w:p>
+    <w:p>
+      <w:pPr>
+        <w:numPr>
+          <w:ilvl w:val="0"/>
+          <w:numId w:val="11"/>
+        </w:numPr>
+        <w:tabs>
+          <w:tab w:val="left" w:pos="7890"/>
+        </w:tabs>
+        <w:rPr>
+          <w:sz w:val="28"/>
+          <w:szCs w:val="28"/>
+        </w:rPr>
+      </w:pPr>
+      <w:r>
+        <w:rPr>
+          <w:sz w:val="28"/>
+          <w:szCs w:val="28"/>
+        </w:rPr>
+        <w:t>Tracking basic progress metrics</w:t>
+      </w:r>
+    </w:p>
+    <w:p>
+      <w:pPr>
+        <w:tabs>
+          <w:tab w:val="left" w:pos="7890"/>
+        </w:tabs>
+        <w:rPr>
+          <w:sz w:val="28"/>
+          <w:szCs w:val="28"/>
+        </w:rPr>
+      </w:pPr>
+      <w:r>
+        <w:rPr>
+          <w:sz w:val="28"/>
+          <w:szCs w:val="28"/>
+        </w:rPr>
+        <w:t>Rather than prioritising feature depth, requirements were defined with an emphasis on journey continuity. The objective is to support a coherent sequence of actions—planning, performing, timing, recording, and reviewing workouts—within a single application, thereby reducing reliance on multiple tools and minimising context switching. These requirements will guide subsequent design decisions and form the basis for later usability evaluation.</w:t>
+      </w:r>
+    </w:p>
+    <w:p>
+      <w:pPr>
+        <w:tabs>
+          <w:tab w:val="left" w:pos="7890"/>
+        </w:tabs>
+        <w:rPr>
+          <w:sz w:val="28"/>
+          <w:szCs w:val="28"/>
+        </w:rPr>
+      </w:pPr>
+    </w:p>
+    <w:p>
+      <w:pPr>
+        <w:tabs>
+          <w:tab w:val="left" w:pos="7890"/>
+        </w:tabs>
+        <w:rPr>
+          <w:b/>
+          <w:bCs/>
+          <w:sz w:val="28"/>
+          <w:szCs w:val="28"/>
+        </w:rPr>
+      </w:pPr>
+      <w:r>
+        <w:rPr>
+          <w:b/>
+          <w:bCs/>
+          <w:sz w:val="28"/>
+          <w:szCs w:val="28"/>
+        </w:rPr>
+        <w:t>2.3 Early Design Exploration</w:t>
+      </w:r>
+    </w:p>
+    <w:p>
+      <w:pPr>
+        <w:tabs>
+          <w:tab w:val="left" w:pos="7890"/>
+        </w:tabs>
+        <w:rPr>
+          <w:sz w:val="28"/>
+          <w:szCs w:val="28"/>
+        </w:rPr>
+      </w:pPr>
+      <w:r>
+        <w:rPr>
+          <w:sz w:val="28"/>
+          <w:szCs w:val="28"/>
+        </w:rPr>
+        <w:t>Early design work has begun to translate research findings and functional requirements into preliminary interface concepts. Initial sketches and low-fidelity wireframes were produced to explore navigation structure, feature grouping, and overall application flow. At this stage, design activity has focused on information architecture and user journeys rather than detailed visual styling.</w:t>
+      </w:r>
+    </w:p>
+    <w:p>
+      <w:pPr>
+        <w:tabs>
+          <w:tab w:val="left" w:pos="7890"/>
+        </w:tabs>
+        <w:rPr>
+          <w:sz w:val="28"/>
+          <w:szCs w:val="28"/>
+        </w:rPr>
+      </w:pPr>
+      <w:r>
+        <w:rPr>
+          <w:sz w:val="28"/>
+          <w:szCs w:val="28"/>
+        </w:rPr>
+        <w:t>Design exploration prioritised minimising navigation depth, maintaining consistent interaction patterns across features, and enabling rapid movement between related tasks during short interaction windows. These considerations reflect the project’s focus on reducing cognitive load and supporting fragmented attention within gym environments.</w:t>
+      </w:r>
+    </w:p>
+    <w:p>
+      <w:pPr>
+        <w:tabs>
+          <w:tab w:val="left" w:pos="7890"/>
+        </w:tabs>
+        <w:rPr>
+          <w:sz w:val="28"/>
+          <w:szCs w:val="28"/>
+        </w:rPr>
+      </w:pPr>
+      <w:r>
+        <w:rPr>
+          <w:sz w:val="28"/>
+          <w:szCs w:val="28"/>
+        </w:rPr>
+        <w:lastRenderedPageBreak/>
+        <w:t>This early design phase also served to identify potential challenges, including balancing feature integration with interface simplicity and avoiding user overload as functionality increases. These issues will be addressed iteratively during the prototyping and evaluation phases of the project.</w:t>
+      </w:r>
+    </w:p>
+    <w:p>
+      <w:pPr>
+        <w:tabs>
+          <w:tab w:val="left" w:pos="7890"/>
+        </w:tabs>
+        <w:rPr>
+          <w:sz w:val="28"/>
+          <w:szCs w:val="28"/>
+        </w:rPr>
+      </w:pPr>
+    </w:p>
+    <w:p>
+      <w:pPr>
+        <w:tabs>
+          <w:tab w:val="left" w:pos="7890"/>
+        </w:tabs>
+        <w:rPr>
+          <w:sz w:val="28"/>
+          <w:szCs w:val="28"/>
+        </w:rPr>
+      </w:pPr>
+    </w:p>
+    <w:p>
+      <w:pPr>
+        <w:pBdr>
+          <w:bottom w:val="single" w:sz="4" w:space="1" w:color="auto"/>
+        </w:pBdr>
+        <w:jc w:val="center"/>
+        <w:rPr>
+          <w:sz w:val="28"/>
+          <w:szCs w:val="28"/>
+        </w:rPr>
+      </w:pPr>
+      <w:r>
+        <w:rPr>
+          <w:sz w:val="28"/>
+          <w:szCs w:val="28"/>
+        </w:rPr>
+        <w:t>Updated Project Plan &amp; Management</w:t>
+      </w:r>
+    </w:p>
+    <w:p>
+      <w:pPr>
+        <w:tabs>
+          <w:tab w:val="left" w:pos="7890"/>
+        </w:tabs>
+        <w:rPr>
+          <w:sz w:val="28"/>
+          <w:szCs w:val="28"/>
+        </w:rPr>
+      </w:pPr>
+    </w:p>
+    <w:p>
+      <w:pPr>
+        <w:tabs>
+          <w:tab w:val="left" w:pos="7890"/>
+        </w:tabs>
+        <w:rPr>
+          <w:sz w:val="28"/>
+          <w:szCs w:val="28"/>
+        </w:rPr>
+      </w:pPr>
+      <w:r>
+        <w:rPr>
+          <w:sz w:val="28"/>
+          <w:szCs w:val="28"/>
+        </w:rPr>
+        <w:t>This section outlines how the project has been managed to date, reflects on deviations from the original project plan, and presents an updated plan for the second half of the project. While the original Gantt chart provided a structured foundation, refinements have been made in response to emerging insights gained during the research and analysis phase.</w:t>
+      </w:r>
+    </w:p>
+    <w:p>
+      <w:pPr>
+        <w:tabs>
+          <w:tab w:val="left" w:pos="7890"/>
+        </w:tabs>
+        <w:rPr>
+          <w:sz w:val="28"/>
+          <w:szCs w:val="28"/>
+        </w:rPr>
+      </w:pPr>
+    </w:p>
+    <w:p>
+      <w:pPr>
+        <w:tabs>
+          <w:tab w:val="left" w:pos="7890"/>
+        </w:tabs>
+        <w:rPr>
+          <w:sz w:val="28"/>
+          <w:szCs w:val="28"/>
+        </w:rPr>
+      </w:pPr>
+      <w:r>
+        <w:rPr>
+          <w:sz w:val="28"/>
+          <w:szCs w:val="28"/>
+        </w:rPr>
+        <w:t>3.1 Reflection on the Original Project Plan</w:t>
+      </w:r>
+    </w:p>
+    <w:p>
+      <w:pPr>
+        <w:tabs>
+          <w:tab w:val="left" w:pos="7890"/>
+        </w:tabs>
+        <w:rPr>
+          <w:sz w:val="28"/>
+          <w:szCs w:val="28"/>
+        </w:rPr>
+      </w:pPr>
+      <w:r>
+        <w:rPr>
+          <w:sz w:val="28"/>
+          <w:szCs w:val="28"/>
+        </w:rPr>
+        <w:t>At the outset of the project, a structured plan was produced to guide progression through literature review, design, development, and evaluation stages. This plan assumed that usability heuristics would form the primary analytical lens through which the prototype and evaluation would be conducted. As the project progressed, it became clear through early research and applied analysis that this focus did not fully capture the complexity of modern mobile usage.</w:t>
+      </w:r>
+    </w:p>
+    <w:p>
+      <w:pPr>
+        <w:tabs>
+          <w:tab w:val="left" w:pos="7890"/>
+        </w:tabs>
+        <w:rPr>
+          <w:sz w:val="28"/>
+          <w:szCs w:val="28"/>
+        </w:rPr>
+      </w:pPr>
+      <w:r>
+        <w:rPr>
+          <w:sz w:val="28"/>
+          <w:szCs w:val="28"/>
+        </w:rPr>
+        <w:t>In particular, analysis of mobile interaction patterns and multifunctional platforms highlighted that many usability issues emerge not at the level of individual interfaces, but across fragmented user journeys spanning multiple applications. This insight prompted a refinement of the project’s research emphasis toward journey continuity, cognitive load, and system-level interaction rather than isolated heuristic compliance.</w:t>
+      </w:r>
+    </w:p>
+    <w:p>
+      <w:pPr>
+        <w:tabs>
+          <w:tab w:val="left" w:pos="7890"/>
+        </w:tabs>
+        <w:rPr>
+          <w:sz w:val="28"/>
+          <w:szCs w:val="28"/>
+        </w:rPr>
+      </w:pPr>
+      <w:r>
+        <w:rPr>
+          <w:sz w:val="28"/>
+          <w:szCs w:val="28"/>
+        </w:rPr>
+        <w:t xml:space="preserve">As a result, some tasks originally planned as heuristic evaluation activities were reframed or postponed in order to prioritise journey analysis, cognitive walkthroughs, and requirements definition. This shift did not represent a loss of progress, but rather a clarification of scope that </w:t>
+      </w:r>
+      <w:r>
+        <w:rPr>
+          <w:sz w:val="28"/>
+          <w:szCs w:val="28"/>
+        </w:rPr>
+        <w:lastRenderedPageBreak/>
+        <w:t>strengthened the project’s alignment with contemporary human–computer interaction research and ensured that subsequent development work would be more effectively grounded.</w:t>
+      </w:r>
+    </w:p>
+    <w:p>
+      <w:pPr>
+        <w:tabs>
+          <w:tab w:val="left" w:pos="7890"/>
+        </w:tabs>
+        <w:rPr>
+          <w:sz w:val="28"/>
+          <w:szCs w:val="28"/>
+        </w:rPr>
+      </w:pPr>
+    </w:p>
+    <w:p>
+      <w:pPr>
+        <w:tabs>
+          <w:tab w:val="left" w:pos="7890"/>
+        </w:tabs>
+        <w:rPr>
+          <w:sz w:val="28"/>
+          <w:szCs w:val="28"/>
+        </w:rPr>
+      </w:pPr>
+      <w:r>
+        <w:rPr>
+          <w:sz w:val="28"/>
+          <w:szCs w:val="28"/>
+        </w:rPr>
+        <w:t>3.2 Project Control and Management Approach</w:t>
+      </w:r>
+    </w:p>
+    <w:p>
+      <w:pPr>
+        <w:tabs>
+          <w:tab w:val="left" w:pos="7890"/>
+        </w:tabs>
+        <w:rPr>
+          <w:sz w:val="28"/>
+          <w:szCs w:val="28"/>
+        </w:rPr>
+      </w:pPr>
+      <w:r>
+        <w:rPr>
+          <w:sz w:val="28"/>
+          <w:szCs w:val="28"/>
+        </w:rPr>
+        <w:t>Project progress has been managed through a combination of structured planning and iterative refinement. The original Gantt chart has been used as a baseline reference, with milestones reviewed regularly to assess progress and feasibility. Supervisor meetings have played a key role in validating decisions, identifying necessary adjustments, and ensuring that the project remains aligned with academic expectations and marking criteria.</w:t>
+      </w:r>
+    </w:p>
+    <w:p>
+      <w:pPr>
+        <w:tabs>
+          <w:tab w:val="left" w:pos="7890"/>
+        </w:tabs>
+        <w:rPr>
+          <w:sz w:val="28"/>
+          <w:szCs w:val="28"/>
+        </w:rPr>
+      </w:pPr>
+      <w:r>
+        <w:rPr>
+          <w:sz w:val="28"/>
+          <w:szCs w:val="28"/>
+        </w:rPr>
+        <w:t>An iterative approach has been adopted for research and design activities, allowing findings from literature review and applied analysis to directly inform requirements and early design decisions. This approach has helped prevent premature commitment to technical implementation before the problem space was sufficiently understood.</w:t>
+      </w:r>
+    </w:p>
+    <w:p>
+      <w:pPr>
+        <w:tabs>
+          <w:tab w:val="left" w:pos="7890"/>
+        </w:tabs>
+        <w:rPr>
+          <w:sz w:val="28"/>
+          <w:szCs w:val="28"/>
+        </w:rPr>
+      </w:pPr>
+      <w:r>
+        <w:rPr>
+          <w:sz w:val="28"/>
+          <w:szCs w:val="28"/>
+        </w:rPr>
+        <w:t>Version control and documentation practices have been used to track progress and preserve artefacts produced to date, including literature summaries, design sketches, and walkthrough notes. This has ensured that changes to direction remain transparent and justifiable rather than ad hoc.</w:t>
+      </w:r>
+    </w:p>
+    <w:p>
+      <w:pPr>
+        <w:tabs>
+          <w:tab w:val="left" w:pos="7890"/>
+        </w:tabs>
+        <w:rPr>
+          <w:sz w:val="28"/>
+          <w:szCs w:val="28"/>
+        </w:rPr>
+      </w:pPr>
+    </w:p>
+    <w:p>
+      <w:pPr>
+        <w:tabs>
+          <w:tab w:val="left" w:pos="7890"/>
+        </w:tabs>
+        <w:rPr>
+          <w:sz w:val="28"/>
+          <w:szCs w:val="28"/>
+        </w:rPr>
+      </w:pPr>
+      <w:r>
+        <w:rPr>
+          <w:sz w:val="28"/>
+          <w:szCs w:val="28"/>
+        </w:rPr>
+        <w:t>3.3 Updated Plan for the Second Half of the Project</w:t>
+      </w:r>
+    </w:p>
+    <w:p>
+      <w:pPr>
+        <w:tabs>
+          <w:tab w:val="left" w:pos="7890"/>
+        </w:tabs>
+        <w:rPr>
+          <w:sz w:val="28"/>
+          <w:szCs w:val="28"/>
+        </w:rPr>
+      </w:pPr>
+      <w:r>
+        <w:rPr>
+          <w:sz w:val="28"/>
+          <w:szCs w:val="28"/>
+        </w:rPr>
+        <w:t>An updated project plan has been produced to reflect the refined research focus and current project state. The revised plan places greater emphasis on design-led development, early prototyping, and user-centred evaluation, while maintaining a realistic scope appropriate to the remaining project timeframe.</w:t>
+      </w:r>
+    </w:p>
+    <w:p>
+      <w:pPr>
+        <w:tabs>
+          <w:tab w:val="left" w:pos="7890"/>
+        </w:tabs>
+        <w:rPr>
+          <w:sz w:val="28"/>
+          <w:szCs w:val="28"/>
+        </w:rPr>
+      </w:pPr>
+      <w:r>
+        <w:rPr>
+          <w:sz w:val="28"/>
+          <w:szCs w:val="28"/>
+        </w:rPr>
+        <w:t>The second half of the project will focus on:</w:t>
+      </w:r>
+    </w:p>
+    <w:p>
+      <w:pPr>
+        <w:numPr>
+          <w:ilvl w:val="0"/>
+          <w:numId w:val="10"/>
+        </w:numPr>
+        <w:tabs>
+          <w:tab w:val="left" w:pos="7890"/>
+        </w:tabs>
+        <w:rPr>
+          <w:sz w:val="28"/>
+          <w:szCs w:val="28"/>
+        </w:rPr>
+      </w:pPr>
+      <w:r>
+        <w:rPr>
+          <w:sz w:val="28"/>
+          <w:szCs w:val="28"/>
+        </w:rPr>
+        <w:t>Finalising requirements and information architecture for the fitness application prototype.</w:t>
+      </w:r>
+    </w:p>
+    <w:p>
+      <w:pPr>
+        <w:numPr>
+          <w:ilvl w:val="0"/>
+          <w:numId w:val="10"/>
+        </w:numPr>
+        <w:tabs>
+          <w:tab w:val="left" w:pos="7890"/>
+        </w:tabs>
+        <w:rPr>
+          <w:sz w:val="28"/>
+          <w:szCs w:val="28"/>
+        </w:rPr>
+      </w:pPr>
+      <w:r>
+        <w:rPr>
+          <w:sz w:val="28"/>
+          <w:szCs w:val="28"/>
+        </w:rPr>
+        <w:lastRenderedPageBreak/>
+        <w:t>Developing a basic but functional mobile application prototype implementing core features.</w:t>
+      </w:r>
+    </w:p>
+    <w:p>
+      <w:pPr>
+        <w:numPr>
+          <w:ilvl w:val="0"/>
+          <w:numId w:val="10"/>
+        </w:numPr>
+        <w:tabs>
+          <w:tab w:val="left" w:pos="7890"/>
+        </w:tabs>
+        <w:rPr>
+          <w:sz w:val="28"/>
+          <w:szCs w:val="28"/>
+        </w:rPr>
+      </w:pPr>
+      <w:r>
+        <w:rPr>
+          <w:sz w:val="28"/>
+          <w:szCs w:val="28"/>
+        </w:rPr>
+        <w:t>Conducting usability testing with peers using task-based methods and cognitive walkthroughs.</w:t>
+      </w:r>
+    </w:p>
+    <w:p>
+      <w:pPr>
+        <w:numPr>
+          <w:ilvl w:val="0"/>
+          <w:numId w:val="10"/>
+        </w:numPr>
+        <w:tabs>
+          <w:tab w:val="left" w:pos="7890"/>
+        </w:tabs>
+        <w:rPr>
+          <w:sz w:val="28"/>
+          <w:szCs w:val="28"/>
+        </w:rPr>
+      </w:pPr>
+      <w:r>
+        <w:rPr>
+          <w:sz w:val="28"/>
+          <w:szCs w:val="28"/>
+        </w:rPr>
+        <w:t>Analysing evaluation data to assess how effectively the prototype supports coherent user journeys.</w:t>
+      </w:r>
+    </w:p>
+    <w:p>
+      <w:pPr>
+        <w:numPr>
+          <w:ilvl w:val="0"/>
+          <w:numId w:val="10"/>
+        </w:numPr>
+        <w:tabs>
+          <w:tab w:val="left" w:pos="7890"/>
+        </w:tabs>
+        <w:rPr>
+          <w:sz w:val="28"/>
+          <w:szCs w:val="28"/>
+        </w:rPr>
+      </w:pPr>
+      <w:r>
+        <w:rPr>
+          <w:sz w:val="28"/>
+          <w:szCs w:val="28"/>
+        </w:rPr>
+        <w:t>Reflecting critically on findings and identifying opportunities for refinement and future work.</w:t>
+      </w:r>
+    </w:p>
+    <w:p>
+      <w:pPr>
+        <w:tabs>
+          <w:tab w:val="left" w:pos="7890"/>
+        </w:tabs>
+        <w:rPr>
+          <w:sz w:val="28"/>
+          <w:szCs w:val="28"/>
+        </w:rPr>
+      </w:pPr>
+      <w:r>
+        <w:rPr>
+          <w:sz w:val="28"/>
+          <w:szCs w:val="28"/>
+        </w:rPr>
+        <w:t>The updated Gantt chart reflects a clearer separation between research consolidation, prototype development, and evaluation phases. Time has been explicitly allocated for iteration and reflection to accommodate unforeseen challenges and to ensure that evaluation activities are conducted rigorously rather than as a final-stage add-on.</w:t>
+      </w:r>
+    </w:p>
+    <w:p>
+      <w:pPr>
+        <w:tabs>
+          <w:tab w:val="left" w:pos="7890"/>
+        </w:tabs>
+        <w:rPr>
+          <w:sz w:val="28"/>
+          <w:szCs w:val="28"/>
+        </w:rPr>
+      </w:pPr>
+      <w:r>
+        <w:rPr>
+          <w:sz w:val="28"/>
+          <w:szCs w:val="28"/>
+        </w:rPr>
+        <w:t>These adjustments are intended to improve project deliverability and analytical depth, ensuring that the remaining work can be completed to a high standard within the available timeframe.</w:t>
+      </w:r>
+    </w:p>
+    <w:p>
+      <w:pPr>
+        <w:tabs>
+          <w:tab w:val="left" w:pos="7890"/>
+        </w:tabs>
+        <w:rPr>
+          <w:sz w:val="28"/>
+          <w:szCs w:val="28"/>
+        </w:rPr>
+      </w:pPr>
+    </w:p>
+    <w:p>
+      <w:pPr>
+        <w:tabs>
+          <w:tab w:val="left" w:pos="7890"/>
+        </w:tabs>
+        <w:rPr>
+          <w:sz w:val="28"/>
+          <w:szCs w:val="28"/>
+        </w:rPr>
+      </w:pPr>
+    </w:p>
+    <w:p>
+      <w:pPr>
+        <w:pBdr>
+          <w:bottom w:val="single" w:sz="4" w:space="1" w:color="auto"/>
+        </w:pBdr>
+        <w:jc w:val="center"/>
+        <w:rPr>
+          <w:sz w:val="28"/>
+          <w:szCs w:val="28"/>
+        </w:rPr>
+      </w:pPr>
+      <w:r>
+        <w:rPr>
+          <w:sz w:val="28"/>
+          <w:szCs w:val="28"/>
+        </w:rPr>
+        <w:t>Planned Technical Direction</w:t>
+      </w:r>
+    </w:p>
+    <w:p>
+      <w:pPr>
+        <w:tabs>
+          <w:tab w:val="left" w:pos="7890"/>
+        </w:tabs>
+        <w:rPr>
+          <w:b/>
+          <w:bCs/>
+          <w:sz w:val="28"/>
+          <w:szCs w:val="28"/>
+        </w:rPr>
+      </w:pPr>
+    </w:p>
+    <w:p>
+      <w:pPr>
+        <w:tabs>
+          <w:tab w:val="left" w:pos="7890"/>
+        </w:tabs>
+        <w:rPr>
+          <w:sz w:val="28"/>
+          <w:szCs w:val="28"/>
+        </w:rPr>
+      </w:pPr>
+      <w:r>
+        <w:rPr>
+          <w:sz w:val="28"/>
+          <w:szCs w:val="28"/>
+        </w:rPr>
+        <w:t xml:space="preserve">4. Planned Technical Direction </w:t>
+      </w:r>
+    </w:p>
+    <w:p>
+      <w:pPr>
+        <w:tabs>
+          <w:tab w:val="left" w:pos="7890"/>
+        </w:tabs>
+        <w:rPr>
+          <w:sz w:val="28"/>
+          <w:szCs w:val="28"/>
+        </w:rPr>
+      </w:pPr>
+      <w:r>
+        <w:rPr>
+          <w:sz w:val="28"/>
+          <w:szCs w:val="28"/>
+        </w:rPr>
+        <w:t>As part of the project’s progression into the development phase, consideration has been given to the technical environment and tools required to implement the fitness application prototype. The primary objective at this stage is to select a development approach that supports rapid prototyping, usability testing, and iterative refinement, rather than full-scale commercial deployment.</w:t>
+      </w:r>
+    </w:p>
+    <w:p>
+      <w:pPr>
+        <w:tabs>
+          <w:tab w:val="left" w:pos="7890"/>
+        </w:tabs>
+        <w:rPr>
+          <w:sz w:val="28"/>
+          <w:szCs w:val="28"/>
+        </w:rPr>
+      </w:pPr>
+      <w:r>
+        <w:rPr>
+          <w:sz w:val="28"/>
+          <w:szCs w:val="28"/>
+        </w:rPr>
+        <w:t>Several mobile development frameworks have been considered, including native Android development using Android Studio, as well as cross-platform solutions such as Flutter. Each option was evaluated with respect to development familiarity, suitability for the planned feature set, testing practicality, and alignment with project constraints.</w:t>
+      </w:r>
+    </w:p>
+    <w:p>
+      <w:pPr>
+        <w:tabs>
+          <w:tab w:val="left" w:pos="7890"/>
+        </w:tabs>
+        <w:rPr>
+          <w:sz w:val="28"/>
+          <w:szCs w:val="28"/>
+        </w:rPr>
+      </w:pPr>
+      <w:r>
+        <w:rPr>
+          <w:sz w:val="28"/>
+          <w:szCs w:val="28"/>
+        </w:rPr>
+        <w:lastRenderedPageBreak/>
+        <w:t>Native Android development using Android Studio is currently the preferred option. This choice is informed by existing development experience, the availability of development and testing tools, and the relevance of the Android ecosystem to fitness and health-related applications. Android Studio provides direct access to platform-native components, enabling precise control over navigation patterns, interaction behaviour, and performance—factors that are particularly important when evaluating user journeys and cognitive load.</w:t>
+      </w:r>
+    </w:p>
+    <w:p>
+      <w:pPr>
+        <w:tabs>
+          <w:tab w:val="left" w:pos="7890"/>
+        </w:tabs>
+        <w:rPr>
+          <w:sz w:val="28"/>
+          <w:szCs w:val="28"/>
+        </w:rPr>
+      </w:pPr>
+      <w:r>
+        <w:rPr>
+          <w:sz w:val="28"/>
+          <w:szCs w:val="28"/>
+        </w:rPr>
+        <w:t>Cross-platform frameworks were considered for their potential efficiency and broader device reach; however, these advantages were deemed less critical given the project’s scope and academic focus. The project does not require deployment across multiple operating systems, and prioritising platform familiarity reduces technical risk and allows greater focus on design quality and evaluation.</w:t>
+      </w:r>
+    </w:p>
+    <w:p>
+      <w:pPr>
+        <w:tabs>
+          <w:tab w:val="left" w:pos="7890"/>
+        </w:tabs>
+        <w:rPr>
+          <w:sz w:val="28"/>
+          <w:szCs w:val="28"/>
+        </w:rPr>
+      </w:pPr>
+      <w:r>
+        <w:rPr>
+          <w:sz w:val="28"/>
+          <w:szCs w:val="28"/>
+        </w:rPr>
+        <w:t>At this stage, development will focus on implementing a minimal but functional prototype that supports core user journeys. This will include basic navigation between features, simple data persistence where required, and placeholder visualisation to support usability testing. Advanced functionality, optimisation, and deployment considerations are intentionally excluded in order to maintain a manageable scope and ensure that evaluation activities remain central to the project.</w:t>
+      </w:r>
+    </w:p>
+    <w:p>
+      <w:pPr>
+        <w:tabs>
+          <w:tab w:val="left" w:pos="7890"/>
+        </w:tabs>
+        <w:rPr>
+          <w:sz w:val="28"/>
+          <w:szCs w:val="28"/>
+        </w:rPr>
+      </w:pPr>
+      <w:r>
+        <w:rPr>
+          <w:sz w:val="28"/>
+          <w:szCs w:val="28"/>
+        </w:rPr>
+        <w:t>This technical direction supports the project’s overarching aim of investigating user journeys rather than demonstrating technical complexity. By selecting tools that minimise overhead and maximise control, the project is positioned to deliver a prototype that is suitable for meaningful user-centred evaluation in the second half of the project.</w:t>
+      </w:r>
+    </w:p>
+    <w:p>
+      <w:pPr>
+        <w:tabs>
+          <w:tab w:val="left" w:pos="7890"/>
+        </w:tabs>
+        <w:rPr>
+          <w:sz w:val="28"/>
+          <w:szCs w:val="28"/>
+        </w:rPr>
+      </w:pPr>
+    </w:p>
+    <w:p>
+      <w:pPr>
+        <w:pBdr>
+          <w:bottom w:val="single" w:sz="4" w:space="1" w:color="auto"/>
+        </w:pBdr>
+        <w:jc w:val="center"/>
+        <w:rPr>
+          <w:sz w:val="28"/>
+          <w:szCs w:val="28"/>
+        </w:rPr>
+      </w:pPr>
+      <w:r>
+        <w:rPr>
+          <w:sz w:val="28"/>
+          <w:szCs w:val="28"/>
+        </w:rPr>
+        <w:t>Conclusion</w:t>
+      </w:r>
+    </w:p>
+    <w:p>
+      <w:pPr>
+        <w:tabs>
+          <w:tab w:val="left" w:pos="7890"/>
+        </w:tabs>
+        <w:rPr>
+          <w:sz w:val="28"/>
+          <w:szCs w:val="28"/>
+        </w:rPr>
+      </w:pPr>
+    </w:p>
+    <w:p>
+      <w:pPr>
+        <w:tabs>
+          <w:tab w:val="left" w:pos="7890"/>
+        </w:tabs>
+        <w:rPr>
+          <w:sz w:val="28"/>
+          <w:szCs w:val="28"/>
+        </w:rPr>
+      </w:pPr>
+      <w:r>
+        <w:rPr>
+          <w:sz w:val="28"/>
+          <w:szCs w:val="28"/>
+        </w:rPr>
+        <w:t>5. Conclusion</w:t>
+      </w:r>
+    </w:p>
+    <w:p>
+      <w:pPr>
+        <w:tabs>
+          <w:tab w:val="left" w:pos="7890"/>
+        </w:tabs>
+        <w:rPr>
+          <w:sz w:val="28"/>
+          <w:szCs w:val="28"/>
+        </w:rPr>
+      </w:pPr>
+      <w:r>
+        <w:rPr>
+          <w:sz w:val="28"/>
+          <w:szCs w:val="28"/>
+        </w:rPr>
+        <w:t xml:space="preserve">This interim report has outlined the current state of the project, detailing the progress made during the first half of the development period and the planned direction for the remainder of the work. A clear project focus has been established through background research into multifunctional </w:t>
+      </w:r>
+      <w:r>
+        <w:rPr>
+          <w:sz w:val="28"/>
+          <w:szCs w:val="28"/>
+        </w:rPr>
+        <w:lastRenderedPageBreak/>
+        <w:t>mobile applications and fragmented user journeys, providing a strong conceptual foundation for the design and development stages that follow.</w:t>
+      </w:r>
+    </w:p>
+    <w:p>
+      <w:pPr>
+        <w:tabs>
+          <w:tab w:val="left" w:pos="7890"/>
+        </w:tabs>
+        <w:rPr>
+          <w:sz w:val="28"/>
+          <w:szCs w:val="28"/>
+        </w:rPr>
+      </w:pPr>
+      <w:r>
+        <w:rPr>
+          <w:sz w:val="28"/>
+          <w:szCs w:val="28"/>
+        </w:rPr>
+        <w:t>Significant progress has been made in consolidating the literature review, analysing existing application paradigms, and refining the project’s scope in response to research findings. While aspects of the original project plan have been adapted, these changes reflect an improved understanding of the problem domain rather than delays or setbacks. The updated project plan and Gantt chart demonstrate a realistic and structured approach to completing the remaining work within the available timeframe.</w:t>
+      </w:r>
+    </w:p>
+    <w:p>
+      <w:pPr>
+        <w:tabs>
+          <w:tab w:val="left" w:pos="7890"/>
+        </w:tabs>
+        <w:rPr>
+          <w:sz w:val="28"/>
+          <w:szCs w:val="28"/>
+        </w:rPr>
+      </w:pPr>
+      <w:r>
+        <w:rPr>
+          <w:sz w:val="28"/>
+          <w:szCs w:val="28"/>
+        </w:rPr>
+        <w:t>The next phase of the project will transition from research-led exploration to practical implementation. A technically feasible development strategy has been identified, and emphasis will be placed on producing a functional prototype capable of supporting meaningful usability evaluation. User testing and critical reflection will be central to assessing how effectively the prototype addresses the challenges identified in the literature.</w:t>
+      </w:r>
+    </w:p>
+    <w:p>
+      <w:pPr>
+        <w:tabs>
+          <w:tab w:val="left" w:pos="7890"/>
+        </w:tabs>
+        <w:rPr>
+          <w:sz w:val="28"/>
+          <w:szCs w:val="28"/>
+        </w:rPr>
+      </w:pPr>
+      <w:r>
+        <w:rPr>
+          <w:sz w:val="28"/>
+          <w:szCs w:val="28"/>
+        </w:rPr>
+        <w:t>Overall, the project is progressing as intended and is well positioned to meet its stated aims and objectives. Feedback obtained at this interim stage will be used to refine both the technical and analytical aspects of the work, ensuring that the final project delivers a coherent, well-evidenced investigation into multifunctional mobile app design within the fitness domain.</w:t>
       </w:r>
     </w:p>
     <w:p>
@@ -97,6 +1497,1683 @@
     </w:sectPr>
   </w:body>
 </w:document>
+</file>
+
+<file path=word/numbering.xml><?xml version="1.0" encoding="utf-8"?>
+<w:numbering xmlns:wpc="http://schemas.microsoft.com/office/word/2010/wordprocessingCanvas" xmlns:cx="http://schemas.microsoft.com/office/drawing/2014/chartex" xmlns:cx1="http://schemas.microsoft.com/office/drawing/2015/9/8/chartex" xmlns:cx2="http://schemas.microsoft.com/office/drawing/2015/10/21/chartex" xmlns:cx3="http://schemas.microsoft.com/office/drawing/2016/5/9/chartex" xmlns:cx4="http://schemas.microsoft.com/office/drawing/2016/5/10/chartex" xmlns:cx5="http://schemas.microsoft.com/office/drawing/2016/5/11/chartex" xmlns:cx6="http://schemas.microsoft.com/office/drawing/2016/5/12/chartex" xmlns:cx7="http://schemas.microsoft.com/office/drawing/2016/5/13/chartex" xmlns:cx8="http://schemas.microsoft.com/office/drawing/2016/5/14/chartex" xmlns:mc="http://schemas.openxmlformats.org/markup-compatibility/2006" xmlns:aink="http://schemas.microsoft.com/office/drawing/2016/ink" xmlns:am3d="http://schemas.microsoft.com/office/drawing/2017/model3d" xmlns:o="urn:schemas-microsoft-com:office:office" xmlns:oel="http://schemas.microsoft.com/office/2019/extlst" xmlns:r="http://schemas.openxmlformats.org/officeDocument/2006/relationships" xmlns:m="http://schemas.openxmlformats.org/officeDocument/2006/math" xmlns:v="urn:schemas-microsoft-com:vml" xmlns:wp14="http://schemas.microsoft.com/office/word/2010/wordprocessingDrawing" xmlns:wp="http://schemas.openxmlformats.org/drawingml/2006/wordprocessingDrawing" xmlns:w10="urn:schemas-microsoft-com:office:word" xmlns:w="http://schemas.openxmlformats.org/wordprocessingml/2006/main" xmlns:w14="http://schemas.microsoft.com/office/word/2010/wordml" xmlns:w15="http://schemas.microsoft.com/office/word/2012/wordml" xmlns:w16cex="http://schemas.microsoft.com/office/word/2018/wordml/cex" xmlns:w16cid="http://schemas.microsoft.com/office/word/2016/wordml/cid" xmlns:w16="http://schemas.microsoft.com/office/word/2018/wordml" xmlns:w16du="http://schemas.microsoft.com/office/word/2023/wordml/word16du" xmlns:w16sdtdh="http://schemas.microsoft.com/office/word/2020/wordml/sdtdatahash" xmlns:w16sdtfl="http://schemas.microsoft.com/office/word/2024/wordml/sdtformatlock" xmlns:w16se="http://schemas.microsoft.com/office/word/2015/wordml/symex" xmlns:wpg="http://schemas.microsoft.com/office/word/2010/wordprocessingGroup" xmlns:wpi="http://schemas.microsoft.com/office/word/2010/wordprocessingInk" xmlns:wne="http://schemas.microsoft.com/office/word/2006/wordml" xmlns:wps="http://schemas.microsoft.com/office/word/2010/wordprocessingShape" mc:Ignorable="w14 w15 w16se w16cid w16 w16cex w16sdtdh w16sdtfl w16du wp14">
+  <w:abstractNum w:abstractNumId="0" w15:restartNumberingAfterBreak="0">
+    <w:nsid w:val="0EC6755E"/>
+    <w:multiLevelType w:val="multilevel"/>
+    <w:tmpl w:val="DB8ACCE8"/>
+    <w:lvl w:ilvl="0">
+      <w:start w:val="1"/>
+      <w:numFmt w:val="bullet"/>
+      <w:lvlText w:val=""/>
+      <w:lvlJc w:val="left"/>
+      <w:pPr>
+        <w:tabs>
+          <w:tab w:val="num" w:pos="720"/>
+        </w:tabs>
+        <w:ind w:left="720" w:hanging="360"/>
+      </w:pPr>
+      <w:rPr>
+        <w:rFonts w:ascii="Symbol" w:hAnsi="Symbol" w:hint="default"/>
+        <w:sz w:val="20"/>
+      </w:rPr>
+    </w:lvl>
+    <w:lvl w:ilvl="1">
+      <w:start w:val="1"/>
+      <w:numFmt w:val="bullet"/>
+      <w:lvlText w:val="o"/>
+      <w:lvlJc w:val="left"/>
+      <w:pPr>
+        <w:tabs>
+          <w:tab w:val="num" w:pos="1440"/>
+        </w:tabs>
+        <w:ind w:left="1440" w:hanging="360"/>
+      </w:pPr>
+      <w:rPr>
+        <w:rFonts w:ascii="Courier New" w:hAnsi="Courier New" w:hint="default"/>
+        <w:sz w:val="20"/>
+      </w:rPr>
+    </w:lvl>
+    <w:lvl w:ilvl="2" w:tentative="1">
+      <w:start w:val="1"/>
+      <w:numFmt w:val="bullet"/>
+      <w:lvlText w:val=""/>
+      <w:lvlJc w:val="left"/>
+      <w:pPr>
+        <w:tabs>
+          <w:tab w:val="num" w:pos="2160"/>
+        </w:tabs>
+        <w:ind w:left="2160" w:hanging="360"/>
+      </w:pPr>
+      <w:rPr>
+        <w:rFonts w:ascii="Wingdings" w:hAnsi="Wingdings" w:hint="default"/>
+        <w:sz w:val="20"/>
+      </w:rPr>
+    </w:lvl>
+    <w:lvl w:ilvl="3" w:tentative="1">
+      <w:start w:val="1"/>
+      <w:numFmt w:val="bullet"/>
+      <w:lvlText w:val=""/>
+      <w:lvlJc w:val="left"/>
+      <w:pPr>
+        <w:tabs>
+          <w:tab w:val="num" w:pos="2880"/>
+        </w:tabs>
+        <w:ind w:left="2880" w:hanging="360"/>
+      </w:pPr>
+      <w:rPr>
+        <w:rFonts w:ascii="Wingdings" w:hAnsi="Wingdings" w:hint="default"/>
+        <w:sz w:val="20"/>
+      </w:rPr>
+    </w:lvl>
+    <w:lvl w:ilvl="4" w:tentative="1">
+      <w:start w:val="1"/>
+      <w:numFmt w:val="bullet"/>
+      <w:lvlText w:val=""/>
+      <w:lvlJc w:val="left"/>
+      <w:pPr>
+        <w:tabs>
+          <w:tab w:val="num" w:pos="3600"/>
+        </w:tabs>
+        <w:ind w:left="3600" w:hanging="360"/>
+      </w:pPr>
+      <w:rPr>
+        <w:rFonts w:ascii="Wingdings" w:hAnsi="Wingdings" w:hint="default"/>
+        <w:sz w:val="20"/>
+      </w:rPr>
+    </w:lvl>
+    <w:lvl w:ilvl="5" w:tentative="1">
+      <w:start w:val="1"/>
+      <w:numFmt w:val="bullet"/>
+      <w:lvlText w:val=""/>
+      <w:lvlJc w:val="left"/>
+      <w:pPr>
+        <w:tabs>
+          <w:tab w:val="num" w:pos="4320"/>
+        </w:tabs>
+        <w:ind w:left="4320" w:hanging="360"/>
+      </w:pPr>
+      <w:rPr>
+        <w:rFonts w:ascii="Wingdings" w:hAnsi="Wingdings" w:hint="default"/>
+        <w:sz w:val="20"/>
+      </w:rPr>
+    </w:lvl>
+    <w:lvl w:ilvl="6" w:tentative="1">
+      <w:start w:val="1"/>
+      <w:numFmt w:val="bullet"/>
+      <w:lvlText w:val=""/>
+      <w:lvlJc w:val="left"/>
+      <w:pPr>
+        <w:tabs>
+          <w:tab w:val="num" w:pos="5040"/>
+        </w:tabs>
+        <w:ind w:left="5040" w:hanging="360"/>
+      </w:pPr>
+      <w:rPr>
+        <w:rFonts w:ascii="Wingdings" w:hAnsi="Wingdings" w:hint="default"/>
+        <w:sz w:val="20"/>
+      </w:rPr>
+    </w:lvl>
+    <w:lvl w:ilvl="7" w:tentative="1">
+      <w:start w:val="1"/>
+      <w:numFmt w:val="bullet"/>
+      <w:lvlText w:val=""/>
+      <w:lvlJc w:val="left"/>
+      <w:pPr>
+        <w:tabs>
+          <w:tab w:val="num" w:pos="5760"/>
+        </w:tabs>
+        <w:ind w:left="5760" w:hanging="360"/>
+      </w:pPr>
+      <w:rPr>
+        <w:rFonts w:ascii="Wingdings" w:hAnsi="Wingdings" w:hint="default"/>
+        <w:sz w:val="20"/>
+      </w:rPr>
+    </w:lvl>
+    <w:lvl w:ilvl="8" w:tentative="1">
+      <w:start w:val="1"/>
+      <w:numFmt w:val="bullet"/>
+      <w:lvlText w:val=""/>
+      <w:lvlJc w:val="left"/>
+      <w:pPr>
+        <w:tabs>
+          <w:tab w:val="num" w:pos="6480"/>
+        </w:tabs>
+        <w:ind w:left="6480" w:hanging="360"/>
+      </w:pPr>
+      <w:rPr>
+        <w:rFonts w:ascii="Wingdings" w:hAnsi="Wingdings" w:hint="default"/>
+        <w:sz w:val="20"/>
+      </w:rPr>
+    </w:lvl>
+  </w:abstractNum>
+  <w:abstractNum w:abstractNumId="1" w15:restartNumberingAfterBreak="0">
+    <w:nsid w:val="10D9758B"/>
+    <w:multiLevelType w:val="multilevel"/>
+    <w:tmpl w:val="48E62702"/>
+    <w:lvl w:ilvl="0">
+      <w:start w:val="1"/>
+      <w:numFmt w:val="bullet"/>
+      <w:lvlText w:val=""/>
+      <w:lvlJc w:val="left"/>
+      <w:pPr>
+        <w:tabs>
+          <w:tab w:val="num" w:pos="720"/>
+        </w:tabs>
+        <w:ind w:left="720" w:hanging="360"/>
+      </w:pPr>
+      <w:rPr>
+        <w:rFonts w:ascii="Symbol" w:hAnsi="Symbol" w:hint="default"/>
+        <w:sz w:val="20"/>
+      </w:rPr>
+    </w:lvl>
+    <w:lvl w:ilvl="1">
+      <w:start w:val="1"/>
+      <w:numFmt w:val="bullet"/>
+      <w:lvlText w:val="o"/>
+      <w:lvlJc w:val="left"/>
+      <w:pPr>
+        <w:tabs>
+          <w:tab w:val="num" w:pos="1440"/>
+        </w:tabs>
+        <w:ind w:left="1440" w:hanging="360"/>
+      </w:pPr>
+      <w:rPr>
+        <w:rFonts w:ascii="Courier New" w:hAnsi="Courier New" w:hint="default"/>
+        <w:sz w:val="20"/>
+      </w:rPr>
+    </w:lvl>
+    <w:lvl w:ilvl="2" w:tentative="1">
+      <w:start w:val="1"/>
+      <w:numFmt w:val="bullet"/>
+      <w:lvlText w:val=""/>
+      <w:lvlJc w:val="left"/>
+      <w:pPr>
+        <w:tabs>
+          <w:tab w:val="num" w:pos="2160"/>
+        </w:tabs>
+        <w:ind w:left="2160" w:hanging="360"/>
+      </w:pPr>
+      <w:rPr>
+        <w:rFonts w:ascii="Wingdings" w:hAnsi="Wingdings" w:hint="default"/>
+        <w:sz w:val="20"/>
+      </w:rPr>
+    </w:lvl>
+    <w:lvl w:ilvl="3" w:tentative="1">
+      <w:start w:val="1"/>
+      <w:numFmt w:val="bullet"/>
+      <w:lvlText w:val=""/>
+      <w:lvlJc w:val="left"/>
+      <w:pPr>
+        <w:tabs>
+          <w:tab w:val="num" w:pos="2880"/>
+        </w:tabs>
+        <w:ind w:left="2880" w:hanging="360"/>
+      </w:pPr>
+      <w:rPr>
+        <w:rFonts w:ascii="Wingdings" w:hAnsi="Wingdings" w:hint="default"/>
+        <w:sz w:val="20"/>
+      </w:rPr>
+    </w:lvl>
+    <w:lvl w:ilvl="4" w:tentative="1">
+      <w:start w:val="1"/>
+      <w:numFmt w:val="bullet"/>
+      <w:lvlText w:val=""/>
+      <w:lvlJc w:val="left"/>
+      <w:pPr>
+        <w:tabs>
+          <w:tab w:val="num" w:pos="3600"/>
+        </w:tabs>
+        <w:ind w:left="3600" w:hanging="360"/>
+      </w:pPr>
+      <w:rPr>
+        <w:rFonts w:ascii="Wingdings" w:hAnsi="Wingdings" w:hint="default"/>
+        <w:sz w:val="20"/>
+      </w:rPr>
+    </w:lvl>
+    <w:lvl w:ilvl="5" w:tentative="1">
+      <w:start w:val="1"/>
+      <w:numFmt w:val="bullet"/>
+      <w:lvlText w:val=""/>
+      <w:lvlJc w:val="left"/>
+      <w:pPr>
+        <w:tabs>
+          <w:tab w:val="num" w:pos="4320"/>
+        </w:tabs>
+        <w:ind w:left="4320" w:hanging="360"/>
+      </w:pPr>
+      <w:rPr>
+        <w:rFonts w:ascii="Wingdings" w:hAnsi="Wingdings" w:hint="default"/>
+        <w:sz w:val="20"/>
+      </w:rPr>
+    </w:lvl>
+    <w:lvl w:ilvl="6" w:tentative="1">
+      <w:start w:val="1"/>
+      <w:numFmt w:val="bullet"/>
+      <w:lvlText w:val=""/>
+      <w:lvlJc w:val="left"/>
+      <w:pPr>
+        <w:tabs>
+          <w:tab w:val="num" w:pos="5040"/>
+        </w:tabs>
+        <w:ind w:left="5040" w:hanging="360"/>
+      </w:pPr>
+      <w:rPr>
+        <w:rFonts w:ascii="Wingdings" w:hAnsi="Wingdings" w:hint="default"/>
+        <w:sz w:val="20"/>
+      </w:rPr>
+    </w:lvl>
+    <w:lvl w:ilvl="7" w:tentative="1">
+      <w:start w:val="1"/>
+      <w:numFmt w:val="bullet"/>
+      <w:lvlText w:val=""/>
+      <w:lvlJc w:val="left"/>
+      <w:pPr>
+        <w:tabs>
+          <w:tab w:val="num" w:pos="5760"/>
+        </w:tabs>
+        <w:ind w:left="5760" w:hanging="360"/>
+      </w:pPr>
+      <w:rPr>
+        <w:rFonts w:ascii="Wingdings" w:hAnsi="Wingdings" w:hint="default"/>
+        <w:sz w:val="20"/>
+      </w:rPr>
+    </w:lvl>
+    <w:lvl w:ilvl="8" w:tentative="1">
+      <w:start w:val="1"/>
+      <w:numFmt w:val="bullet"/>
+      <w:lvlText w:val=""/>
+      <w:lvlJc w:val="left"/>
+      <w:pPr>
+        <w:tabs>
+          <w:tab w:val="num" w:pos="6480"/>
+        </w:tabs>
+        <w:ind w:left="6480" w:hanging="360"/>
+      </w:pPr>
+      <w:rPr>
+        <w:rFonts w:ascii="Wingdings" w:hAnsi="Wingdings" w:hint="default"/>
+        <w:sz w:val="20"/>
+      </w:rPr>
+    </w:lvl>
+  </w:abstractNum>
+  <w:abstractNum w:abstractNumId="2" w15:restartNumberingAfterBreak="0">
+    <w:nsid w:val="1A4A36CD"/>
+    <w:multiLevelType w:val="multilevel"/>
+    <w:tmpl w:val="46C67B26"/>
+    <w:lvl w:ilvl="0">
+      <w:start w:val="1"/>
+      <w:numFmt w:val="bullet"/>
+      <w:lvlText w:val=""/>
+      <w:lvlJc w:val="left"/>
+      <w:pPr>
+        <w:tabs>
+          <w:tab w:val="num" w:pos="720"/>
+        </w:tabs>
+        <w:ind w:left="720" w:hanging="360"/>
+      </w:pPr>
+      <w:rPr>
+        <w:rFonts w:ascii="Symbol" w:hAnsi="Symbol" w:hint="default"/>
+        <w:sz w:val="20"/>
+      </w:rPr>
+    </w:lvl>
+    <w:lvl w:ilvl="1" w:tentative="1">
+      <w:start w:val="1"/>
+      <w:numFmt w:val="bullet"/>
+      <w:lvlText w:val="o"/>
+      <w:lvlJc w:val="left"/>
+      <w:pPr>
+        <w:tabs>
+          <w:tab w:val="num" w:pos="1440"/>
+        </w:tabs>
+        <w:ind w:left="1440" w:hanging="360"/>
+      </w:pPr>
+      <w:rPr>
+        <w:rFonts w:ascii="Courier New" w:hAnsi="Courier New" w:hint="default"/>
+        <w:sz w:val="20"/>
+      </w:rPr>
+    </w:lvl>
+    <w:lvl w:ilvl="2" w:tentative="1">
+      <w:start w:val="1"/>
+      <w:numFmt w:val="bullet"/>
+      <w:lvlText w:val=""/>
+      <w:lvlJc w:val="left"/>
+      <w:pPr>
+        <w:tabs>
+          <w:tab w:val="num" w:pos="2160"/>
+        </w:tabs>
+        <w:ind w:left="2160" w:hanging="360"/>
+      </w:pPr>
+      <w:rPr>
+        <w:rFonts w:ascii="Wingdings" w:hAnsi="Wingdings" w:hint="default"/>
+        <w:sz w:val="20"/>
+      </w:rPr>
+    </w:lvl>
+    <w:lvl w:ilvl="3" w:tentative="1">
+      <w:start w:val="1"/>
+      <w:numFmt w:val="bullet"/>
+      <w:lvlText w:val=""/>
+      <w:lvlJc w:val="left"/>
+      <w:pPr>
+        <w:tabs>
+          <w:tab w:val="num" w:pos="2880"/>
+        </w:tabs>
+        <w:ind w:left="2880" w:hanging="360"/>
+      </w:pPr>
+      <w:rPr>
+        <w:rFonts w:ascii="Wingdings" w:hAnsi="Wingdings" w:hint="default"/>
+        <w:sz w:val="20"/>
+      </w:rPr>
+    </w:lvl>
+    <w:lvl w:ilvl="4" w:tentative="1">
+      <w:start w:val="1"/>
+      <w:numFmt w:val="bullet"/>
+      <w:lvlText w:val=""/>
+      <w:lvlJc w:val="left"/>
+      <w:pPr>
+        <w:tabs>
+          <w:tab w:val="num" w:pos="3600"/>
+        </w:tabs>
+        <w:ind w:left="3600" w:hanging="360"/>
+      </w:pPr>
+      <w:rPr>
+        <w:rFonts w:ascii="Wingdings" w:hAnsi="Wingdings" w:hint="default"/>
+        <w:sz w:val="20"/>
+      </w:rPr>
+    </w:lvl>
+    <w:lvl w:ilvl="5" w:tentative="1">
+      <w:start w:val="1"/>
+      <w:numFmt w:val="bullet"/>
+      <w:lvlText w:val=""/>
+      <w:lvlJc w:val="left"/>
+      <w:pPr>
+        <w:tabs>
+          <w:tab w:val="num" w:pos="4320"/>
+        </w:tabs>
+        <w:ind w:left="4320" w:hanging="360"/>
+      </w:pPr>
+      <w:rPr>
+        <w:rFonts w:ascii="Wingdings" w:hAnsi="Wingdings" w:hint="default"/>
+        <w:sz w:val="20"/>
+      </w:rPr>
+    </w:lvl>
+    <w:lvl w:ilvl="6" w:tentative="1">
+      <w:start w:val="1"/>
+      <w:numFmt w:val="bullet"/>
+      <w:lvlText w:val=""/>
+      <w:lvlJc w:val="left"/>
+      <w:pPr>
+        <w:tabs>
+          <w:tab w:val="num" w:pos="5040"/>
+        </w:tabs>
+        <w:ind w:left="5040" w:hanging="360"/>
+      </w:pPr>
+      <w:rPr>
+        <w:rFonts w:ascii="Wingdings" w:hAnsi="Wingdings" w:hint="default"/>
+        <w:sz w:val="20"/>
+      </w:rPr>
+    </w:lvl>
+    <w:lvl w:ilvl="7" w:tentative="1">
+      <w:start w:val="1"/>
+      <w:numFmt w:val="bullet"/>
+      <w:lvlText w:val=""/>
+      <w:lvlJc w:val="left"/>
+      <w:pPr>
+        <w:tabs>
+          <w:tab w:val="num" w:pos="5760"/>
+        </w:tabs>
+        <w:ind w:left="5760" w:hanging="360"/>
+      </w:pPr>
+      <w:rPr>
+        <w:rFonts w:ascii="Wingdings" w:hAnsi="Wingdings" w:hint="default"/>
+        <w:sz w:val="20"/>
+      </w:rPr>
+    </w:lvl>
+    <w:lvl w:ilvl="8" w:tentative="1">
+      <w:start w:val="1"/>
+      <w:numFmt w:val="bullet"/>
+      <w:lvlText w:val=""/>
+      <w:lvlJc w:val="left"/>
+      <w:pPr>
+        <w:tabs>
+          <w:tab w:val="num" w:pos="6480"/>
+        </w:tabs>
+        <w:ind w:left="6480" w:hanging="360"/>
+      </w:pPr>
+      <w:rPr>
+        <w:rFonts w:ascii="Wingdings" w:hAnsi="Wingdings" w:hint="default"/>
+        <w:sz w:val="20"/>
+      </w:rPr>
+    </w:lvl>
+  </w:abstractNum>
+  <w:abstractNum w:abstractNumId="3" w15:restartNumberingAfterBreak="0">
+    <w:nsid w:val="27151321"/>
+    <w:multiLevelType w:val="multilevel"/>
+    <w:tmpl w:val="31E8F75A"/>
+    <w:lvl w:ilvl="0">
+      <w:start w:val="1"/>
+      <w:numFmt w:val="bullet"/>
+      <w:lvlText w:val=""/>
+      <w:lvlJc w:val="left"/>
+      <w:pPr>
+        <w:tabs>
+          <w:tab w:val="num" w:pos="720"/>
+        </w:tabs>
+        <w:ind w:left="720" w:hanging="360"/>
+      </w:pPr>
+      <w:rPr>
+        <w:rFonts w:ascii="Symbol" w:hAnsi="Symbol" w:hint="default"/>
+        <w:sz w:val="20"/>
+      </w:rPr>
+    </w:lvl>
+    <w:lvl w:ilvl="1">
+      <w:start w:val="1"/>
+      <w:numFmt w:val="bullet"/>
+      <w:lvlText w:val="o"/>
+      <w:lvlJc w:val="left"/>
+      <w:pPr>
+        <w:tabs>
+          <w:tab w:val="num" w:pos="1440"/>
+        </w:tabs>
+        <w:ind w:left="1440" w:hanging="360"/>
+      </w:pPr>
+      <w:rPr>
+        <w:rFonts w:ascii="Courier New" w:hAnsi="Courier New" w:hint="default"/>
+        <w:sz w:val="20"/>
+      </w:rPr>
+    </w:lvl>
+    <w:lvl w:ilvl="2" w:tentative="1">
+      <w:start w:val="1"/>
+      <w:numFmt w:val="bullet"/>
+      <w:lvlText w:val=""/>
+      <w:lvlJc w:val="left"/>
+      <w:pPr>
+        <w:tabs>
+          <w:tab w:val="num" w:pos="2160"/>
+        </w:tabs>
+        <w:ind w:left="2160" w:hanging="360"/>
+      </w:pPr>
+      <w:rPr>
+        <w:rFonts w:ascii="Wingdings" w:hAnsi="Wingdings" w:hint="default"/>
+        <w:sz w:val="20"/>
+      </w:rPr>
+    </w:lvl>
+    <w:lvl w:ilvl="3" w:tentative="1">
+      <w:start w:val="1"/>
+      <w:numFmt w:val="bullet"/>
+      <w:lvlText w:val=""/>
+      <w:lvlJc w:val="left"/>
+      <w:pPr>
+        <w:tabs>
+          <w:tab w:val="num" w:pos="2880"/>
+        </w:tabs>
+        <w:ind w:left="2880" w:hanging="360"/>
+      </w:pPr>
+      <w:rPr>
+        <w:rFonts w:ascii="Wingdings" w:hAnsi="Wingdings" w:hint="default"/>
+        <w:sz w:val="20"/>
+      </w:rPr>
+    </w:lvl>
+    <w:lvl w:ilvl="4" w:tentative="1">
+      <w:start w:val="1"/>
+      <w:numFmt w:val="bullet"/>
+      <w:lvlText w:val=""/>
+      <w:lvlJc w:val="left"/>
+      <w:pPr>
+        <w:tabs>
+          <w:tab w:val="num" w:pos="3600"/>
+        </w:tabs>
+        <w:ind w:left="3600" w:hanging="360"/>
+      </w:pPr>
+      <w:rPr>
+        <w:rFonts w:ascii="Wingdings" w:hAnsi="Wingdings" w:hint="default"/>
+        <w:sz w:val="20"/>
+      </w:rPr>
+    </w:lvl>
+    <w:lvl w:ilvl="5" w:tentative="1">
+      <w:start w:val="1"/>
+      <w:numFmt w:val="bullet"/>
+      <w:lvlText w:val=""/>
+      <w:lvlJc w:val="left"/>
+      <w:pPr>
+        <w:tabs>
+          <w:tab w:val="num" w:pos="4320"/>
+        </w:tabs>
+        <w:ind w:left="4320" w:hanging="360"/>
+      </w:pPr>
+      <w:rPr>
+        <w:rFonts w:ascii="Wingdings" w:hAnsi="Wingdings" w:hint="default"/>
+        <w:sz w:val="20"/>
+      </w:rPr>
+    </w:lvl>
+    <w:lvl w:ilvl="6" w:tentative="1">
+      <w:start w:val="1"/>
+      <w:numFmt w:val="bullet"/>
+      <w:lvlText w:val=""/>
+      <w:lvlJc w:val="left"/>
+      <w:pPr>
+        <w:tabs>
+          <w:tab w:val="num" w:pos="5040"/>
+        </w:tabs>
+        <w:ind w:left="5040" w:hanging="360"/>
+      </w:pPr>
+      <w:rPr>
+        <w:rFonts w:ascii="Wingdings" w:hAnsi="Wingdings" w:hint="default"/>
+        <w:sz w:val="20"/>
+      </w:rPr>
+    </w:lvl>
+    <w:lvl w:ilvl="7" w:tentative="1">
+      <w:start w:val="1"/>
+      <w:numFmt w:val="bullet"/>
+      <w:lvlText w:val=""/>
+      <w:lvlJc w:val="left"/>
+      <w:pPr>
+        <w:tabs>
+          <w:tab w:val="num" w:pos="5760"/>
+        </w:tabs>
+        <w:ind w:left="5760" w:hanging="360"/>
+      </w:pPr>
+      <w:rPr>
+        <w:rFonts w:ascii="Wingdings" w:hAnsi="Wingdings" w:hint="default"/>
+        <w:sz w:val="20"/>
+      </w:rPr>
+    </w:lvl>
+    <w:lvl w:ilvl="8" w:tentative="1">
+      <w:start w:val="1"/>
+      <w:numFmt w:val="bullet"/>
+      <w:lvlText w:val=""/>
+      <w:lvlJc w:val="left"/>
+      <w:pPr>
+        <w:tabs>
+          <w:tab w:val="num" w:pos="6480"/>
+        </w:tabs>
+        <w:ind w:left="6480" w:hanging="360"/>
+      </w:pPr>
+      <w:rPr>
+        <w:rFonts w:ascii="Wingdings" w:hAnsi="Wingdings" w:hint="default"/>
+        <w:sz w:val="20"/>
+      </w:rPr>
+    </w:lvl>
+  </w:abstractNum>
+  <w:abstractNum w:abstractNumId="4" w15:restartNumberingAfterBreak="0">
+    <w:nsid w:val="27220C43"/>
+    <w:multiLevelType w:val="multilevel"/>
+    <w:tmpl w:val="37B80612"/>
+    <w:lvl w:ilvl="0">
+      <w:start w:val="1"/>
+      <w:numFmt w:val="bullet"/>
+      <w:lvlText w:val=""/>
+      <w:lvlJc w:val="left"/>
+      <w:pPr>
+        <w:tabs>
+          <w:tab w:val="num" w:pos="720"/>
+        </w:tabs>
+        <w:ind w:left="720" w:hanging="360"/>
+      </w:pPr>
+      <w:rPr>
+        <w:rFonts w:ascii="Symbol" w:hAnsi="Symbol" w:hint="default"/>
+        <w:sz w:val="20"/>
+      </w:rPr>
+    </w:lvl>
+    <w:lvl w:ilvl="1">
+      <w:start w:val="1"/>
+      <w:numFmt w:val="bullet"/>
+      <w:lvlText w:val="o"/>
+      <w:lvlJc w:val="left"/>
+      <w:pPr>
+        <w:tabs>
+          <w:tab w:val="num" w:pos="1440"/>
+        </w:tabs>
+        <w:ind w:left="1440" w:hanging="360"/>
+      </w:pPr>
+      <w:rPr>
+        <w:rFonts w:ascii="Courier New" w:hAnsi="Courier New" w:hint="default"/>
+        <w:sz w:val="20"/>
+      </w:rPr>
+    </w:lvl>
+    <w:lvl w:ilvl="2" w:tentative="1">
+      <w:start w:val="1"/>
+      <w:numFmt w:val="bullet"/>
+      <w:lvlText w:val=""/>
+      <w:lvlJc w:val="left"/>
+      <w:pPr>
+        <w:tabs>
+          <w:tab w:val="num" w:pos="2160"/>
+        </w:tabs>
+        <w:ind w:left="2160" w:hanging="360"/>
+      </w:pPr>
+      <w:rPr>
+        <w:rFonts w:ascii="Wingdings" w:hAnsi="Wingdings" w:hint="default"/>
+        <w:sz w:val="20"/>
+      </w:rPr>
+    </w:lvl>
+    <w:lvl w:ilvl="3" w:tentative="1">
+      <w:start w:val="1"/>
+      <w:numFmt w:val="bullet"/>
+      <w:lvlText w:val=""/>
+      <w:lvlJc w:val="left"/>
+      <w:pPr>
+        <w:tabs>
+          <w:tab w:val="num" w:pos="2880"/>
+        </w:tabs>
+        <w:ind w:left="2880" w:hanging="360"/>
+      </w:pPr>
+      <w:rPr>
+        <w:rFonts w:ascii="Wingdings" w:hAnsi="Wingdings" w:hint="default"/>
+        <w:sz w:val="20"/>
+      </w:rPr>
+    </w:lvl>
+    <w:lvl w:ilvl="4" w:tentative="1">
+      <w:start w:val="1"/>
+      <w:numFmt w:val="bullet"/>
+      <w:lvlText w:val=""/>
+      <w:lvlJc w:val="left"/>
+      <w:pPr>
+        <w:tabs>
+          <w:tab w:val="num" w:pos="3600"/>
+        </w:tabs>
+        <w:ind w:left="3600" w:hanging="360"/>
+      </w:pPr>
+      <w:rPr>
+        <w:rFonts w:ascii="Wingdings" w:hAnsi="Wingdings" w:hint="default"/>
+        <w:sz w:val="20"/>
+      </w:rPr>
+    </w:lvl>
+    <w:lvl w:ilvl="5" w:tentative="1">
+      <w:start w:val="1"/>
+      <w:numFmt w:val="bullet"/>
+      <w:lvlText w:val=""/>
+      <w:lvlJc w:val="left"/>
+      <w:pPr>
+        <w:tabs>
+          <w:tab w:val="num" w:pos="4320"/>
+        </w:tabs>
+        <w:ind w:left="4320" w:hanging="360"/>
+      </w:pPr>
+      <w:rPr>
+        <w:rFonts w:ascii="Wingdings" w:hAnsi="Wingdings" w:hint="default"/>
+        <w:sz w:val="20"/>
+      </w:rPr>
+    </w:lvl>
+    <w:lvl w:ilvl="6" w:tentative="1">
+      <w:start w:val="1"/>
+      <w:numFmt w:val="bullet"/>
+      <w:lvlText w:val=""/>
+      <w:lvlJc w:val="left"/>
+      <w:pPr>
+        <w:tabs>
+          <w:tab w:val="num" w:pos="5040"/>
+        </w:tabs>
+        <w:ind w:left="5040" w:hanging="360"/>
+      </w:pPr>
+      <w:rPr>
+        <w:rFonts w:ascii="Wingdings" w:hAnsi="Wingdings" w:hint="default"/>
+        <w:sz w:val="20"/>
+      </w:rPr>
+    </w:lvl>
+    <w:lvl w:ilvl="7" w:tentative="1">
+      <w:start w:val="1"/>
+      <w:numFmt w:val="bullet"/>
+      <w:lvlText w:val=""/>
+      <w:lvlJc w:val="left"/>
+      <w:pPr>
+        <w:tabs>
+          <w:tab w:val="num" w:pos="5760"/>
+        </w:tabs>
+        <w:ind w:left="5760" w:hanging="360"/>
+      </w:pPr>
+      <w:rPr>
+        <w:rFonts w:ascii="Wingdings" w:hAnsi="Wingdings" w:hint="default"/>
+        <w:sz w:val="20"/>
+      </w:rPr>
+    </w:lvl>
+    <w:lvl w:ilvl="8" w:tentative="1">
+      <w:start w:val="1"/>
+      <w:numFmt w:val="bullet"/>
+      <w:lvlText w:val=""/>
+      <w:lvlJc w:val="left"/>
+      <w:pPr>
+        <w:tabs>
+          <w:tab w:val="num" w:pos="6480"/>
+        </w:tabs>
+        <w:ind w:left="6480" w:hanging="360"/>
+      </w:pPr>
+      <w:rPr>
+        <w:rFonts w:ascii="Wingdings" w:hAnsi="Wingdings" w:hint="default"/>
+        <w:sz w:val="20"/>
+      </w:rPr>
+    </w:lvl>
+  </w:abstractNum>
+  <w:abstractNum w:abstractNumId="5" w15:restartNumberingAfterBreak="0">
+    <w:nsid w:val="3B2A7B7B"/>
+    <w:multiLevelType w:val="multilevel"/>
+    <w:tmpl w:val="D862AA24"/>
+    <w:lvl w:ilvl="0">
+      <w:start w:val="1"/>
+      <w:numFmt w:val="bullet"/>
+      <w:lvlText w:val=""/>
+      <w:lvlJc w:val="left"/>
+      <w:pPr>
+        <w:tabs>
+          <w:tab w:val="num" w:pos="720"/>
+        </w:tabs>
+        <w:ind w:left="720" w:hanging="360"/>
+      </w:pPr>
+      <w:rPr>
+        <w:rFonts w:ascii="Symbol" w:hAnsi="Symbol" w:hint="default"/>
+        <w:sz w:val="20"/>
+      </w:rPr>
+    </w:lvl>
+    <w:lvl w:ilvl="1" w:tentative="1">
+      <w:start w:val="1"/>
+      <w:numFmt w:val="bullet"/>
+      <w:lvlText w:val="o"/>
+      <w:lvlJc w:val="left"/>
+      <w:pPr>
+        <w:tabs>
+          <w:tab w:val="num" w:pos="1440"/>
+        </w:tabs>
+        <w:ind w:left="1440" w:hanging="360"/>
+      </w:pPr>
+      <w:rPr>
+        <w:rFonts w:ascii="Courier New" w:hAnsi="Courier New" w:hint="default"/>
+        <w:sz w:val="20"/>
+      </w:rPr>
+    </w:lvl>
+    <w:lvl w:ilvl="2" w:tentative="1">
+      <w:start w:val="1"/>
+      <w:numFmt w:val="bullet"/>
+      <w:lvlText w:val=""/>
+      <w:lvlJc w:val="left"/>
+      <w:pPr>
+        <w:tabs>
+          <w:tab w:val="num" w:pos="2160"/>
+        </w:tabs>
+        <w:ind w:left="2160" w:hanging="360"/>
+      </w:pPr>
+      <w:rPr>
+        <w:rFonts w:ascii="Wingdings" w:hAnsi="Wingdings" w:hint="default"/>
+        <w:sz w:val="20"/>
+      </w:rPr>
+    </w:lvl>
+    <w:lvl w:ilvl="3" w:tentative="1">
+      <w:start w:val="1"/>
+      <w:numFmt w:val="bullet"/>
+      <w:lvlText w:val=""/>
+      <w:lvlJc w:val="left"/>
+      <w:pPr>
+        <w:tabs>
+          <w:tab w:val="num" w:pos="2880"/>
+        </w:tabs>
+        <w:ind w:left="2880" w:hanging="360"/>
+      </w:pPr>
+      <w:rPr>
+        <w:rFonts w:ascii="Wingdings" w:hAnsi="Wingdings" w:hint="default"/>
+        <w:sz w:val="20"/>
+      </w:rPr>
+    </w:lvl>
+    <w:lvl w:ilvl="4" w:tentative="1">
+      <w:start w:val="1"/>
+      <w:numFmt w:val="bullet"/>
+      <w:lvlText w:val=""/>
+      <w:lvlJc w:val="left"/>
+      <w:pPr>
+        <w:tabs>
+          <w:tab w:val="num" w:pos="3600"/>
+        </w:tabs>
+        <w:ind w:left="3600" w:hanging="360"/>
+      </w:pPr>
+      <w:rPr>
+        <w:rFonts w:ascii="Wingdings" w:hAnsi="Wingdings" w:hint="default"/>
+        <w:sz w:val="20"/>
+      </w:rPr>
+    </w:lvl>
+    <w:lvl w:ilvl="5" w:tentative="1">
+      <w:start w:val="1"/>
+      <w:numFmt w:val="bullet"/>
+      <w:lvlText w:val=""/>
+      <w:lvlJc w:val="left"/>
+      <w:pPr>
+        <w:tabs>
+          <w:tab w:val="num" w:pos="4320"/>
+        </w:tabs>
+        <w:ind w:left="4320" w:hanging="360"/>
+      </w:pPr>
+      <w:rPr>
+        <w:rFonts w:ascii="Wingdings" w:hAnsi="Wingdings" w:hint="default"/>
+        <w:sz w:val="20"/>
+      </w:rPr>
+    </w:lvl>
+    <w:lvl w:ilvl="6" w:tentative="1">
+      <w:start w:val="1"/>
+      <w:numFmt w:val="bullet"/>
+      <w:lvlText w:val=""/>
+      <w:lvlJc w:val="left"/>
+      <w:pPr>
+        <w:tabs>
+          <w:tab w:val="num" w:pos="5040"/>
+        </w:tabs>
+        <w:ind w:left="5040" w:hanging="360"/>
+      </w:pPr>
+      <w:rPr>
+        <w:rFonts w:ascii="Wingdings" w:hAnsi="Wingdings" w:hint="default"/>
+        <w:sz w:val="20"/>
+      </w:rPr>
+    </w:lvl>
+    <w:lvl w:ilvl="7" w:tentative="1">
+      <w:start w:val="1"/>
+      <w:numFmt w:val="bullet"/>
+      <w:lvlText w:val=""/>
+      <w:lvlJc w:val="left"/>
+      <w:pPr>
+        <w:tabs>
+          <w:tab w:val="num" w:pos="5760"/>
+        </w:tabs>
+        <w:ind w:left="5760" w:hanging="360"/>
+      </w:pPr>
+      <w:rPr>
+        <w:rFonts w:ascii="Wingdings" w:hAnsi="Wingdings" w:hint="default"/>
+        <w:sz w:val="20"/>
+      </w:rPr>
+    </w:lvl>
+    <w:lvl w:ilvl="8" w:tentative="1">
+      <w:start w:val="1"/>
+      <w:numFmt w:val="bullet"/>
+      <w:lvlText w:val=""/>
+      <w:lvlJc w:val="left"/>
+      <w:pPr>
+        <w:tabs>
+          <w:tab w:val="num" w:pos="6480"/>
+        </w:tabs>
+        <w:ind w:left="6480" w:hanging="360"/>
+      </w:pPr>
+      <w:rPr>
+        <w:rFonts w:ascii="Wingdings" w:hAnsi="Wingdings" w:hint="default"/>
+        <w:sz w:val="20"/>
+      </w:rPr>
+    </w:lvl>
+  </w:abstractNum>
+  <w:abstractNum w:abstractNumId="6" w15:restartNumberingAfterBreak="0">
+    <w:nsid w:val="47D31BC9"/>
+    <w:multiLevelType w:val="multilevel"/>
+    <w:tmpl w:val="527A95D8"/>
+    <w:lvl w:ilvl="0">
+      <w:start w:val="1"/>
+      <w:numFmt w:val="bullet"/>
+      <w:lvlText w:val=""/>
+      <w:lvlJc w:val="left"/>
+      <w:pPr>
+        <w:tabs>
+          <w:tab w:val="num" w:pos="720"/>
+        </w:tabs>
+        <w:ind w:left="720" w:hanging="360"/>
+      </w:pPr>
+      <w:rPr>
+        <w:rFonts w:ascii="Symbol" w:hAnsi="Symbol" w:hint="default"/>
+        <w:sz w:val="20"/>
+      </w:rPr>
+    </w:lvl>
+    <w:lvl w:ilvl="1" w:tentative="1">
+      <w:start w:val="1"/>
+      <w:numFmt w:val="bullet"/>
+      <w:lvlText w:val="o"/>
+      <w:lvlJc w:val="left"/>
+      <w:pPr>
+        <w:tabs>
+          <w:tab w:val="num" w:pos="1440"/>
+        </w:tabs>
+        <w:ind w:left="1440" w:hanging="360"/>
+      </w:pPr>
+      <w:rPr>
+        <w:rFonts w:ascii="Courier New" w:hAnsi="Courier New" w:hint="default"/>
+        <w:sz w:val="20"/>
+      </w:rPr>
+    </w:lvl>
+    <w:lvl w:ilvl="2" w:tentative="1">
+      <w:start w:val="1"/>
+      <w:numFmt w:val="bullet"/>
+      <w:lvlText w:val=""/>
+      <w:lvlJc w:val="left"/>
+      <w:pPr>
+        <w:tabs>
+          <w:tab w:val="num" w:pos="2160"/>
+        </w:tabs>
+        <w:ind w:left="2160" w:hanging="360"/>
+      </w:pPr>
+      <w:rPr>
+        <w:rFonts w:ascii="Wingdings" w:hAnsi="Wingdings" w:hint="default"/>
+        <w:sz w:val="20"/>
+      </w:rPr>
+    </w:lvl>
+    <w:lvl w:ilvl="3" w:tentative="1">
+      <w:start w:val="1"/>
+      <w:numFmt w:val="bullet"/>
+      <w:lvlText w:val=""/>
+      <w:lvlJc w:val="left"/>
+      <w:pPr>
+        <w:tabs>
+          <w:tab w:val="num" w:pos="2880"/>
+        </w:tabs>
+        <w:ind w:left="2880" w:hanging="360"/>
+      </w:pPr>
+      <w:rPr>
+        <w:rFonts w:ascii="Wingdings" w:hAnsi="Wingdings" w:hint="default"/>
+        <w:sz w:val="20"/>
+      </w:rPr>
+    </w:lvl>
+    <w:lvl w:ilvl="4" w:tentative="1">
+      <w:start w:val="1"/>
+      <w:numFmt w:val="bullet"/>
+      <w:lvlText w:val=""/>
+      <w:lvlJc w:val="left"/>
+      <w:pPr>
+        <w:tabs>
+          <w:tab w:val="num" w:pos="3600"/>
+        </w:tabs>
+        <w:ind w:left="3600" w:hanging="360"/>
+      </w:pPr>
+      <w:rPr>
+        <w:rFonts w:ascii="Wingdings" w:hAnsi="Wingdings" w:hint="default"/>
+        <w:sz w:val="20"/>
+      </w:rPr>
+    </w:lvl>
+    <w:lvl w:ilvl="5" w:tentative="1">
+      <w:start w:val="1"/>
+      <w:numFmt w:val="bullet"/>
+      <w:lvlText w:val=""/>
+      <w:lvlJc w:val="left"/>
+      <w:pPr>
+        <w:tabs>
+          <w:tab w:val="num" w:pos="4320"/>
+        </w:tabs>
+        <w:ind w:left="4320" w:hanging="360"/>
+      </w:pPr>
+      <w:rPr>
+        <w:rFonts w:ascii="Wingdings" w:hAnsi="Wingdings" w:hint="default"/>
+        <w:sz w:val="20"/>
+      </w:rPr>
+    </w:lvl>
+    <w:lvl w:ilvl="6" w:tentative="1">
+      <w:start w:val="1"/>
+      <w:numFmt w:val="bullet"/>
+      <w:lvlText w:val=""/>
+      <w:lvlJc w:val="left"/>
+      <w:pPr>
+        <w:tabs>
+          <w:tab w:val="num" w:pos="5040"/>
+        </w:tabs>
+        <w:ind w:left="5040" w:hanging="360"/>
+      </w:pPr>
+      <w:rPr>
+        <w:rFonts w:ascii="Wingdings" w:hAnsi="Wingdings" w:hint="default"/>
+        <w:sz w:val="20"/>
+      </w:rPr>
+    </w:lvl>
+    <w:lvl w:ilvl="7" w:tentative="1">
+      <w:start w:val="1"/>
+      <w:numFmt w:val="bullet"/>
+      <w:lvlText w:val=""/>
+      <w:lvlJc w:val="left"/>
+      <w:pPr>
+        <w:tabs>
+          <w:tab w:val="num" w:pos="5760"/>
+        </w:tabs>
+        <w:ind w:left="5760" w:hanging="360"/>
+      </w:pPr>
+      <w:rPr>
+        <w:rFonts w:ascii="Wingdings" w:hAnsi="Wingdings" w:hint="default"/>
+        <w:sz w:val="20"/>
+      </w:rPr>
+    </w:lvl>
+    <w:lvl w:ilvl="8" w:tentative="1">
+      <w:start w:val="1"/>
+      <w:numFmt w:val="bullet"/>
+      <w:lvlText w:val=""/>
+      <w:lvlJc w:val="left"/>
+      <w:pPr>
+        <w:tabs>
+          <w:tab w:val="num" w:pos="6480"/>
+        </w:tabs>
+        <w:ind w:left="6480" w:hanging="360"/>
+      </w:pPr>
+      <w:rPr>
+        <w:rFonts w:ascii="Wingdings" w:hAnsi="Wingdings" w:hint="default"/>
+        <w:sz w:val="20"/>
+      </w:rPr>
+    </w:lvl>
+  </w:abstractNum>
+  <w:abstractNum w:abstractNumId="7" w15:restartNumberingAfterBreak="0">
+    <w:nsid w:val="55D93D6F"/>
+    <w:multiLevelType w:val="multilevel"/>
+    <w:tmpl w:val="1BE6B0BC"/>
+    <w:lvl w:ilvl="0">
+      <w:start w:val="1"/>
+      <w:numFmt w:val="bullet"/>
+      <w:lvlText w:val=""/>
+      <w:lvlJc w:val="left"/>
+      <w:pPr>
+        <w:tabs>
+          <w:tab w:val="num" w:pos="720"/>
+        </w:tabs>
+        <w:ind w:left="720" w:hanging="360"/>
+      </w:pPr>
+      <w:rPr>
+        <w:rFonts w:ascii="Symbol" w:hAnsi="Symbol" w:hint="default"/>
+        <w:sz w:val="20"/>
+      </w:rPr>
+    </w:lvl>
+    <w:lvl w:ilvl="1" w:tentative="1">
+      <w:start w:val="1"/>
+      <w:numFmt w:val="bullet"/>
+      <w:lvlText w:val="o"/>
+      <w:lvlJc w:val="left"/>
+      <w:pPr>
+        <w:tabs>
+          <w:tab w:val="num" w:pos="1440"/>
+        </w:tabs>
+        <w:ind w:left="1440" w:hanging="360"/>
+      </w:pPr>
+      <w:rPr>
+        <w:rFonts w:ascii="Courier New" w:hAnsi="Courier New" w:hint="default"/>
+        <w:sz w:val="20"/>
+      </w:rPr>
+    </w:lvl>
+    <w:lvl w:ilvl="2" w:tentative="1">
+      <w:start w:val="1"/>
+      <w:numFmt w:val="bullet"/>
+      <w:lvlText w:val=""/>
+      <w:lvlJc w:val="left"/>
+      <w:pPr>
+        <w:tabs>
+          <w:tab w:val="num" w:pos="2160"/>
+        </w:tabs>
+        <w:ind w:left="2160" w:hanging="360"/>
+      </w:pPr>
+      <w:rPr>
+        <w:rFonts w:ascii="Wingdings" w:hAnsi="Wingdings" w:hint="default"/>
+        <w:sz w:val="20"/>
+      </w:rPr>
+    </w:lvl>
+    <w:lvl w:ilvl="3" w:tentative="1">
+      <w:start w:val="1"/>
+      <w:numFmt w:val="bullet"/>
+      <w:lvlText w:val=""/>
+      <w:lvlJc w:val="left"/>
+      <w:pPr>
+        <w:tabs>
+          <w:tab w:val="num" w:pos="2880"/>
+        </w:tabs>
+        <w:ind w:left="2880" w:hanging="360"/>
+      </w:pPr>
+      <w:rPr>
+        <w:rFonts w:ascii="Wingdings" w:hAnsi="Wingdings" w:hint="default"/>
+        <w:sz w:val="20"/>
+      </w:rPr>
+    </w:lvl>
+    <w:lvl w:ilvl="4" w:tentative="1">
+      <w:start w:val="1"/>
+      <w:numFmt w:val="bullet"/>
+      <w:lvlText w:val=""/>
+      <w:lvlJc w:val="left"/>
+      <w:pPr>
+        <w:tabs>
+          <w:tab w:val="num" w:pos="3600"/>
+        </w:tabs>
+        <w:ind w:left="3600" w:hanging="360"/>
+      </w:pPr>
+      <w:rPr>
+        <w:rFonts w:ascii="Wingdings" w:hAnsi="Wingdings" w:hint="default"/>
+        <w:sz w:val="20"/>
+      </w:rPr>
+    </w:lvl>
+    <w:lvl w:ilvl="5" w:tentative="1">
+      <w:start w:val="1"/>
+      <w:numFmt w:val="bullet"/>
+      <w:lvlText w:val=""/>
+      <w:lvlJc w:val="left"/>
+      <w:pPr>
+        <w:tabs>
+          <w:tab w:val="num" w:pos="4320"/>
+        </w:tabs>
+        <w:ind w:left="4320" w:hanging="360"/>
+      </w:pPr>
+      <w:rPr>
+        <w:rFonts w:ascii="Wingdings" w:hAnsi="Wingdings" w:hint="default"/>
+        <w:sz w:val="20"/>
+      </w:rPr>
+    </w:lvl>
+    <w:lvl w:ilvl="6" w:tentative="1">
+      <w:start w:val="1"/>
+      <w:numFmt w:val="bullet"/>
+      <w:lvlText w:val=""/>
+      <w:lvlJc w:val="left"/>
+      <w:pPr>
+        <w:tabs>
+          <w:tab w:val="num" w:pos="5040"/>
+        </w:tabs>
+        <w:ind w:left="5040" w:hanging="360"/>
+      </w:pPr>
+      <w:rPr>
+        <w:rFonts w:ascii="Wingdings" w:hAnsi="Wingdings" w:hint="default"/>
+        <w:sz w:val="20"/>
+      </w:rPr>
+    </w:lvl>
+    <w:lvl w:ilvl="7" w:tentative="1">
+      <w:start w:val="1"/>
+      <w:numFmt w:val="bullet"/>
+      <w:lvlText w:val=""/>
+      <w:lvlJc w:val="left"/>
+      <w:pPr>
+        <w:tabs>
+          <w:tab w:val="num" w:pos="5760"/>
+        </w:tabs>
+        <w:ind w:left="5760" w:hanging="360"/>
+      </w:pPr>
+      <w:rPr>
+        <w:rFonts w:ascii="Wingdings" w:hAnsi="Wingdings" w:hint="default"/>
+        <w:sz w:val="20"/>
+      </w:rPr>
+    </w:lvl>
+    <w:lvl w:ilvl="8" w:tentative="1">
+      <w:start w:val="1"/>
+      <w:numFmt w:val="bullet"/>
+      <w:lvlText w:val=""/>
+      <w:lvlJc w:val="left"/>
+      <w:pPr>
+        <w:tabs>
+          <w:tab w:val="num" w:pos="6480"/>
+        </w:tabs>
+        <w:ind w:left="6480" w:hanging="360"/>
+      </w:pPr>
+      <w:rPr>
+        <w:rFonts w:ascii="Wingdings" w:hAnsi="Wingdings" w:hint="default"/>
+        <w:sz w:val="20"/>
+      </w:rPr>
+    </w:lvl>
+  </w:abstractNum>
+  <w:abstractNum w:abstractNumId="8" w15:restartNumberingAfterBreak="0">
+    <w:nsid w:val="78830103"/>
+    <w:multiLevelType w:val="multilevel"/>
+    <w:tmpl w:val="D9226DBA"/>
+    <w:lvl w:ilvl="0">
+      <w:start w:val="1"/>
+      <w:numFmt w:val="bullet"/>
+      <w:lvlText w:val=""/>
+      <w:lvlJc w:val="left"/>
+      <w:pPr>
+        <w:tabs>
+          <w:tab w:val="num" w:pos="720"/>
+        </w:tabs>
+        <w:ind w:left="720" w:hanging="360"/>
+      </w:pPr>
+      <w:rPr>
+        <w:rFonts w:ascii="Symbol" w:hAnsi="Symbol" w:hint="default"/>
+        <w:sz w:val="20"/>
+      </w:rPr>
+    </w:lvl>
+    <w:lvl w:ilvl="1">
+      <w:start w:val="1"/>
+      <w:numFmt w:val="bullet"/>
+      <w:lvlText w:val="o"/>
+      <w:lvlJc w:val="left"/>
+      <w:pPr>
+        <w:tabs>
+          <w:tab w:val="num" w:pos="1440"/>
+        </w:tabs>
+        <w:ind w:left="1440" w:hanging="360"/>
+      </w:pPr>
+      <w:rPr>
+        <w:rFonts w:ascii="Courier New" w:hAnsi="Courier New" w:hint="default"/>
+        <w:sz w:val="20"/>
+      </w:rPr>
+    </w:lvl>
+    <w:lvl w:ilvl="2" w:tentative="1">
+      <w:start w:val="1"/>
+      <w:numFmt w:val="bullet"/>
+      <w:lvlText w:val=""/>
+      <w:lvlJc w:val="left"/>
+      <w:pPr>
+        <w:tabs>
+          <w:tab w:val="num" w:pos="2160"/>
+        </w:tabs>
+        <w:ind w:left="2160" w:hanging="360"/>
+      </w:pPr>
+      <w:rPr>
+        <w:rFonts w:ascii="Wingdings" w:hAnsi="Wingdings" w:hint="default"/>
+        <w:sz w:val="20"/>
+      </w:rPr>
+    </w:lvl>
+    <w:lvl w:ilvl="3" w:tentative="1">
+      <w:start w:val="1"/>
+      <w:numFmt w:val="bullet"/>
+      <w:lvlText w:val=""/>
+      <w:lvlJc w:val="left"/>
+      <w:pPr>
+        <w:tabs>
+          <w:tab w:val="num" w:pos="2880"/>
+        </w:tabs>
+        <w:ind w:left="2880" w:hanging="360"/>
+      </w:pPr>
+      <w:rPr>
+        <w:rFonts w:ascii="Wingdings" w:hAnsi="Wingdings" w:hint="default"/>
+        <w:sz w:val="20"/>
+      </w:rPr>
+    </w:lvl>
+    <w:lvl w:ilvl="4" w:tentative="1">
+      <w:start w:val="1"/>
+      <w:numFmt w:val="bullet"/>
+      <w:lvlText w:val=""/>
+      <w:lvlJc w:val="left"/>
+      <w:pPr>
+        <w:tabs>
+          <w:tab w:val="num" w:pos="3600"/>
+        </w:tabs>
+        <w:ind w:left="3600" w:hanging="360"/>
+      </w:pPr>
+      <w:rPr>
+        <w:rFonts w:ascii="Wingdings" w:hAnsi="Wingdings" w:hint="default"/>
+        <w:sz w:val="20"/>
+      </w:rPr>
+    </w:lvl>
+    <w:lvl w:ilvl="5" w:tentative="1">
+      <w:start w:val="1"/>
+      <w:numFmt w:val="bullet"/>
+      <w:lvlText w:val=""/>
+      <w:lvlJc w:val="left"/>
+      <w:pPr>
+        <w:tabs>
+          <w:tab w:val="num" w:pos="4320"/>
+        </w:tabs>
+        <w:ind w:left="4320" w:hanging="360"/>
+      </w:pPr>
+      <w:rPr>
+        <w:rFonts w:ascii="Wingdings" w:hAnsi="Wingdings" w:hint="default"/>
+        <w:sz w:val="20"/>
+      </w:rPr>
+    </w:lvl>
+    <w:lvl w:ilvl="6" w:tentative="1">
+      <w:start w:val="1"/>
+      <w:numFmt w:val="bullet"/>
+      <w:lvlText w:val=""/>
+      <w:lvlJc w:val="left"/>
+      <w:pPr>
+        <w:tabs>
+          <w:tab w:val="num" w:pos="5040"/>
+        </w:tabs>
+        <w:ind w:left="5040" w:hanging="360"/>
+      </w:pPr>
+      <w:rPr>
+        <w:rFonts w:ascii="Wingdings" w:hAnsi="Wingdings" w:hint="default"/>
+        <w:sz w:val="20"/>
+      </w:rPr>
+    </w:lvl>
+    <w:lvl w:ilvl="7" w:tentative="1">
+      <w:start w:val="1"/>
+      <w:numFmt w:val="bullet"/>
+      <w:lvlText w:val=""/>
+      <w:lvlJc w:val="left"/>
+      <w:pPr>
+        <w:tabs>
+          <w:tab w:val="num" w:pos="5760"/>
+        </w:tabs>
+        <w:ind w:left="5760" w:hanging="360"/>
+      </w:pPr>
+      <w:rPr>
+        <w:rFonts w:ascii="Wingdings" w:hAnsi="Wingdings" w:hint="default"/>
+        <w:sz w:val="20"/>
+      </w:rPr>
+    </w:lvl>
+    <w:lvl w:ilvl="8" w:tentative="1">
+      <w:start w:val="1"/>
+      <w:numFmt w:val="bullet"/>
+      <w:lvlText w:val=""/>
+      <w:lvlJc w:val="left"/>
+      <w:pPr>
+        <w:tabs>
+          <w:tab w:val="num" w:pos="6480"/>
+        </w:tabs>
+        <w:ind w:left="6480" w:hanging="360"/>
+      </w:pPr>
+      <w:rPr>
+        <w:rFonts w:ascii="Wingdings" w:hAnsi="Wingdings" w:hint="default"/>
+        <w:sz w:val="20"/>
+      </w:rPr>
+    </w:lvl>
+  </w:abstractNum>
+  <w:abstractNum w:abstractNumId="9" w15:restartNumberingAfterBreak="0">
+    <w:nsid w:val="7A9F7319"/>
+    <w:multiLevelType w:val="multilevel"/>
+    <w:tmpl w:val="A530BA60"/>
+    <w:lvl w:ilvl="0">
+      <w:start w:val="1"/>
+      <w:numFmt w:val="bullet"/>
+      <w:lvlText w:val=""/>
+      <w:lvlJc w:val="left"/>
+      <w:pPr>
+        <w:tabs>
+          <w:tab w:val="num" w:pos="720"/>
+        </w:tabs>
+        <w:ind w:left="720" w:hanging="360"/>
+      </w:pPr>
+      <w:rPr>
+        <w:rFonts w:ascii="Symbol" w:hAnsi="Symbol" w:hint="default"/>
+        <w:sz w:val="20"/>
+      </w:rPr>
+    </w:lvl>
+    <w:lvl w:ilvl="1">
+      <w:start w:val="1"/>
+      <w:numFmt w:val="bullet"/>
+      <w:lvlText w:val="o"/>
+      <w:lvlJc w:val="left"/>
+      <w:pPr>
+        <w:tabs>
+          <w:tab w:val="num" w:pos="1440"/>
+        </w:tabs>
+        <w:ind w:left="1440" w:hanging="360"/>
+      </w:pPr>
+      <w:rPr>
+        <w:rFonts w:ascii="Courier New" w:hAnsi="Courier New" w:hint="default"/>
+        <w:sz w:val="20"/>
+      </w:rPr>
+    </w:lvl>
+    <w:lvl w:ilvl="2" w:tentative="1">
+      <w:start w:val="1"/>
+      <w:numFmt w:val="bullet"/>
+      <w:lvlText w:val=""/>
+      <w:lvlJc w:val="left"/>
+      <w:pPr>
+        <w:tabs>
+          <w:tab w:val="num" w:pos="2160"/>
+        </w:tabs>
+        <w:ind w:left="2160" w:hanging="360"/>
+      </w:pPr>
+      <w:rPr>
+        <w:rFonts w:ascii="Wingdings" w:hAnsi="Wingdings" w:hint="default"/>
+        <w:sz w:val="20"/>
+      </w:rPr>
+    </w:lvl>
+    <w:lvl w:ilvl="3" w:tentative="1">
+      <w:start w:val="1"/>
+      <w:numFmt w:val="bullet"/>
+      <w:lvlText w:val=""/>
+      <w:lvlJc w:val="left"/>
+      <w:pPr>
+        <w:tabs>
+          <w:tab w:val="num" w:pos="2880"/>
+        </w:tabs>
+        <w:ind w:left="2880" w:hanging="360"/>
+      </w:pPr>
+      <w:rPr>
+        <w:rFonts w:ascii="Wingdings" w:hAnsi="Wingdings" w:hint="default"/>
+        <w:sz w:val="20"/>
+      </w:rPr>
+    </w:lvl>
+    <w:lvl w:ilvl="4" w:tentative="1">
+      <w:start w:val="1"/>
+      <w:numFmt w:val="bullet"/>
+      <w:lvlText w:val=""/>
+      <w:lvlJc w:val="left"/>
+      <w:pPr>
+        <w:tabs>
+          <w:tab w:val="num" w:pos="3600"/>
+        </w:tabs>
+        <w:ind w:left="3600" w:hanging="360"/>
+      </w:pPr>
+      <w:rPr>
+        <w:rFonts w:ascii="Wingdings" w:hAnsi="Wingdings" w:hint="default"/>
+        <w:sz w:val="20"/>
+      </w:rPr>
+    </w:lvl>
+    <w:lvl w:ilvl="5" w:tentative="1">
+      <w:start w:val="1"/>
+      <w:numFmt w:val="bullet"/>
+      <w:lvlText w:val=""/>
+      <w:lvlJc w:val="left"/>
+      <w:pPr>
+        <w:tabs>
+          <w:tab w:val="num" w:pos="4320"/>
+        </w:tabs>
+        <w:ind w:left="4320" w:hanging="360"/>
+      </w:pPr>
+      <w:rPr>
+        <w:rFonts w:ascii="Wingdings" w:hAnsi="Wingdings" w:hint="default"/>
+        <w:sz w:val="20"/>
+      </w:rPr>
+    </w:lvl>
+    <w:lvl w:ilvl="6" w:tentative="1">
+      <w:start w:val="1"/>
+      <w:numFmt w:val="bullet"/>
+      <w:lvlText w:val=""/>
+      <w:lvlJc w:val="left"/>
+      <w:pPr>
+        <w:tabs>
+          <w:tab w:val="num" w:pos="5040"/>
+        </w:tabs>
+        <w:ind w:left="5040" w:hanging="360"/>
+      </w:pPr>
+      <w:rPr>
+        <w:rFonts w:ascii="Wingdings" w:hAnsi="Wingdings" w:hint="default"/>
+        <w:sz w:val="20"/>
+      </w:rPr>
+    </w:lvl>
+    <w:lvl w:ilvl="7" w:tentative="1">
+      <w:start w:val="1"/>
+      <w:numFmt w:val="bullet"/>
+      <w:lvlText w:val=""/>
+      <w:lvlJc w:val="left"/>
+      <w:pPr>
+        <w:tabs>
+          <w:tab w:val="num" w:pos="5760"/>
+        </w:tabs>
+        <w:ind w:left="5760" w:hanging="360"/>
+      </w:pPr>
+      <w:rPr>
+        <w:rFonts w:ascii="Wingdings" w:hAnsi="Wingdings" w:hint="default"/>
+        <w:sz w:val="20"/>
+      </w:rPr>
+    </w:lvl>
+    <w:lvl w:ilvl="8" w:tentative="1">
+      <w:start w:val="1"/>
+      <w:numFmt w:val="bullet"/>
+      <w:lvlText w:val=""/>
+      <w:lvlJc w:val="left"/>
+      <w:pPr>
+        <w:tabs>
+          <w:tab w:val="num" w:pos="6480"/>
+        </w:tabs>
+        <w:ind w:left="6480" w:hanging="360"/>
+      </w:pPr>
+      <w:rPr>
+        <w:rFonts w:ascii="Wingdings" w:hAnsi="Wingdings" w:hint="default"/>
+        <w:sz w:val="20"/>
+      </w:rPr>
+    </w:lvl>
+  </w:abstractNum>
+  <w:abstractNum w:abstractNumId="10" w15:restartNumberingAfterBreak="0">
+    <w:nsid w:val="7EBA0C3D"/>
+    <w:multiLevelType w:val="multilevel"/>
+    <w:tmpl w:val="6F7668E8"/>
+    <w:lvl w:ilvl="0">
+      <w:start w:val="1"/>
+      <w:numFmt w:val="bullet"/>
+      <w:lvlText w:val=""/>
+      <w:lvlJc w:val="left"/>
+      <w:pPr>
+        <w:tabs>
+          <w:tab w:val="num" w:pos="720"/>
+        </w:tabs>
+        <w:ind w:left="720" w:hanging="360"/>
+      </w:pPr>
+      <w:rPr>
+        <w:rFonts w:ascii="Symbol" w:hAnsi="Symbol" w:hint="default"/>
+        <w:sz w:val="20"/>
+      </w:rPr>
+    </w:lvl>
+    <w:lvl w:ilvl="1" w:tentative="1">
+      <w:start w:val="1"/>
+      <w:numFmt w:val="bullet"/>
+      <w:lvlText w:val="o"/>
+      <w:lvlJc w:val="left"/>
+      <w:pPr>
+        <w:tabs>
+          <w:tab w:val="num" w:pos="1440"/>
+        </w:tabs>
+        <w:ind w:left="1440" w:hanging="360"/>
+      </w:pPr>
+      <w:rPr>
+        <w:rFonts w:ascii="Courier New" w:hAnsi="Courier New" w:hint="default"/>
+        <w:sz w:val="20"/>
+      </w:rPr>
+    </w:lvl>
+    <w:lvl w:ilvl="2" w:tentative="1">
+      <w:start w:val="1"/>
+      <w:numFmt w:val="bullet"/>
+      <w:lvlText w:val=""/>
+      <w:lvlJc w:val="left"/>
+      <w:pPr>
+        <w:tabs>
+          <w:tab w:val="num" w:pos="2160"/>
+        </w:tabs>
+        <w:ind w:left="2160" w:hanging="360"/>
+      </w:pPr>
+      <w:rPr>
+        <w:rFonts w:ascii="Wingdings" w:hAnsi="Wingdings" w:hint="default"/>
+        <w:sz w:val="20"/>
+      </w:rPr>
+    </w:lvl>
+    <w:lvl w:ilvl="3" w:tentative="1">
+      <w:start w:val="1"/>
+      <w:numFmt w:val="bullet"/>
+      <w:lvlText w:val=""/>
+      <w:lvlJc w:val="left"/>
+      <w:pPr>
+        <w:tabs>
+          <w:tab w:val="num" w:pos="2880"/>
+        </w:tabs>
+        <w:ind w:left="2880" w:hanging="360"/>
+      </w:pPr>
+      <w:rPr>
+        <w:rFonts w:ascii="Wingdings" w:hAnsi="Wingdings" w:hint="default"/>
+        <w:sz w:val="20"/>
+      </w:rPr>
+    </w:lvl>
+    <w:lvl w:ilvl="4" w:tentative="1">
+      <w:start w:val="1"/>
+      <w:numFmt w:val="bullet"/>
+      <w:lvlText w:val=""/>
+      <w:lvlJc w:val="left"/>
+      <w:pPr>
+        <w:tabs>
+          <w:tab w:val="num" w:pos="3600"/>
+        </w:tabs>
+        <w:ind w:left="3600" w:hanging="360"/>
+      </w:pPr>
+      <w:rPr>
+        <w:rFonts w:ascii="Wingdings" w:hAnsi="Wingdings" w:hint="default"/>
+        <w:sz w:val="20"/>
+      </w:rPr>
+    </w:lvl>
+    <w:lvl w:ilvl="5" w:tentative="1">
+      <w:start w:val="1"/>
+      <w:numFmt w:val="bullet"/>
+      <w:lvlText w:val=""/>
+      <w:lvlJc w:val="left"/>
+      <w:pPr>
+        <w:tabs>
+          <w:tab w:val="num" w:pos="4320"/>
+        </w:tabs>
+        <w:ind w:left="4320" w:hanging="360"/>
+      </w:pPr>
+      <w:rPr>
+        <w:rFonts w:ascii="Wingdings" w:hAnsi="Wingdings" w:hint="default"/>
+        <w:sz w:val="20"/>
+      </w:rPr>
+    </w:lvl>
+    <w:lvl w:ilvl="6" w:tentative="1">
+      <w:start w:val="1"/>
+      <w:numFmt w:val="bullet"/>
+      <w:lvlText w:val=""/>
+      <w:lvlJc w:val="left"/>
+      <w:pPr>
+        <w:tabs>
+          <w:tab w:val="num" w:pos="5040"/>
+        </w:tabs>
+        <w:ind w:left="5040" w:hanging="360"/>
+      </w:pPr>
+      <w:rPr>
+        <w:rFonts w:ascii="Wingdings" w:hAnsi="Wingdings" w:hint="default"/>
+        <w:sz w:val="20"/>
+      </w:rPr>
+    </w:lvl>
+    <w:lvl w:ilvl="7" w:tentative="1">
+      <w:start w:val="1"/>
+      <w:numFmt w:val="bullet"/>
+      <w:lvlText w:val=""/>
+      <w:lvlJc w:val="left"/>
+      <w:pPr>
+        <w:tabs>
+          <w:tab w:val="num" w:pos="5760"/>
+        </w:tabs>
+        <w:ind w:left="5760" w:hanging="360"/>
+      </w:pPr>
+      <w:rPr>
+        <w:rFonts w:ascii="Wingdings" w:hAnsi="Wingdings" w:hint="default"/>
+        <w:sz w:val="20"/>
+      </w:rPr>
+    </w:lvl>
+    <w:lvl w:ilvl="8" w:tentative="1">
+      <w:start w:val="1"/>
+      <w:numFmt w:val="bullet"/>
+      <w:lvlText w:val=""/>
+      <w:lvlJc w:val="left"/>
+      <w:pPr>
+        <w:tabs>
+          <w:tab w:val="num" w:pos="6480"/>
+        </w:tabs>
+        <w:ind w:left="6480" w:hanging="360"/>
+      </w:pPr>
+      <w:rPr>
+        <w:rFonts w:ascii="Wingdings" w:hAnsi="Wingdings" w:hint="default"/>
+        <w:sz w:val="20"/>
+      </w:rPr>
+    </w:lvl>
+  </w:abstractNum>
+  <w:num w:numId="1" w16cid:durableId="1957325826">
+    <w:abstractNumId w:val="6"/>
+  </w:num>
+  <w:num w:numId="2" w16cid:durableId="1235428691">
+    <w:abstractNumId w:val="9"/>
+  </w:num>
+  <w:num w:numId="3" w16cid:durableId="1566454920">
+    <w:abstractNumId w:val="3"/>
+  </w:num>
+  <w:num w:numId="4" w16cid:durableId="2010256649">
+    <w:abstractNumId w:val="1"/>
+  </w:num>
+  <w:num w:numId="5" w16cid:durableId="1708408188">
+    <w:abstractNumId w:val="2"/>
+  </w:num>
+  <w:num w:numId="6" w16cid:durableId="1757239968">
+    <w:abstractNumId w:val="8"/>
+  </w:num>
+  <w:num w:numId="7" w16cid:durableId="531656146">
+    <w:abstractNumId w:val="4"/>
+  </w:num>
+  <w:num w:numId="8" w16cid:durableId="778069508">
+    <w:abstractNumId w:val="0"/>
+  </w:num>
+  <w:num w:numId="9" w16cid:durableId="1661493946">
+    <w:abstractNumId w:val="7"/>
+  </w:num>
+  <w:num w:numId="10" w16cid:durableId="139619625">
+    <w:abstractNumId w:val="10"/>
+  </w:num>
+  <w:num w:numId="11" w16cid:durableId="1815950049">
+    <w:abstractNumId w:val="5"/>
+  </w:num>
+</w:numbering>
 </file>
 
 <file path=word/styles.xml><?xml version="1.0" encoding="utf-8"?>
@@ -1013,6 +4090,19 @@
       <w:spacing w:val="5"/>
     </w:rPr>
   </w:style>
+  <w:style w:type="paragraph" w:styleId="NormalWeb">
+    <w:name w:val="Normal (Web)"/>
+    <w:basedOn w:val="Normal"/>
+    <w:uiPriority w:val="99"/>
+    <w:semiHidden/>
+    <w:unhideWhenUsed/>
+    <w:rsid w:val="00621668"/>
+    <w:rPr>
+      <w:rFonts w:ascii="Times New Roman" w:hAnsi="Times New Roman" w:cs="Times New Roman"/>
+      <w:sz w:val="24"/>
+      <w:szCs w:val="24"/>
+    </w:rPr>
+  </w:style>
 </w:styles>
 </file>
 

--- a/Report/Interim Report/InterimReport.docx
+++ b/Report/Interim Report/InterimReport.docx
@@ -52,6 +52,22 @@
     </w:p>
     <w:p>
       <w:pPr>
+        <w:jc w:val="center"/>
+        <w:rPr>
+          <w:sz w:val="24"/>
+          <w:szCs w:val="24"/>
+        </w:rPr>
+      </w:pPr>
+      <w:r>
+        <w:rPr>
+          <w:sz w:val="24"/>
+          <w:szCs w:val="24"/>
+        </w:rPr>
+        <w:t>Marwan Ashhuby – 202244071 - John Whelan</w:t>
+      </w:r>
+    </w:p>
+    <w:p>
+      <w:pPr>
         <w:rPr>
           <w:sz w:val="28"/>
           <w:szCs w:val="28"/>
@@ -83,102 +99,84 @@
           <w:tab w:val="left" w:pos="7890"/>
         </w:tabs>
         <w:rPr>
-          <w:color w:val="196B24" w:themeColor="accent3"/>
-          <w:sz w:val="28"/>
-          <w:szCs w:val="28"/>
-        </w:rPr>
-      </w:pPr>
-    </w:p>
-    <w:p>
-      <w:pPr>
-        <w:tabs>
-          <w:tab w:val="left" w:pos="7890"/>
-        </w:tabs>
-        <w:rPr>
-          <w:color w:val="196B24" w:themeColor="accent3"/>
-          <w:sz w:val="28"/>
-          <w:szCs w:val="28"/>
-        </w:rPr>
-      </w:pPr>
-      <w:r>
-        <w:rPr>
-          <w:color w:val="196B24" w:themeColor="accent3"/>
-          <w:sz w:val="28"/>
-          <w:szCs w:val="28"/>
-        </w:rPr>
-        <w:t xml:space="preserve">The aim of this project is to investigate how fragmented digital journeys affect user experience in contemporary mobile applications, and to explore whether multifunctional mobile design can support more coherent and efficient user journeys. The project focuses on </w:t>
-      </w:r>
-      <w:r>
-        <w:rPr>
-          <w:color w:val="196B24" w:themeColor="accent3"/>
-          <w:sz w:val="28"/>
-          <w:szCs w:val="28"/>
-        </w:rPr>
-        <w:t xml:space="preserve">a </w:t>
-      </w:r>
-      <w:r>
-        <w:rPr>
-          <w:color w:val="196B24" w:themeColor="accent3"/>
-          <w:sz w:val="28"/>
-          <w:szCs w:val="28"/>
-        </w:rPr>
-        <w:t>mobile fitness application as a practical case study, as this domain commonly requires users to engage with multiple independent tools—such as workout trackers, timers, note-taking applications, and progress visualisation—to complete a single real-world activity.</w:t>
-      </w:r>
-    </w:p>
-    <w:p>
-      <w:pPr>
-        <w:tabs>
-          <w:tab w:val="left" w:pos="7890"/>
-        </w:tabs>
-        <w:rPr>
-          <w:color w:val="196B24" w:themeColor="accent3"/>
-          <w:sz w:val="28"/>
-          <w:szCs w:val="28"/>
-        </w:rPr>
-      </w:pPr>
-      <w:r>
-        <w:rPr>
-          <w:color w:val="196B24" w:themeColor="accent3"/>
-          <w:sz w:val="28"/>
-          <w:szCs w:val="28"/>
-        </w:rPr>
-        <w:t>Modern mobile usage is increasingly characterised by short, intermittent interactions and frequent context switching. While many applications are well designed in isolation, users are often required to move between multiple apps to achieve their goals, resulting in fragmented workflows and increased cognitive load. This project is motivated by the observation that such fragmentation places the burden of integration on the user rather than the system, potentially undermining usability, efficiency, and long-term engagement.</w:t>
-      </w:r>
-    </w:p>
-    <w:p>
-      <w:pPr>
-        <w:tabs>
-          <w:tab w:val="left" w:pos="7890"/>
-        </w:tabs>
-        <w:rPr>
-          <w:sz w:val="28"/>
-          <w:szCs w:val="28"/>
-        </w:rPr>
-      </w:pPr>
-      <w:r>
-        <w:rPr>
-          <w:sz w:val="28"/>
-          <w:szCs w:val="28"/>
-        </w:rPr>
-        <w:t>The project adopts a user journey–centred perspective, shifting focus away from isolated interface-level evaluation toward the continuity of experience across tasks and features. Rather than examining whether individual screens are usable, the study considers how well a system supports progression, orientation, and task flow over time. This perspective reflects contemporary thinking within human–computer interaction and service design, where experience quality is understood to emerge from connected sequences of interaction rather than discrete touchpoints.</w:t>
-      </w:r>
-    </w:p>
-    <w:p>
-      <w:pPr>
-        <w:tabs>
-          <w:tab w:val="left" w:pos="7890"/>
-        </w:tabs>
-        <w:rPr>
-          <w:sz w:val="28"/>
-          <w:szCs w:val="28"/>
-        </w:rPr>
-      </w:pPr>
-      <w:r>
-        <w:rPr>
-          <w:sz w:val="28"/>
-          <w:szCs w:val="28"/>
-        </w:rPr>
-        <w:t xml:space="preserve">To ground this investigation, the project examines the contrasting approaches of single-purpose applications and multifunctional platforms. </w:t>
+          <w:sz w:val="28"/>
+          <w:szCs w:val="28"/>
+        </w:rPr>
+      </w:pPr>
+      <w:r>
+        <w:rPr>
+          <w:sz w:val="28"/>
+          <w:szCs w:val="28"/>
+        </w:rPr>
+        <w:t>The purpose of this study is to examine if multifunctional mobile design may facilitate more cohesive and effective user journeys and how fragmented digital journeys impact user experience in modern mobile applications. As a practical case study, the project focuses on a mobile fitness application because this field frequently necessitates that users interact with several separate tools—such as timers, workout trackers, note-taking apps, and progress visualization—to accomplish a single real-world task.</w:t>
+      </w:r>
+    </w:p>
+    <w:p>
+      <w:pPr>
+        <w:tabs>
+          <w:tab w:val="left" w:pos="7890"/>
+        </w:tabs>
+        <w:rPr>
+          <w:sz w:val="28"/>
+          <w:szCs w:val="28"/>
+        </w:rPr>
+      </w:pPr>
+      <w:r>
+        <w:rPr>
+          <w:sz w:val="28"/>
+          <w:szCs w:val="28"/>
+        </w:rPr>
+        <w:t>Modern mobile usage is increasingly characterised by brief, sporadic interactions and frequent context switching. Despite the fact that many apps are well-designed when used in isolation, users usually need to transition between them to achieve their goals, which results in fragmented workflows and an increase in cognitive load. This research was motivated by the fact that such fragmentation places the burden of integration on the user rather than the system, potentially jeopardising usability, efficiency, and long-term engagement.</w:t>
+      </w:r>
+    </w:p>
+    <w:p>
+      <w:pPr>
+        <w:tabs>
+          <w:tab w:val="left" w:pos="7890"/>
+        </w:tabs>
+        <w:rPr>
+          <w:sz w:val="28"/>
+          <w:szCs w:val="28"/>
+        </w:rPr>
+      </w:pPr>
+      <w:r>
+        <w:rPr>
+          <w:sz w:val="28"/>
+          <w:szCs w:val="28"/>
+        </w:rPr>
+        <w:t>The project takes a user journey-</w:t>
+      </w:r>
+      <w:r>
+        <w:rPr>
+          <w:sz w:val="28"/>
+          <w:szCs w:val="28"/>
+        </w:rPr>
+        <w:t>centred</w:t>
+      </w:r>
+      <w:r>
+        <w:rPr>
+          <w:sz w:val="28"/>
+          <w:szCs w:val="28"/>
+        </w:rPr>
+        <w:t xml:space="preserve"> approach, focusing on the continuity of experience across tasks and features rather than discrete interface-level evaluation. The study looks at how effectively a system supports progression, orientation, and job flow over time rather than whether individual screens are useful. This viewpoint is in line with current ideas in service design and human-computer interaction, where experience quality is thought to result from linked interaction sequences rather than isolated touchpoints.</w:t>
+      </w:r>
+    </w:p>
+    <w:p>
+      <w:pPr>
+        <w:tabs>
+          <w:tab w:val="left" w:pos="7890"/>
+        </w:tabs>
+        <w:rPr>
+          <w:sz w:val="28"/>
+          <w:szCs w:val="28"/>
+        </w:rPr>
+      </w:pPr>
+      <w:r>
+        <w:rPr>
+          <w:sz w:val="28"/>
+          <w:szCs w:val="28"/>
+        </w:rPr>
+        <w:t xml:space="preserve">The project looks at the opposing strategies of multi-purpose platforms and single-purpose applications in order to underpin this inquiry. Background study on super app models has been done as part of the project's advancement thus far, including a comparison of the ecosystems </w:t>
       </w:r>
       <w:r>
         <w:rPr>
@@ -186,70 +184,58 @@
           <w:szCs w:val="28"/>
         </w:rPr>
         <w:lastRenderedPageBreak/>
-        <w:t>As part of the project’s progress to date, background research has been conducted into super</w:t>
-      </w:r>
-      <w:r>
-        <w:rPr>
-          <w:sz w:val="28"/>
-          <w:szCs w:val="28"/>
-        </w:rPr>
-        <w:t xml:space="preserve"> </w:t>
-      </w:r>
-      <w:r>
-        <w:rPr>
-          <w:sz w:val="28"/>
-          <w:szCs w:val="28"/>
-        </w:rPr>
-        <w:t>app models, including a comparative analysis of WeChat and Meta’s ecosystem. This research has informed an ongoing cognitive walkthrough, conducted as part of the project work, to assess how effectively these platforms support coherent user journeys in practice. These findings are being used to guide subsequent design decisions.</w:t>
-      </w:r>
-    </w:p>
-    <w:p>
-      <w:pPr>
-        <w:tabs>
-          <w:tab w:val="left" w:pos="7890"/>
-        </w:tabs>
-        <w:rPr>
-          <w:color w:val="196B24" w:themeColor="accent3"/>
-          <w:sz w:val="28"/>
-          <w:szCs w:val="28"/>
-        </w:rPr>
-      </w:pPr>
-      <w:r>
-        <w:rPr>
-          <w:color w:val="196B24" w:themeColor="accent3"/>
-          <w:sz w:val="28"/>
-          <w:szCs w:val="28"/>
-        </w:rPr>
-        <w:t>The practical component of the project involves the design and development of a multifunctional fitness application prototype targeted at casual gym-goers. The prototype aims to consolidate commonly used fitness-related tools—such as gym attendance tracking, workout planning, timers, note-taking, and progress visualisation—within a single mobile application. The intention is not to replicate the full functionality of commercial fitness platforms, but to create a controlled environment in which journey continuity and cognitive load can be examined.</w:t>
-      </w:r>
-    </w:p>
-    <w:p>
-      <w:pPr>
-        <w:tabs>
-          <w:tab w:val="left" w:pos="7890"/>
-        </w:tabs>
-        <w:rPr>
-          <w:color w:val="196B24" w:themeColor="accent3"/>
-          <w:sz w:val="28"/>
-          <w:szCs w:val="28"/>
-        </w:rPr>
-      </w:pPr>
-      <w:r>
-        <w:rPr>
-          <w:color w:val="196B24" w:themeColor="accent3"/>
-          <w:sz w:val="28"/>
-          <w:szCs w:val="28"/>
-        </w:rPr>
-        <w:t>The project is being developed iteratively, with early stages focused on research, requirements gathering, and design exploration. Subsequent stages will involve prototype implementation, usability testing with peers, and critical evaluation of the results. By combining design research, practical development, and user-centred evaluation, the project seeks to contribute insight into how multifunctional mobile applications can be designed to reduce fragmentation and support more unified user experiences.</w:t>
-      </w:r>
-    </w:p>
-    <w:p>
-      <w:pPr>
-        <w:tabs>
-          <w:tab w:val="left" w:pos="7890"/>
-        </w:tabs>
-        <w:rPr>
-          <w:color w:val="196B24" w:themeColor="accent3"/>
+        <w:t>of WeChat and Meta. A cognitive walkthrough that has been carried out as part of the project work to evaluate how well these platforms support coherent user journeys in practice has been informed by this research. These results are being used to inform future design choices.</w:t>
+      </w:r>
+    </w:p>
+    <w:p>
+      <w:pPr>
+        <w:tabs>
+          <w:tab w:val="left" w:pos="7890"/>
+        </w:tabs>
+        <w:rPr>
+          <w:sz w:val="28"/>
+          <w:szCs w:val="28"/>
+        </w:rPr>
+      </w:pPr>
+      <w:r>
+        <w:rPr>
+          <w:sz w:val="28"/>
+          <w:szCs w:val="28"/>
+        </w:rPr>
+        <w:t>The project's practical component is designing and developing a prototype of a multipurpose workout application aimed at casual gym patrons. The prototype intends to combine popular fitness-related technologies into a single mobile application, including timers, note-taking, gym attendance tracking, workout planning, and progress visualization. The goal is to establish a controlled environment where journey continuity and cognitive strain may be investigated, rather than to fully reproduce the features of commercial fitness programs.</w:t>
+      </w:r>
+    </w:p>
+    <w:p>
+      <w:pPr>
+        <w:tabs>
+          <w:tab w:val="left" w:pos="7890"/>
+        </w:tabs>
+        <w:rPr>
+          <w:sz w:val="28"/>
+          <w:szCs w:val="28"/>
+        </w:rPr>
+      </w:pPr>
+      <w:r>
+        <w:rPr>
+          <w:sz w:val="28"/>
+          <w:szCs w:val="28"/>
+        </w:rPr>
+        <w:t xml:space="preserve">Early phases of the project's iterative development were devoted to requirements collection, research, and design exploration. </w:t>
+      </w:r>
+      <w:r>
+        <w:rPr>
+          <w:sz w:val="28"/>
+          <w:szCs w:val="28"/>
+        </w:rPr>
+        <w:t>The next steps will be the prototype's implementation, peer usability testing, and critical evaluation of the results. By combining design research, practical development, and user-centred assessment, the project seeks to shed light on how multifunctional mobile applications might be developed to reduce fragmentation and promote more unified user experiences.</w:t>
+      </w:r>
+    </w:p>
+    <w:p>
+      <w:pPr>
+        <w:tabs>
+          <w:tab w:val="left" w:pos="7890"/>
+        </w:tabs>
+        <w:rPr>
           <w:sz w:val="28"/>
           <w:szCs w:val="28"/>
         </w:rPr>
@@ -300,7 +286,7 @@
           <w:sz w:val="28"/>
           <w:szCs w:val="28"/>
         </w:rPr>
-        <w:t>This section summarises the progress made during the first half of the project, with reference to the original project plan and the project’s evolving research focus. Work completed to date has concentrated on research, analytical evaluation, requirements definition, and early design exploration. Together, these activities have established a robust conceptual and practical foundation for prototype development and evaluation in the second half of the project.</w:t>
+        <w:t>With reference to the initial project concept and the project's changing research focus, this section provides an overview of the work completed during the first half of the project. The majority of the work that has been done thus far has focused on requirements definition, research, analytical evaluation, and early design exploration. When taken as a whole, these efforts have created a solid conceptual and practical basis for the creation and assessment of prototypes in the project's second half.</w:t>
       </w:r>
     </w:p>
     <w:p>
@@ -351,62 +337,214 @@
           <w:sz w:val="28"/>
           <w:szCs w:val="28"/>
         </w:rPr>
+        <w:t xml:space="preserve">Establishing the project's theoretical and analytical foundation has advanced significantly. A thorough analysis of the literature has been </w:t>
+      </w:r>
+      <w:r>
+        <w:rPr>
+          <w:sz w:val="28"/>
+          <w:szCs w:val="28"/>
+        </w:rPr>
         <w:lastRenderedPageBreak/>
-        <w:t>Significant progress has been made in establishing the theoretical and analytical basis for the project. An extensive literature review has been completed, examining key themes including human–computer interaction, mobile usability, fragmented digital journeys, service design, and multifunctional platform architectures. This research informed a refinement of the project focus, shifting emphasis from interface-level usability heuristics toward a broader, journey-oriented perspective concerned with continuity, cognitive load, and task flow across mobile interactions.</w:t>
-      </w:r>
-    </w:p>
-    <w:p>
-      <w:pPr>
-        <w:tabs>
-          <w:tab w:val="left" w:pos="7890"/>
-        </w:tabs>
-        <w:rPr>
-          <w:sz w:val="28"/>
-          <w:szCs w:val="28"/>
-        </w:rPr>
-      </w:pPr>
-      <w:r>
-        <w:rPr>
-          <w:sz w:val="28"/>
-          <w:szCs w:val="28"/>
-        </w:rPr>
-        <w:t>In addition to reviewing academic literature, applied analysis of real-world platforms has been undertaken to ground theoretical insights in contemporary practice. Background research into multifunctional “super app” models was conducted, with WeChat and Meta’s ecosystem selected as contrasting case studies due to their comparable functional scope but differing approaches to integration and user experience design.</w:t>
-      </w:r>
-    </w:p>
-    <w:p>
-      <w:pPr>
-        <w:tabs>
-          <w:tab w:val="left" w:pos="7890"/>
-        </w:tabs>
-        <w:rPr>
-          <w:sz w:val="28"/>
-          <w:szCs w:val="28"/>
-        </w:rPr>
-      </w:pPr>
-      <w:r>
-        <w:rPr>
-          <w:sz w:val="28"/>
-          <w:szCs w:val="28"/>
-        </w:rPr>
-        <w:t>Building on this research, an initial cognitive walkthrough was carried out as part of the project’s analytical work. A consistent, multi-step scenario was applied to both platforms in order to examine how users progress through related tasks within each ecosystem. The walkthrough focused on navigation consistency, task continuity, feedback mechanisms, and the cognitive impact of context switching. The analysis revealed clear differences between the two platforms: WeChat supported more continuous user journeys within a single interaction environment, while Meta’s ecosystem frequently required transitions between multiple independent applications to complete related tasks.</w:t>
-      </w:r>
-    </w:p>
-    <w:p>
-      <w:pPr>
-        <w:tabs>
-          <w:tab w:val="left" w:pos="7890"/>
-        </w:tabs>
-        <w:rPr>
-          <w:sz w:val="28"/>
-          <w:szCs w:val="28"/>
-        </w:rPr>
-      </w:pPr>
-      <w:r>
-        <w:rPr>
-          <w:sz w:val="28"/>
-          <w:szCs w:val="28"/>
-        </w:rPr>
-        <w:t>These findings provided concrete evidence of journey fragmentation in contemporary mobile ecosystems and directly informed the project’s design direction, reinforcing the relevance of investigating a multifunctional approach within a fitness application context.</w:t>
+        <w:t xml:space="preserve">finished, looking at important topics such service design, multifunctional platform architectures, fragmented digital journeys, mobile usability, and human–computer interaction. The project's focus was refined as a result of this research, moving away from interface-level usability heuristics and toward a more comprehensive, journey-oriented viewpoint that </w:t>
+      </w:r>
+      <w:proofErr w:type="gramStart"/>
+      <w:r>
+        <w:rPr>
+          <w:sz w:val="28"/>
+          <w:szCs w:val="28"/>
+        </w:rPr>
+        <w:t>takes into account</w:t>
+      </w:r>
+      <w:proofErr w:type="gramEnd"/>
+      <w:r>
+        <w:rPr>
+          <w:sz w:val="28"/>
+          <w:szCs w:val="28"/>
+        </w:rPr>
+        <w:t xml:space="preserve"> task flow, cognitive load, and continuity throughout mobile engagements.</w:t>
+      </w:r>
+    </w:p>
+    <w:p>
+      <w:pPr>
+        <w:tabs>
+          <w:tab w:val="left" w:pos="7890"/>
+        </w:tabs>
+        <w:rPr>
+          <w:sz w:val="28"/>
+          <w:szCs w:val="28"/>
+        </w:rPr>
+      </w:pPr>
+      <w:r>
+        <w:rPr>
+          <w:sz w:val="28"/>
+          <w:szCs w:val="28"/>
+        </w:rPr>
+        <w:t>To embed theoretical ideas in current practice, applied study of real-world platforms has been conducted in addition to analysing available literature. WeChat and Meta's ecosystem were chosen as contrasted case studies for background study on multipurpose "super app" models because of their similar functional scope but different integration and user experience design strategies.</w:t>
+      </w:r>
+    </w:p>
+    <w:p>
+      <w:pPr>
+        <w:tabs>
+          <w:tab w:val="left" w:pos="7890"/>
+        </w:tabs>
+        <w:rPr>
+          <w:sz w:val="28"/>
+          <w:szCs w:val="28"/>
+        </w:rPr>
+      </w:pPr>
+      <w:r>
+        <w:rPr>
+          <w:noProof/>
+          <w:sz w:val="28"/>
+          <w:szCs w:val="28"/>
+        </w:rPr>
+        <w:drawing>
+          <wp:anchor distT="0" distB="0" distL="114300" distR="114300" simplePos="0" relativeHeight="251659264" behindDoc="1" locked="0" layoutInCell="1" allowOverlap="1" wp14:anchorId="18CE3679" wp14:editId="7216ACA8">
+            <wp:simplePos x="0" y="0"/>
+            <wp:positionH relativeFrom="margin">
+              <wp:align>right</wp:align>
+            </wp:positionH>
+            <wp:positionV relativeFrom="paragraph">
+              <wp:posOffset>2636025</wp:posOffset>
+            </wp:positionV>
+            <wp:extent cx="5731510" cy="1830705"/>
+            <wp:effectExtent l="0" t="0" r="2540" b="0"/>
+            <wp:wrapTight wrapText="bothSides">
+              <wp:wrapPolygon edited="0">
+                <wp:start x="0" y="0"/>
+                <wp:lineTo x="0" y="21353"/>
+                <wp:lineTo x="21538" y="21353"/>
+                <wp:lineTo x="21538" y="0"/>
+                <wp:lineTo x="0" y="0"/>
+              </wp:wrapPolygon>
+            </wp:wrapTight>
+            <wp:docPr id="1109113800" name="Picture 1" descr="Cognitive Walkthrough of meta"/>
+            <wp:cNvGraphicFramePr>
+              <a:graphicFrameLocks xmlns:a="http://schemas.openxmlformats.org/drawingml/2006/main" noChangeAspect="1"/>
+            </wp:cNvGraphicFramePr>
+            <a:graphic xmlns:a="http://schemas.openxmlformats.org/drawingml/2006/main">
+              <a:graphicData uri="http://schemas.openxmlformats.org/drawingml/2006/picture">
+                <pic:pic xmlns:pic="http://schemas.openxmlformats.org/drawingml/2006/picture">
+                  <pic:nvPicPr>
+                    <pic:cNvPr id="1109113800" name="Picture 1" descr="Cognitive Walkthrough of meta"/>
+                    <pic:cNvPicPr/>
+                  </pic:nvPicPr>
+                  <pic:blipFill>
+                    <a:blip r:embed="rId5">
+                      <a:extLst>
+                        <a:ext uri="{28A0092B-C50C-407E-A947-70E740481C1C}">
+                          <a14:useLocalDpi xmlns:a14="http://schemas.microsoft.com/office/drawing/2010/main" val="0"/>
+                        </a:ext>
+                      </a:extLst>
+                    </a:blip>
+                    <a:stretch>
+                      <a:fillRect/>
+                    </a:stretch>
+                  </pic:blipFill>
+                  <pic:spPr>
+                    <a:xfrm>
+                      <a:off x="0" y="0"/>
+                      <a:ext cx="5731510" cy="1830705"/>
+                    </a:xfrm>
+                    <a:prstGeom prst="rect">
+                      <a:avLst/>
+                    </a:prstGeom>
+                  </pic:spPr>
+                </pic:pic>
+              </a:graphicData>
+            </a:graphic>
+          </wp:anchor>
+        </w:drawing>
+      </w:r>
+      <w:r>
+        <w:rPr>
+          <w:sz w:val="28"/>
+          <w:szCs w:val="28"/>
+        </w:rPr>
+        <w:t>An early cognitive walkthrough was conducted as part of the project's analytical work, building on this study. To investigate how users move through related jobs inside each ecosystem, a uniform, multi-step scenario was implemented to both platforms. The walkthrough concentrated on feedback systems, task continuity, navigation consistency, and the cognitive effects of context shift. WeChat facilitated more continuous user journeys inside a single interaction environment, but Meta's ecosystem frequently required transfers between numerous distinct programs to complete related tasks, according to the report.</w:t>
+      </w:r>
+    </w:p>
+    <w:p>
+      <w:pPr>
+        <w:tabs>
+          <w:tab w:val="left" w:pos="7890"/>
+        </w:tabs>
+        <w:rPr>
+          <w:sz w:val="28"/>
+          <w:szCs w:val="28"/>
+        </w:rPr>
+      </w:pPr>
+    </w:p>
+    <w:p>
+      <w:pPr>
+        <w:tabs>
+          <w:tab w:val="left" w:pos="7890"/>
+        </w:tabs>
+        <w:rPr>
+          <w:sz w:val="28"/>
+          <w:szCs w:val="28"/>
+        </w:rPr>
+      </w:pPr>
+      <w:r>
+        <w:rPr>
+          <w:noProof/>
+          <w:sz w:val="28"/>
+          <w:szCs w:val="28"/>
+        </w:rPr>
+        <w:lastRenderedPageBreak/>
+        <w:drawing>
+          <wp:inline distT="0" distB="0" distL="0" distR="0" wp14:anchorId="47CF4530" wp14:editId="667C8E71">
+            <wp:extent cx="5731510" cy="1765935"/>
+            <wp:effectExtent l="0" t="0" r="2540" b="5715"/>
+            <wp:docPr id="597045545" name="Picture 1" descr="Cognitive walkthrough of WeChat"/>
+            <wp:cNvGraphicFramePr>
+              <a:graphicFrameLocks xmlns:a="http://schemas.openxmlformats.org/drawingml/2006/main" noChangeAspect="1"/>
+            </wp:cNvGraphicFramePr>
+            <a:graphic xmlns:a="http://schemas.openxmlformats.org/drawingml/2006/main">
+              <a:graphicData uri="http://schemas.openxmlformats.org/drawingml/2006/picture">
+                <pic:pic xmlns:pic="http://schemas.openxmlformats.org/drawingml/2006/picture">
+                  <pic:nvPicPr>
+                    <pic:cNvPr id="597045545" name="Picture 1" descr="Cognitive walkthrough of WeChat"/>
+                    <pic:cNvPicPr/>
+                  </pic:nvPicPr>
+                  <pic:blipFill>
+                    <a:blip r:embed="rId6"/>
+                    <a:stretch>
+                      <a:fillRect/>
+                    </a:stretch>
+                  </pic:blipFill>
+                  <pic:spPr>
+                    <a:xfrm>
+                      <a:off x="0" y="0"/>
+                      <a:ext cx="5731510" cy="1765935"/>
+                    </a:xfrm>
+                    <a:prstGeom prst="rect">
+                      <a:avLst/>
+                    </a:prstGeom>
+                  </pic:spPr>
+                </pic:pic>
+              </a:graphicData>
+            </a:graphic>
+          </wp:inline>
+        </w:drawing>
+      </w:r>
+    </w:p>
+    <w:p>
+      <w:pPr>
+        <w:tabs>
+          <w:tab w:val="left" w:pos="7890"/>
+        </w:tabs>
+        <w:rPr>
+          <w:sz w:val="28"/>
+          <w:szCs w:val="28"/>
+        </w:rPr>
+      </w:pPr>
+      <w:r>
+        <w:rPr>
+          <w:sz w:val="28"/>
+          <w:szCs w:val="28"/>
+        </w:rPr>
+        <w:t>These results immediately influenced the project's design direction and offered verifiable proof of route fragmentation in modern mobile ecosystems, highlighting the significance of examining a multifunctional strategy.</w:t>
       </w:r>
     </w:p>
     <w:p>
@@ -457,33 +595,32 @@
           <w:sz w:val="28"/>
           <w:szCs w:val="28"/>
         </w:rPr>
-        <w:t xml:space="preserve">Drawing on insights from the literature review and super app analysis, the project progressed to requirements gathering for the fitness application prototype. The target user group was defined as casual gym-goers who attend the gym regularly but are not professional athletes or fitness </w:t>
-      </w:r>
-      <w:r>
-        <w:rPr>
-          <w:sz w:val="28"/>
-          <w:szCs w:val="28"/>
-        </w:rPr>
-        <w:lastRenderedPageBreak/>
-        <w:t>specialists. This group was selected due to their reliance on simple, time-efficient tools and their tendency to use multiple applications during gym sessions.</w:t>
-      </w:r>
-    </w:p>
-    <w:p>
-      <w:pPr>
-        <w:tabs>
-          <w:tab w:val="left" w:pos="7890"/>
-        </w:tabs>
-        <w:rPr>
-          <w:sz w:val="28"/>
-          <w:szCs w:val="28"/>
-        </w:rPr>
-      </w:pPr>
-      <w:r>
-        <w:rPr>
-          <w:sz w:val="28"/>
-          <w:szCs w:val="28"/>
-        </w:rPr>
-        <w:t>Core functional requirements were identified based on common user goals and observed fragmentation within existing fitness app ecosystems. These requirements include:</w:t>
+        <w:t xml:space="preserve">The project advanced to requirements collection for the fitness application prototype, utilizing insights from the super app analysis and literature review. </w:t>
+      </w:r>
+      <w:r>
+        <w:rPr>
+          <w:sz w:val="28"/>
+          <w:szCs w:val="28"/>
+        </w:rPr>
+        <w:t>The intended user demographic was determined to be regular, casual gym patrons who are neither fitness specialists nor professional athletes. This group was selected because they relied on simple, time-efficient tools and frequently used multiple apps during exercises.</w:t>
+      </w:r>
+    </w:p>
+    <w:p>
+      <w:pPr>
+        <w:tabs>
+          <w:tab w:val="left" w:pos="7890"/>
+        </w:tabs>
+        <w:rPr>
+          <w:sz w:val="28"/>
+          <w:szCs w:val="28"/>
+        </w:rPr>
+      </w:pPr>
+      <w:r>
+        <w:rPr>
+          <w:sz w:val="28"/>
+          <w:szCs w:val="28"/>
+        </w:rPr>
+        <w:t>Based on shared user objectives and observed fragmentation within existing fitness app ecosystems, core functional requirements were determined. These prerequisites consist of:</w:t>
       </w:r>
     </w:p>
     <w:p>
@@ -527,7 +664,7 @@
           <w:sz w:val="28"/>
           <w:szCs w:val="28"/>
         </w:rPr>
-        <w:t>Creating and managing workout splits</w:t>
+        <w:t>Making and overseeing exercise splits</w:t>
       </w:r>
     </w:p>
     <w:p>
@@ -549,7 +686,7 @@
           <w:sz w:val="28"/>
           <w:szCs w:val="28"/>
         </w:rPr>
-        <w:t>Recording notes related to exercises or training sessions</w:t>
+        <w:t>Developing and overseeing exercise splits</w:t>
       </w:r>
     </w:p>
     <w:p>
@@ -593,25 +730,59 @@
           <w:sz w:val="28"/>
           <w:szCs w:val="28"/>
         </w:rPr>
-        <w:t>Tracking basic progress metrics</w:t>
-      </w:r>
-    </w:p>
-    <w:p>
-      <w:pPr>
-        <w:tabs>
-          <w:tab w:val="left" w:pos="7890"/>
-        </w:tabs>
-        <w:rPr>
-          <w:sz w:val="28"/>
-          <w:szCs w:val="28"/>
-        </w:rPr>
-      </w:pPr>
-      <w:r>
-        <w:rPr>
-          <w:sz w:val="28"/>
-          <w:szCs w:val="28"/>
-        </w:rPr>
-        <w:t>Rather than prioritising feature depth, requirements were defined with an emphasis on journey continuity. The objective is to support a coherent sequence of actions—planning, performing, timing, recording, and reviewing workouts—within a single application, thereby reducing reliance on multiple tools and minimising context switching. These requirements will guide subsequent design decisions and form the basis for later usability evaluation.</w:t>
+        <w:t xml:space="preserve">Monitoring basic progress metrics  </w:t>
+      </w:r>
+    </w:p>
+    <w:p>
+      <w:pPr>
+        <w:tabs>
+          <w:tab w:val="left" w:pos="7890"/>
+        </w:tabs>
+        <w:ind w:left="720"/>
+        <w:rPr>
+          <w:sz w:val="28"/>
+          <w:szCs w:val="28"/>
+        </w:rPr>
+      </w:pPr>
+    </w:p>
+    <w:p>
+      <w:pPr>
+        <w:tabs>
+          <w:tab w:val="left" w:pos="7890"/>
+        </w:tabs>
+        <w:rPr>
+          <w:sz w:val="28"/>
+          <w:szCs w:val="28"/>
+        </w:rPr>
+      </w:pPr>
+      <w:r>
+        <w:rPr>
+          <w:sz w:val="28"/>
+          <w:szCs w:val="28"/>
+        </w:rPr>
+        <w:t xml:space="preserve">Requirements were established with a focus on journey continuity rather than feature depth. In order to minimize the need for numerous tools and minimize context switching, the goal is to allow a coherent sequence of actions—planning, performing, timing, recording, and </w:t>
+      </w:r>
+      <w:r>
+        <w:rPr>
+          <w:sz w:val="28"/>
+          <w:szCs w:val="28"/>
+        </w:rPr>
+        <w:t>analysing</w:t>
+      </w:r>
+      <w:r>
+        <w:rPr>
+          <w:sz w:val="28"/>
+          <w:szCs w:val="28"/>
+        </w:rPr>
+        <w:t xml:space="preserve"> </w:t>
+      </w:r>
+      <w:r>
+        <w:rPr>
+          <w:sz w:val="28"/>
+          <w:szCs w:val="28"/>
+        </w:rPr>
+        <w:lastRenderedPageBreak/>
+        <w:t>workouts—within a single application. These specifications will direct further design choices and serve as the foundation for a usability assessment.</w:t>
       </w:r>
     </w:p>
     <w:p>
@@ -659,28 +830,260 @@
       </w:pPr>
       <w:r>
         <w:rPr>
-          <w:sz w:val="28"/>
-          <w:szCs w:val="28"/>
-        </w:rPr>
-        <w:t>Early design work has begun to translate research findings and functional requirements into preliminary interface concepts. Initial sketches and low-fidelity wireframes were produced to explore navigation structure, feature grouping, and overall application flow. At this stage, design activity has focused on information architecture and user journeys rather than detailed visual styling.</w:t>
-      </w:r>
-    </w:p>
-    <w:p>
-      <w:pPr>
-        <w:tabs>
-          <w:tab w:val="left" w:pos="7890"/>
-        </w:tabs>
-        <w:rPr>
-          <w:sz w:val="28"/>
-          <w:szCs w:val="28"/>
-        </w:rPr>
-      </w:pPr>
-      <w:r>
-        <w:rPr>
-          <w:sz w:val="28"/>
-          <w:szCs w:val="28"/>
-        </w:rPr>
-        <w:t>Design exploration prioritised minimising navigation depth, maintaining consistent interaction patterns across features, and enabling rapid movement between related tasks during short interaction windows. These considerations reflect the project’s focus on reducing cognitive load and supporting fragmented attention within gym environments.</w:t>
+          <w:noProof/>
+          <w:sz w:val="28"/>
+          <w:szCs w:val="28"/>
+        </w:rPr>
+        <mc:AlternateContent>
+          <mc:Choice Requires="wpg">
+            <w:drawing>
+              <wp:anchor distT="0" distB="0" distL="114300" distR="114300" simplePos="0" relativeHeight="251664384" behindDoc="0" locked="0" layoutInCell="1" allowOverlap="1" wp14:anchorId="305D82EA" wp14:editId="3E48F6FA">
+                <wp:simplePos x="0" y="0"/>
+                <wp:positionH relativeFrom="margin">
+                  <wp:align>center</wp:align>
+                </wp:positionH>
+                <wp:positionV relativeFrom="paragraph">
+                  <wp:posOffset>1532225</wp:posOffset>
+                </wp:positionV>
+                <wp:extent cx="6413382" cy="4094480"/>
+                <wp:effectExtent l="0" t="0" r="6985" b="1270"/>
+                <wp:wrapTopAndBottom/>
+                <wp:docPr id="941997612" name="Group 7" descr="Early low-fidelity wireframes illustrating login flow and initial landing screen layout for the fitness application prototype."/>
+                <wp:cNvGraphicFramePr/>
+                <a:graphic xmlns:a="http://schemas.openxmlformats.org/drawingml/2006/main">
+                  <a:graphicData uri="http://schemas.microsoft.com/office/word/2010/wordprocessingGroup">
+                    <wpg:wgp>
+                      <wpg:cNvGrpSpPr/>
+                      <wpg:grpSpPr>
+                        <a:xfrm>
+                          <a:off x="0" y="0"/>
+                          <a:ext cx="6413382" cy="4094480"/>
+                          <a:chOff x="0" y="0"/>
+                          <a:chExt cx="6413382" cy="4094480"/>
+                        </a:xfrm>
+                      </wpg:grpSpPr>
+                      <pic:pic xmlns:pic="http://schemas.openxmlformats.org/drawingml/2006/picture">
+                        <pic:nvPicPr>
+                          <pic:cNvPr id="594724354" name="Picture 3"/>
+                          <pic:cNvPicPr>
+                            <a:picLocks noChangeAspect="1"/>
+                          </pic:cNvPicPr>
+                        </pic:nvPicPr>
+                        <pic:blipFill>
+                          <a:blip r:embed="rId7">
+                            <a:extLst>
+                              <a:ext uri="{28A0092B-C50C-407E-A947-70E740481C1C}">
+                                <a14:useLocalDpi xmlns:a14="http://schemas.microsoft.com/office/drawing/2010/main" val="0"/>
+                              </a:ext>
+                            </a:extLst>
+                          </a:blip>
+                          <a:srcRect/>
+                          <a:stretch>
+                            <a:fillRect/>
+                          </a:stretch>
+                        </pic:blipFill>
+                        <pic:spPr bwMode="auto">
+                          <a:xfrm>
+                            <a:off x="0" y="520995"/>
+                            <a:ext cx="1403985" cy="3051175"/>
+                          </a:xfrm>
+                          <a:prstGeom prst="rect">
+                            <a:avLst/>
+                          </a:prstGeom>
+                          <a:noFill/>
+                          <a:ln>
+                            <a:noFill/>
+                          </a:ln>
+                        </pic:spPr>
+                      </pic:pic>
+                      <pic:pic xmlns:pic="http://schemas.openxmlformats.org/drawingml/2006/picture">
+                        <pic:nvPicPr>
+                          <pic:cNvPr id="629481164" name="Picture 4"/>
+                          <pic:cNvPicPr>
+                            <a:picLocks noChangeAspect="1"/>
+                          </pic:cNvPicPr>
+                        </pic:nvPicPr>
+                        <pic:blipFill>
+                          <a:blip r:embed="rId8">
+                            <a:extLst>
+                              <a:ext uri="{28A0092B-C50C-407E-A947-70E740481C1C}">
+                                <a14:useLocalDpi xmlns:a14="http://schemas.microsoft.com/office/drawing/2010/main" val="0"/>
+                              </a:ext>
+                            </a:extLst>
+                          </a:blip>
+                          <a:srcRect/>
+                          <a:stretch>
+                            <a:fillRect/>
+                          </a:stretch>
+                        </pic:blipFill>
+                        <pic:spPr bwMode="auto">
+                          <a:xfrm>
+                            <a:off x="1520456" y="0"/>
+                            <a:ext cx="1579245" cy="4094480"/>
+                          </a:xfrm>
+                          <a:prstGeom prst="rect">
+                            <a:avLst/>
+                          </a:prstGeom>
+                          <a:noFill/>
+                          <a:ln>
+                            <a:noFill/>
+                          </a:ln>
+                        </pic:spPr>
+                      </pic:pic>
+                      <pic:pic xmlns:pic="http://schemas.openxmlformats.org/drawingml/2006/picture">
+                        <pic:nvPicPr>
+                          <pic:cNvPr id="2054928424" name="Picture 5"/>
+                          <pic:cNvPicPr>
+                            <a:picLocks noChangeAspect="1"/>
+                          </pic:cNvPicPr>
+                        </pic:nvPicPr>
+                        <pic:blipFill rotWithShape="1">
+                          <a:blip r:embed="rId9">
+                            <a:extLst>
+                              <a:ext uri="{28A0092B-C50C-407E-A947-70E740481C1C}">
+                                <a14:useLocalDpi xmlns:a14="http://schemas.microsoft.com/office/drawing/2010/main" val="0"/>
+                              </a:ext>
+                            </a:extLst>
+                          </a:blip>
+                          <a:srcRect l="2499"/>
+                          <a:stretch>
+                            <a:fillRect/>
+                          </a:stretch>
+                        </pic:blipFill>
+                        <pic:spPr bwMode="auto">
+                          <a:xfrm>
+                            <a:off x="3221665" y="148856"/>
+                            <a:ext cx="1597025" cy="3790950"/>
+                          </a:xfrm>
+                          <a:prstGeom prst="rect">
+                            <a:avLst/>
+                          </a:prstGeom>
+                          <a:noFill/>
+                          <a:ln>
+                            <a:noFill/>
+                          </a:ln>
+                          <a:extLst>
+                            <a:ext uri="{53640926-AAD7-44D8-BBD7-CCE9431645EC}">
+                              <a14:shadowObscured xmlns:a14="http://schemas.microsoft.com/office/drawing/2010/main"/>
+                            </a:ext>
+                          </a:extLst>
+                        </pic:spPr>
+                      </pic:pic>
+                      <pic:pic xmlns:pic="http://schemas.openxmlformats.org/drawingml/2006/picture">
+                        <pic:nvPicPr>
+                          <pic:cNvPr id="871494171" name="Picture 6"/>
+                          <pic:cNvPicPr>
+                            <a:picLocks noChangeAspect="1"/>
+                          </pic:cNvPicPr>
+                        </pic:nvPicPr>
+                        <pic:blipFill>
+                          <a:blip r:embed="rId10">
+                            <a:extLst>
+                              <a:ext uri="{28A0092B-C50C-407E-A947-70E740481C1C}">
+                                <a14:useLocalDpi xmlns:a14="http://schemas.microsoft.com/office/drawing/2010/main" val="0"/>
+                              </a:ext>
+                            </a:extLst>
+                          </a:blip>
+                          <a:srcRect/>
+                          <a:stretch>
+                            <a:fillRect/>
+                          </a:stretch>
+                        </pic:blipFill>
+                        <pic:spPr bwMode="auto">
+                          <a:xfrm>
+                            <a:off x="4912242" y="1116418"/>
+                            <a:ext cx="1501140" cy="1847215"/>
+                          </a:xfrm>
+                          <a:prstGeom prst="rect">
+                            <a:avLst/>
+                          </a:prstGeom>
+                          <a:noFill/>
+                          <a:ln>
+                            <a:noFill/>
+                          </a:ln>
+                        </pic:spPr>
+                      </pic:pic>
+                    </wpg:wgp>
+                  </a:graphicData>
+                </a:graphic>
+              </wp:anchor>
+            </w:drawing>
+          </mc:Choice>
+          <mc:Fallback>
+            <w:pict>
+              <v:group w14:anchorId="51794B8F" id="Group 7" o:spid="_x0000_s1026" alt="Early low-fidelity wireframes illustrating login flow and initial landing screen layout for the fitness application prototype." style="position:absolute;margin-left:0;margin-top:120.65pt;width:505pt;height:322.4pt;z-index:251664384;mso-position-horizontal:center;mso-position-horizontal-relative:margin" coordsize="64133,40944" o:gfxdata="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">
+                <v:shapetype id="_x0000_t75" coordsize="21600,21600" o:spt="75" o:preferrelative="t" path="m@4@5l@4@11@9@11@9@5xe" filled="f" stroked="f">
+                  <v:stroke joinstyle="miter"/>
+                  <v:formulas>
+                    <v:f eqn="if lineDrawn pixelLineWidth 0"/>
+                    <v:f eqn="sum @0 1 0"/>
+                    <v:f eqn="sum 0 0 @1"/>
+                    <v:f eqn="prod @2 1 2"/>
+                    <v:f eqn="prod @3 21600 pixelWidth"/>
+                    <v:f eqn="prod @3 21600 pixelHeight"/>
+                    <v:f eqn="sum @0 0 1"/>
+                    <v:f eqn="prod @6 1 2"/>
+                    <v:f eqn="prod @7 21600 pixelWidth"/>
+                    <v:f eqn="sum @8 21600 0"/>
+                    <v:f eqn="prod @7 21600 pixelHeight"/>
+                    <v:f eqn="sum @10 21600 0"/>
+                  </v:formulas>
+                  <v:path o:extrusionok="f" gradientshapeok="t" o:connecttype="rect"/>
+                  <o:lock v:ext="edit" aspectratio="t"/>
+                </v:shapetype>
+                <v:shape id="Picture 3" o:spid="_x0000_s1027" type="#_x0000_t75" style="position:absolute;top:5209;width:14039;height:30512;visibility:visible;mso-wrap-style:square" o:gfxdata="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">
+                  <v:imagedata r:id="rId11" o:title=""/>
+                </v:shape>
+                <v:shape id="Picture 4" o:spid="_x0000_s1028" type="#_x0000_t75" style="position:absolute;left:15204;width:15793;height:40944;visibility:visible;mso-wrap-style:square" o:gfxdata="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">
+                  <v:imagedata r:id="rId12" o:title=""/>
+                </v:shape>
+                <v:shape id="Picture 5" o:spid="_x0000_s1029" type="#_x0000_t75" style="position:absolute;left:32216;top:1488;width:15970;height:37910;visibility:visible;mso-wrap-style:square" o:gfxdata="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">
+                  <v:imagedata r:id="rId13" o:title="" cropleft="1638f"/>
+                </v:shape>
+                <v:shape id="Picture 6" o:spid="_x0000_s1030" type="#_x0000_t75" style="position:absolute;left:49122;top:11164;width:15011;height:18472;visibility:visible;mso-wrap-style:square" o:gfxdata="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">
+                  <v:imagedata r:id="rId14" o:title=""/>
+                </v:shape>
+                <w10:wrap type="topAndBottom" anchorx="margin"/>
+              </v:group>
+            </w:pict>
+          </mc:Fallback>
+        </mc:AlternateContent>
+      </w:r>
+      <w:r>
+        <w:rPr>
+          <w:sz w:val="28"/>
+          <w:szCs w:val="28"/>
+        </w:rPr>
+        <w:t>Research findings and functional needs are being translated into initial interface concepts in early design development. To investigate feature grouping, navigation structure, and general application flow, preliminary sketches and low-fidelity wireframes were created. At this stage, information architecture and user journeys have taken priority over intricate visual styling in design activities.</w:t>
+      </w:r>
+    </w:p>
+    <w:p>
+      <w:pPr>
+        <w:tabs>
+          <w:tab w:val="left" w:pos="7890"/>
+        </w:tabs>
+        <w:rPr>
+          <w:sz w:val="28"/>
+          <w:szCs w:val="28"/>
+        </w:rPr>
+      </w:pPr>
+    </w:p>
+    <w:p>
+      <w:pPr>
+        <w:tabs>
+          <w:tab w:val="left" w:pos="7890"/>
+        </w:tabs>
+        <w:rPr>
+          <w:sz w:val="28"/>
+          <w:szCs w:val="28"/>
+        </w:rPr>
+      </w:pPr>
+      <w:r>
+        <w:rPr>
+          <w:sz w:val="28"/>
+          <w:szCs w:val="28"/>
+        </w:rPr>
+        <w:t>Minimizing navigation depth, preserving uniform interaction patterns across features, and facilitating quick transition between related activities during brief interaction windows were given top priority during design exploration. The project's emphasis on lowering cognitive load and promoting fragmented attention in gym settings is reflected in these factors.</w:t>
       </w:r>
     </w:p>
     <w:p>
@@ -699,7 +1102,7 @@
           <w:szCs w:val="28"/>
         </w:rPr>
         <w:lastRenderedPageBreak/>
-        <w:t>This early design phase also served to identify potential challenges, including balancing feature integration with interface simplicity and avoiding user overload as functionality increases. These issues will be addressed iteratively during the prototyping and evaluation phases of the project.</w:t>
+        <w:t>During this early design phase, potential challenges were also highlighted, such as finding a balance between feature integration and interface simplicity and avoiding user overload as capability increases. These issues will be fixed iteratively during the project's prototype and assessment phases.</w:t>
       </w:r>
     </w:p>
     <w:p>
@@ -769,19 +1172,8 @@
           <w:sz w:val="28"/>
           <w:szCs w:val="28"/>
         </w:rPr>
-        <w:t>This section outlines how the project has been managed to date, reflects on deviations from the original project plan, and presents an updated plan for the second half of the project. While the original Gantt chart provided a structured foundation, refinements have been made in response to emerging insights gained during the research and analysis phase.</w:t>
-      </w:r>
-    </w:p>
-    <w:p>
-      <w:pPr>
-        <w:tabs>
-          <w:tab w:val="left" w:pos="7890"/>
-        </w:tabs>
-        <w:rPr>
-          <w:sz w:val="28"/>
-          <w:szCs w:val="28"/>
-        </w:rPr>
-      </w:pPr>
+        <w:t>This section provides an updated plan for the second half of the project, reflects on changes made to the initial plan, and describes how the project has been handled thus far. Although the first Gantt chart offered an organized framework, improvements have been made in response to new information discovered throughout the investigation and analysis stage.</w:t>
+      </w:r>
     </w:p>
     <w:p>
       <w:pPr>
@@ -816,43 +1208,43 @@
           <w:sz w:val="28"/>
           <w:szCs w:val="28"/>
         </w:rPr>
-        <w:t>At the outset of the project, a structured plan was produced to guide progression through literature review, design, development, and evaluation stages. This plan assumed that usability heuristics would form the primary analytical lens through which the prototype and evaluation would be conducted. As the project progressed, it became clear through early research and applied analysis that this focus did not fully capture the complexity of modern mobile usage.</w:t>
-      </w:r>
-    </w:p>
-    <w:p>
-      <w:pPr>
-        <w:tabs>
-          <w:tab w:val="left" w:pos="7890"/>
-        </w:tabs>
-        <w:rPr>
-          <w:sz w:val="28"/>
-          <w:szCs w:val="28"/>
-        </w:rPr>
-      </w:pPr>
-      <w:r>
-        <w:rPr>
-          <w:sz w:val="28"/>
-          <w:szCs w:val="28"/>
-        </w:rPr>
-        <w:t>In particular, analysis of mobile interaction patterns and multifunctional platforms highlighted that many usability issues emerge not at the level of individual interfaces, but across fragmented user journeys spanning multiple applications. This insight prompted a refinement of the project’s research emphasis toward journey continuity, cognitive load, and system-level interaction rather than isolated heuristic compliance.</w:t>
-      </w:r>
-    </w:p>
-    <w:p>
-      <w:pPr>
-        <w:tabs>
-          <w:tab w:val="left" w:pos="7890"/>
-        </w:tabs>
-        <w:rPr>
-          <w:sz w:val="28"/>
-          <w:szCs w:val="28"/>
-        </w:rPr>
-      </w:pPr>
-      <w:r>
-        <w:rPr>
-          <w:sz w:val="28"/>
-          <w:szCs w:val="28"/>
-        </w:rPr>
-        <w:t xml:space="preserve">As a result, some tasks originally planned as heuristic evaluation activities were reframed or postponed in order to prioritise journey analysis, cognitive walkthroughs, and requirements definition. This shift did not represent a loss of progress, but rather a clarification of scope that </w:t>
+        <w:t>A structured plan was created at the beginning of the project to direct progress through the stages of design, development, evaluation, and literature review. According to this approach, the prototype and evaluation would be carried out using usability heuristics as the main analytical lens. Early research and applied analysis made it evident as the project developed that this approach did not adequately portray the complexity of contemporary mobile usage.</w:t>
+      </w:r>
+    </w:p>
+    <w:p>
+      <w:pPr>
+        <w:tabs>
+          <w:tab w:val="left" w:pos="7890"/>
+        </w:tabs>
+        <w:rPr>
+          <w:sz w:val="28"/>
+          <w:szCs w:val="28"/>
+        </w:rPr>
+      </w:pPr>
+      <w:r>
+        <w:rPr>
+          <w:sz w:val="28"/>
+          <w:szCs w:val="28"/>
+        </w:rPr>
+        <w:t>Analysis of mobile interaction patterns and multifunctional platforms in particular revealed that many usability problems arise across fragmented user journeys spanning many applications rather than at the level of individual interfaces. This realization led to a shift in the project's focus from isolated heuristic compliance to journey continuity, cognitive load, and system-level interaction.</w:t>
+      </w:r>
+    </w:p>
+    <w:p>
+      <w:pPr>
+        <w:tabs>
+          <w:tab w:val="left" w:pos="7890"/>
+        </w:tabs>
+        <w:rPr>
+          <w:sz w:val="28"/>
+          <w:szCs w:val="28"/>
+        </w:rPr>
+      </w:pPr>
+      <w:r>
+        <w:rPr>
+          <w:sz w:val="28"/>
+          <w:szCs w:val="28"/>
+        </w:rPr>
+        <w:t xml:space="preserve">In order to give journey analysis, cognitive walkthroughs, and requirements specification priority, some tasks that were initially scheduled as heuristic evaluation activities were either reframed or delayed. This change was a clarification of scope that reinforced the project's alignment with current human-computer interaction research and insured that future </w:t>
       </w:r>
       <w:r>
         <w:rPr>
@@ -860,7 +1252,7 @@
           <w:szCs w:val="28"/>
         </w:rPr>
         <w:lastRenderedPageBreak/>
-        <w:t>strengthened the project’s alignment with contemporary human–computer interaction research and ensured that subsequent development work would be more effectively grounded.</w:t>
+        <w:t>development effort would be more successfully grounded, rather than a loss of progress.</w:t>
       </w:r>
     </w:p>
     <w:p>
@@ -907,43 +1299,43 @@
           <w:sz w:val="28"/>
           <w:szCs w:val="28"/>
         </w:rPr>
-        <w:t>Project progress has been managed through a combination of structured planning and iterative refinement. The original Gantt chart has been used as a baseline reference, with milestones reviewed regularly to assess progress and feasibility. Supervisor meetings have played a key role in validating decisions, identifying necessary adjustments, and ensuring that the project remains aligned with academic expectations and marking criteria.</w:t>
-      </w:r>
-    </w:p>
-    <w:p>
-      <w:pPr>
-        <w:tabs>
-          <w:tab w:val="left" w:pos="7890"/>
-        </w:tabs>
-        <w:rPr>
-          <w:sz w:val="28"/>
-          <w:szCs w:val="28"/>
-        </w:rPr>
-      </w:pPr>
-      <w:r>
-        <w:rPr>
-          <w:sz w:val="28"/>
-          <w:szCs w:val="28"/>
-        </w:rPr>
-        <w:t>An iterative approach has been adopted for research and design activities, allowing findings from literature review and applied analysis to directly inform requirements and early design decisions. This approach has helped prevent premature commitment to technical implementation before the problem space was sufficiently understood.</w:t>
-      </w:r>
-    </w:p>
-    <w:p>
-      <w:pPr>
-        <w:tabs>
-          <w:tab w:val="left" w:pos="7890"/>
-        </w:tabs>
-        <w:rPr>
-          <w:sz w:val="28"/>
-          <w:szCs w:val="28"/>
-        </w:rPr>
-      </w:pPr>
-      <w:r>
-        <w:rPr>
-          <w:sz w:val="28"/>
-          <w:szCs w:val="28"/>
-        </w:rPr>
-        <w:t>Version control and documentation practices have been used to track progress and preserve artefacts produced to date, including literature summaries, design sketches, and walkthrough notes. This has ensured that changes to direction remain transparent and justifiable rather than ad hoc.</w:t>
+        <w:t>Project progress has been managed through organised planning and iterative refinement. The original Gantt chart has been used as a baseline reference, and milestones have been regularly evaluated to assess viability and progress. Meetings with supervisors have been essential for verifying decisions, determining what has to be altered, and ensuring that the project complies with academic requirements and grading standards.</w:t>
+      </w:r>
+    </w:p>
+    <w:p>
+      <w:pPr>
+        <w:tabs>
+          <w:tab w:val="left" w:pos="7890"/>
+        </w:tabs>
+        <w:rPr>
+          <w:sz w:val="28"/>
+          <w:szCs w:val="28"/>
+        </w:rPr>
+      </w:pPr>
+      <w:r>
+        <w:rPr>
+          <w:sz w:val="28"/>
+          <w:szCs w:val="28"/>
+        </w:rPr>
+        <w:t>Research and design activities have been conducted using an iterative methodology, which enables requirements and early design decisions to be directly informed by findings from applied analysis and literature study. This strategy has assisted in avoiding a hasty commitment to technological implementation prior to a thorough understanding of the problem space.</w:t>
+      </w:r>
+    </w:p>
+    <w:p>
+      <w:pPr>
+        <w:tabs>
+          <w:tab w:val="left" w:pos="7890"/>
+        </w:tabs>
+        <w:rPr>
+          <w:sz w:val="28"/>
+          <w:szCs w:val="28"/>
+        </w:rPr>
+      </w:pPr>
+      <w:r>
+        <w:rPr>
+          <w:sz w:val="28"/>
+          <w:szCs w:val="28"/>
+        </w:rPr>
+        <w:t>Walkthrough notes, design sketches, and literature summaries are just a few of the artifacts created thus far that have been tracked and preserved through the use of version control and documentation techniques. This has made sure that direction changes are not haphazard but rather transparent and justified.</w:t>
       </w:r>
     </w:p>
     <w:p>
@@ -990,7 +1382,7 @@
           <w:sz w:val="28"/>
           <w:szCs w:val="28"/>
         </w:rPr>
-        <w:t>An updated project plan has been produced to reflect the refined research focus and current project state. The revised plan places greater emphasis on design-led development, early prototyping, and user-centred evaluation, while maintaining a realistic scope appropriate to the remaining project timeframe.</w:t>
+        <w:t>The narrowed research topic and current project status are reflected in an updated project plan. The updated plan maintains a realistic scope appropriate for the remaining project period while emphasizing design-led development, early prototyping, and user-centred evaluation.</w:t>
       </w:r>
     </w:p>
     <w:p>
@@ -1030,7 +1422,7 @@
           <w:sz w:val="28"/>
           <w:szCs w:val="28"/>
         </w:rPr>
-        <w:t>Finalising requirements and information architecture for the fitness application prototype.</w:t>
+        <w:t>Completing the information architecture and requirements for the prototype fitness application.</w:t>
       </w:r>
     </w:p>
     <w:p>
@@ -1052,8 +1444,7 @@
           <w:sz w:val="28"/>
           <w:szCs w:val="28"/>
         </w:rPr>
-        <w:lastRenderedPageBreak/>
-        <w:t>Developing a basic but functional mobile application prototype implementing core features.</w:t>
+        <w:t>Creating a mobile application prototype with essential functionality that is simple yet useful.</w:t>
       </w:r>
     </w:p>
     <w:p>
@@ -1075,7 +1466,8 @@
           <w:sz w:val="28"/>
           <w:szCs w:val="28"/>
         </w:rPr>
-        <w:t>Conducting usability testing with peers using task-based methods and cognitive walkthroughs.</w:t>
+        <w:lastRenderedPageBreak/>
+        <w:t>Using task-based techniques and cognitive walkthroughs to test usability with peers.</w:t>
       </w:r>
     </w:p>
     <w:p>
@@ -1119,44 +1511,149 @@
           <w:sz w:val="28"/>
           <w:szCs w:val="28"/>
         </w:rPr>
-        <w:t>Reflecting critically on findings and identifying opportunities for refinement and future work.</w:t>
-      </w:r>
-    </w:p>
-    <w:p>
-      <w:pPr>
-        <w:tabs>
-          <w:tab w:val="left" w:pos="7890"/>
-        </w:tabs>
-        <w:rPr>
-          <w:sz w:val="28"/>
-          <w:szCs w:val="28"/>
-        </w:rPr>
-      </w:pPr>
-      <w:r>
-        <w:rPr>
-          <w:sz w:val="28"/>
-          <w:szCs w:val="28"/>
-        </w:rPr>
-        <w:t>The updated Gantt chart reflects a clearer separation between research consolidation, prototype development, and evaluation phases. Time has been explicitly allocated for iteration and reflection to accommodate unforeseen challenges and to ensure that evaluation activities are conducted rigorously rather than as a final-stage add-on.</w:t>
-      </w:r>
-    </w:p>
-    <w:p>
-      <w:pPr>
-        <w:tabs>
-          <w:tab w:val="left" w:pos="7890"/>
-        </w:tabs>
-        <w:rPr>
-          <w:sz w:val="28"/>
-          <w:szCs w:val="28"/>
-        </w:rPr>
-      </w:pPr>
-      <w:r>
-        <w:rPr>
-          <w:sz w:val="28"/>
-          <w:szCs w:val="28"/>
-        </w:rPr>
-        <w:t>These adjustments are intended to improve project deliverability and analytical depth, ensuring that the remaining work can be completed to a high standard within the available timeframe.</w:t>
-      </w:r>
+        <w:t>Evaluating results critically and seeking areas for improvement and further research.</w:t>
+      </w:r>
+    </w:p>
+    <w:p>
+      <w:pPr>
+        <w:tabs>
+          <w:tab w:val="left" w:pos="7890"/>
+        </w:tabs>
+        <w:rPr>
+          <w:sz w:val="28"/>
+          <w:szCs w:val="28"/>
+        </w:rPr>
+      </w:pPr>
+      <w:r>
+        <w:rPr>
+          <w:noProof/>
+          <w:sz w:val="28"/>
+          <w:szCs w:val="28"/>
+        </w:rPr>
+        <w:t>The updated Gantt chart now more clearly distinguishes the stages of research consolidation, prototype development, and evaluation. Time has been set aside expressly for iteration and reflection in order to account for unforeseen challenges and ensure that assessment activities are carried out rigorously rather than as a last-minute add-on.</w:t>
+      </w:r>
+    </w:p>
+    <w:p>
+      <w:pPr>
+        <w:tabs>
+          <w:tab w:val="left" w:pos="7890"/>
+        </w:tabs>
+        <w:rPr>
+          <w:sz w:val="28"/>
+          <w:szCs w:val="28"/>
+        </w:rPr>
+      </w:pPr>
+      <w:r>
+        <w:rPr>
+          <w:noProof/>
+          <w:sz w:val="28"/>
+          <w:szCs w:val="28"/>
+        </w:rPr>
+        <w:drawing>
+          <wp:anchor distT="0" distB="0" distL="114300" distR="114300" simplePos="0" relativeHeight="251658240" behindDoc="1" locked="0" layoutInCell="1" allowOverlap="1" wp14:anchorId="30F99C1A" wp14:editId="5BEB0B8B">
+            <wp:simplePos x="0" y="0"/>
+            <wp:positionH relativeFrom="column">
+              <wp:posOffset>0</wp:posOffset>
+            </wp:positionH>
+            <wp:positionV relativeFrom="paragraph">
+              <wp:posOffset>0</wp:posOffset>
+            </wp:positionV>
+            <wp:extent cx="5723890" cy="3313430"/>
+            <wp:effectExtent l="0" t="0" r="0" b="1270"/>
+            <wp:wrapTight wrapText="bothSides">
+              <wp:wrapPolygon edited="0">
+                <wp:start x="0" y="0"/>
+                <wp:lineTo x="0" y="21484"/>
+                <wp:lineTo x="21495" y="21484"/>
+                <wp:lineTo x="21495" y="0"/>
+                <wp:lineTo x="0" y="0"/>
+              </wp:wrapPolygon>
+            </wp:wrapTight>
+            <wp:docPr id="676382623" name="Picture 2"/>
+            <wp:cNvGraphicFramePr>
+              <a:graphicFrameLocks xmlns:a="http://schemas.openxmlformats.org/drawingml/2006/main" noChangeAspect="1"/>
+            </wp:cNvGraphicFramePr>
+            <a:graphic xmlns:a="http://schemas.openxmlformats.org/drawingml/2006/main">
+              <a:graphicData uri="http://schemas.openxmlformats.org/drawingml/2006/picture">
+                <pic:pic xmlns:pic="http://schemas.openxmlformats.org/drawingml/2006/picture">
+                  <pic:nvPicPr>
+                    <pic:cNvPr id="0" name="Picture 2"/>
+                    <pic:cNvPicPr>
+                      <a:picLocks noChangeAspect="1" noChangeArrowheads="1"/>
+                    </pic:cNvPicPr>
+                  </pic:nvPicPr>
+                  <pic:blipFill>
+                    <a:blip r:embed="rId15" cstate="print">
+                      <a:extLst>
+                        <a:ext uri="{28A0092B-C50C-407E-A947-70E740481C1C}">
+                          <a14:useLocalDpi xmlns:a14="http://schemas.microsoft.com/office/drawing/2010/main" val="0"/>
+                        </a:ext>
+                      </a:extLst>
+                    </a:blip>
+                    <a:srcRect/>
+                    <a:stretch>
+                      <a:fillRect/>
+                    </a:stretch>
+                  </pic:blipFill>
+                  <pic:spPr bwMode="auto">
+                    <a:xfrm>
+                      <a:off x="0" y="0"/>
+                      <a:ext cx="5723890" cy="3313430"/>
+                    </a:xfrm>
+                    <a:prstGeom prst="rect">
+                      <a:avLst/>
+                    </a:prstGeom>
+                    <a:noFill/>
+                    <a:ln>
+                      <a:noFill/>
+                    </a:ln>
+                  </pic:spPr>
+                </pic:pic>
+              </a:graphicData>
+            </a:graphic>
+          </wp:anchor>
+        </w:drawing>
+      </w:r>
+    </w:p>
+    <w:p>
+      <w:pPr>
+        <w:tabs>
+          <w:tab w:val="left" w:pos="7890"/>
+        </w:tabs>
+        <w:rPr>
+          <w:sz w:val="28"/>
+          <w:szCs w:val="28"/>
+        </w:rPr>
+      </w:pPr>
+      <w:r>
+        <w:rPr>
+          <w:sz w:val="28"/>
+          <w:szCs w:val="28"/>
+        </w:rPr>
+        <w:t>In order to ensure that the remaining work can be finished to a high grade within the allotted time, these modifications are meant to enhance project deliverability and analytical depth.</w:t>
+      </w:r>
+    </w:p>
+    <w:p>
+      <w:pPr>
+        <w:tabs>
+          <w:tab w:val="left" w:pos="7890"/>
+        </w:tabs>
+        <w:rPr>
+          <w:sz w:val="28"/>
+          <w:szCs w:val="28"/>
+        </w:rPr>
+      </w:pPr>
+    </w:p>
+    <w:p>
+      <w:pPr>
+        <w:tabs>
+          <w:tab w:val="left" w:pos="7890"/>
+        </w:tabs>
+        <w:rPr>
+          <w:sz w:val="28"/>
+          <w:szCs w:val="28"/>
+        </w:rPr>
+      </w:pPr>
     </w:p>
     <w:p>
       <w:pPr>
@@ -1196,6 +1693,7 @@
           <w:sz w:val="28"/>
           <w:szCs w:val="28"/>
         </w:rPr>
+        <w:lastRenderedPageBreak/>
         <w:t>Planned Technical Direction</w:t>
       </w:r>
     </w:p>
@@ -1245,25 +1743,79 @@
           <w:sz w:val="28"/>
           <w:szCs w:val="28"/>
         </w:rPr>
-        <w:t>As part of the project’s progression into the development phase, consideration has been given to the technical environment and tools required to implement the fitness application prototype. The primary objective at this stage is to select a development approach that supports rapid prototyping, usability testing, and iterative refinement, rather than full-scale commercial deployment.</w:t>
-      </w:r>
-    </w:p>
-    <w:p>
-      <w:pPr>
-        <w:tabs>
-          <w:tab w:val="left" w:pos="7890"/>
-        </w:tabs>
-        <w:rPr>
-          <w:sz w:val="28"/>
-          <w:szCs w:val="28"/>
-        </w:rPr>
-      </w:pPr>
-      <w:r>
-        <w:rPr>
-          <w:sz w:val="28"/>
-          <w:szCs w:val="28"/>
-        </w:rPr>
-        <w:t>Several mobile development frameworks have been considered, including native Android development using Android Studio, as well as cross-platform solutions such as Flutter. Each option was evaluated with respect to development familiarity, suitability for the planned feature set, testing practicality, and alignment with project constraints.</w:t>
+        <w:t>The technical environment and tools needed to construct the fitness application prototype have been taken into consideration as the project moves into the development phase. Choosing a development strategy that facilitates quick prototyping, usability testing, and iterative improvement over full-scale commercial deployment is the main goal at this point.</w:t>
+      </w:r>
+    </w:p>
+    <w:p>
+      <w:pPr>
+        <w:tabs>
+          <w:tab w:val="left" w:pos="7890"/>
+        </w:tabs>
+        <w:rPr>
+          <w:sz w:val="28"/>
+          <w:szCs w:val="28"/>
+        </w:rPr>
+      </w:pPr>
+      <w:r>
+        <w:rPr>
+          <w:sz w:val="28"/>
+          <w:szCs w:val="28"/>
+        </w:rPr>
+        <w:t>Many mobile programming frameworks have been considered, such as native Android development with Android Studio and cross-platform choices like Flutter. Each option was evaluated according to its familiarity with development, compliance with the anticipated feature set, testability, and adherence to project constraints.</w:t>
+      </w:r>
+    </w:p>
+    <w:p>
+      <w:pPr>
+        <w:tabs>
+          <w:tab w:val="left" w:pos="7890"/>
+        </w:tabs>
+        <w:rPr>
+          <w:sz w:val="28"/>
+          <w:szCs w:val="28"/>
+        </w:rPr>
+      </w:pPr>
+      <w:r>
+        <w:rPr>
+          <w:sz w:val="28"/>
+          <w:szCs w:val="28"/>
+        </w:rPr>
+        <w:t>Currently, the best option is to use Android Studio for native Android programming. This choice is influenced by the Android ecosystem's suitability for fitness and health-related apps, the accessibility of testing and development resources, and previous development experience. Android Studio's direct access to platform-native components enables precise control over navigation patterns, interaction behaviour, and performance while evaluating user journeys and cognitive strain.</w:t>
+      </w:r>
+    </w:p>
+    <w:p>
+      <w:pPr>
+        <w:tabs>
+          <w:tab w:val="left" w:pos="7890"/>
+        </w:tabs>
+        <w:rPr>
+          <w:sz w:val="28"/>
+          <w:szCs w:val="28"/>
+        </w:rPr>
+      </w:pPr>
+      <w:r>
+        <w:rPr>
+          <w:sz w:val="28"/>
+          <w:szCs w:val="28"/>
+        </w:rPr>
+        <w:t>Although cross-platform frameworks were taken into consideration due to their potential efficiency and wider device reach, the project's scope and academic focus made these benefits less important. The project does not need to be deployed across several operating systems, and giving platform familiarity top priority lowers technical risk and frees up more time for design quality assessment.</w:t>
+      </w:r>
+    </w:p>
+    <w:p>
+      <w:pPr>
+        <w:tabs>
+          <w:tab w:val="left" w:pos="7890"/>
+        </w:tabs>
+        <w:rPr>
+          <w:sz w:val="28"/>
+          <w:szCs w:val="28"/>
+        </w:rPr>
+      </w:pPr>
+      <w:r>
+        <w:rPr>
+          <w:sz w:val="28"/>
+          <w:szCs w:val="28"/>
+        </w:rPr>
+        <w:t>Development will now concentrate on creating a simple yet useful prototype that complements the main user journeys. This will contain rudimentary data persistence as needed, basic feature navigation, and placeholder visualization to aid in usability testing. In order to keep the project's scope modest and guarantee that evaluation activities remain at its core, advanced functionality, optimization, and deployment considerations are purposefully left out.</w:t>
       </w:r>
     </w:p>
     <w:p>
@@ -1282,73 +1834,8 @@
           <w:szCs w:val="28"/>
         </w:rPr>
         <w:lastRenderedPageBreak/>
-        <w:t>Native Android development using Android Studio is currently the preferred option. This choice is informed by existing development experience, the availability of development and testing tools, and the relevance of the Android ecosystem to fitness and health-related applications. Android Studio provides direct access to platform-native components, enabling precise control over navigation patterns, interaction behaviour, and performance—factors that are particularly important when evaluating user journeys and cognitive load.</w:t>
-      </w:r>
-    </w:p>
-    <w:p>
-      <w:pPr>
-        <w:tabs>
-          <w:tab w:val="left" w:pos="7890"/>
-        </w:tabs>
-        <w:rPr>
-          <w:sz w:val="28"/>
-          <w:szCs w:val="28"/>
-        </w:rPr>
-      </w:pPr>
-      <w:r>
-        <w:rPr>
-          <w:sz w:val="28"/>
-          <w:szCs w:val="28"/>
-        </w:rPr>
-        <w:t>Cross-platform frameworks were considered for their potential efficiency and broader device reach; however, these advantages were deemed less critical given the project’s scope and academic focus. The project does not require deployment across multiple operating systems, and prioritising platform familiarity reduces technical risk and allows greater focus on design quality and evaluation.</w:t>
-      </w:r>
-    </w:p>
-    <w:p>
-      <w:pPr>
-        <w:tabs>
-          <w:tab w:val="left" w:pos="7890"/>
-        </w:tabs>
-        <w:rPr>
-          <w:sz w:val="28"/>
-          <w:szCs w:val="28"/>
-        </w:rPr>
-      </w:pPr>
-      <w:r>
-        <w:rPr>
-          <w:sz w:val="28"/>
-          <w:szCs w:val="28"/>
-        </w:rPr>
-        <w:t>At this stage, development will focus on implementing a minimal but functional prototype that supports core user journeys. This will include basic navigation between features, simple data persistence where required, and placeholder visualisation to support usability testing. Advanced functionality, optimisation, and deployment considerations are intentionally excluded in order to maintain a manageable scope and ensure that evaluation activities remain central to the project.</w:t>
-      </w:r>
-    </w:p>
-    <w:p>
-      <w:pPr>
-        <w:tabs>
-          <w:tab w:val="left" w:pos="7890"/>
-        </w:tabs>
-        <w:rPr>
-          <w:sz w:val="28"/>
-          <w:szCs w:val="28"/>
-        </w:rPr>
-      </w:pPr>
-      <w:r>
-        <w:rPr>
-          <w:sz w:val="28"/>
-          <w:szCs w:val="28"/>
-        </w:rPr>
-        <w:t>This technical direction supports the project’s overarching aim of investigating user journeys rather than demonstrating technical complexity. By selecting tools that minimise overhead and maximise control, the project is positioned to deliver a prototype that is suitable for meaningful user-centred evaluation in the second half of the project.</w:t>
-      </w:r>
-    </w:p>
-    <w:p>
-      <w:pPr>
-        <w:tabs>
-          <w:tab w:val="left" w:pos="7890"/>
-        </w:tabs>
-        <w:rPr>
-          <w:sz w:val="28"/>
-          <w:szCs w:val="28"/>
-        </w:rPr>
-      </w:pPr>
+        <w:t>Rather than showcasing technical intricacy, this technical approach advances the project's main goal of examining user experiences. The project is positioned to produce a prototype that is appropriate for significant user-centred evaluation in the second half of the project by using technologies that minimize overhead and maximize control.</w:t>
+      </w:r>
     </w:p>
     <w:p>
       <w:pPr>
@@ -1413,81 +1900,62 @@
           <w:sz w:val="28"/>
           <w:szCs w:val="28"/>
         </w:rPr>
-        <w:t xml:space="preserve">This interim report has outlined the current state of the project, detailing the progress made during the first half of the development period and the planned direction for the remainder of the work. A clear project focus has been established through background research into multifunctional </w:t>
-      </w:r>
-      <w:r>
-        <w:rPr>
-          <w:sz w:val="28"/>
-          <w:szCs w:val="28"/>
-        </w:rPr>
-        <w:lastRenderedPageBreak/>
-        <w:t>mobile applications and fragmented user journeys, providing a strong conceptual foundation for the design and development stages that follow.</w:t>
-      </w:r>
-    </w:p>
-    <w:p>
-      <w:pPr>
-        <w:tabs>
-          <w:tab w:val="left" w:pos="7890"/>
-        </w:tabs>
-        <w:rPr>
-          <w:sz w:val="28"/>
-          <w:szCs w:val="28"/>
-        </w:rPr>
-      </w:pPr>
-      <w:r>
-        <w:rPr>
-          <w:sz w:val="28"/>
-          <w:szCs w:val="28"/>
-        </w:rPr>
-        <w:t>Significant progress has been made in consolidating the literature review, analysing existing application paradigms, and refining the project’s scope in response to research findings. While aspects of the original project plan have been adapted, these changes reflect an improved understanding of the problem domain rather than delays or setbacks. The updated project plan and Gantt chart demonstrate a realistic and structured approach to completing the remaining work within the available timeframe.</w:t>
-      </w:r>
-    </w:p>
-    <w:p>
-      <w:pPr>
-        <w:tabs>
-          <w:tab w:val="left" w:pos="7890"/>
-        </w:tabs>
-        <w:rPr>
-          <w:sz w:val="28"/>
-          <w:szCs w:val="28"/>
-        </w:rPr>
-      </w:pPr>
-      <w:r>
-        <w:rPr>
-          <w:sz w:val="28"/>
-          <w:szCs w:val="28"/>
-        </w:rPr>
-        <w:t>The next phase of the project will transition from research-led exploration to practical implementation. A technically feasible development strategy has been identified, and emphasis will be placed on producing a functional prototype capable of supporting meaningful usability evaluation. User testing and critical reflection will be central to assessing how effectively the prototype addresses the challenges identified in the literature.</w:t>
-      </w:r>
-    </w:p>
-    <w:p>
-      <w:pPr>
-        <w:tabs>
-          <w:tab w:val="left" w:pos="7890"/>
-        </w:tabs>
-        <w:rPr>
-          <w:sz w:val="28"/>
-          <w:szCs w:val="28"/>
-        </w:rPr>
-      </w:pPr>
-      <w:r>
-        <w:rPr>
-          <w:sz w:val="28"/>
-          <w:szCs w:val="28"/>
-        </w:rPr>
-        <w:t>Overall, the project is progressing as intended and is well positioned to meet its stated aims and objectives. Feedback obtained at this interim stage will be used to refine both the technical and analytical aspects of the work, ensuring that the final project delivers a coherent, well-evidenced investigation into multifunctional mobile app design within the fitness domain.</w:t>
-      </w:r>
-    </w:p>
-    <w:p>
-      <w:pPr>
-        <w:tabs>
-          <w:tab w:val="left" w:pos="7890"/>
-        </w:tabs>
-        <w:rPr>
-          <w:sz w:val="28"/>
-          <w:szCs w:val="28"/>
-        </w:rPr>
-      </w:pPr>
+        <w:t>The project's present status has been described in this interim report, along with the advancements made during the first half of the development period and the intended course for the remaining work. Through background research on multipurpose mobile applications and fragmented user journeys, a distinct project focus has been formed, offering a solid conceptual framework for the subsequent design and development stages.</w:t>
+      </w:r>
+    </w:p>
+    <w:p>
+      <w:pPr>
+        <w:tabs>
+          <w:tab w:val="left" w:pos="7890"/>
+        </w:tabs>
+        <w:rPr>
+          <w:sz w:val="28"/>
+          <w:szCs w:val="28"/>
+        </w:rPr>
+      </w:pPr>
+      <w:r>
+        <w:rPr>
+          <w:sz w:val="28"/>
+          <w:szCs w:val="28"/>
+        </w:rPr>
+        <w:t>Consolidating the literature review, analysing current application paradigms, and adjusting the project's scope in response to research findings have all advanced significantly. Although some elements of the initial project plan have been modified, these modifications are more indicative of a better comprehension of the issue area than of delays or failures. The revised project plan and Gantt chart show a methodical and practical strategy to finishing the remaining tasks within the allotted time.</w:t>
+      </w:r>
+    </w:p>
+    <w:p>
+      <w:pPr>
+        <w:tabs>
+          <w:tab w:val="left" w:pos="7890"/>
+        </w:tabs>
+        <w:rPr>
+          <w:sz w:val="28"/>
+          <w:szCs w:val="28"/>
+        </w:rPr>
+      </w:pPr>
+      <w:r>
+        <w:rPr>
+          <w:sz w:val="28"/>
+          <w:szCs w:val="28"/>
+        </w:rPr>
+        <w:t>The project's next stage will go from research-driven investigation to real-world application. A technically viable development approach has been determined, and the focus will be on creating a working prototype that can facilitate significant usability assessment. To evaluate how well the prototype tackles the issues highlighted in the literature, user testing and critical reflection will be essential.</w:t>
+      </w:r>
+    </w:p>
+    <w:p>
+      <w:pPr>
+        <w:tabs>
+          <w:tab w:val="left" w:pos="7890"/>
+        </w:tabs>
+        <w:rPr>
+          <w:sz w:val="28"/>
+          <w:szCs w:val="28"/>
+        </w:rPr>
+      </w:pPr>
+      <w:r>
+        <w:rPr>
+          <w:sz w:val="28"/>
+          <w:szCs w:val="28"/>
+        </w:rPr>
+        <w:t>All things considered, the project is moving forward as planned and is in a strong position to achieve its stated goals. In order to ensure that the final project provides a cogent, well-supported examination into multifunctional mobile app design within the fitness domain, feedback received at this interim stage will be used to improve both the technical and analytical aspects of the work.</w:t>
+      </w:r>
     </w:p>
     <w:sectPr>
       <w:pgSz w:w="11906" w:h="16838"/>
@@ -3777,6 +4245,7 @@
   <w:style w:type="character" w:default="1" w:styleId="DefaultParagraphFont">
     <w:name w:val="Default Paragraph Font"/>
     <w:uiPriority w:val="1"/>
+    <w:semiHidden/>
     <w:unhideWhenUsed/>
   </w:style>
   <w:style w:type="table" w:default="1" w:styleId="TableNormal">
@@ -4399,4 +4868,26 @@
     </a:ext>
   </a:extLst>
 </a:theme>
+</file>
+
+<file path=word/webextensions/taskpanes.xml><?xml version="1.0" encoding="utf-8"?>
+<wetp:taskpanes xmlns:wetp="http://schemas.microsoft.com/office/webextensions/taskpanes/2010/11">
+  <wetp:taskpane dockstate="right" visibility="0" width="350" row="2">
+    <wetp:webextensionref xmlns:r="http://schemas.openxmlformats.org/officeDocument/2006/relationships" r:id="rId1"/>
+  </wetp:taskpane>
+</wetp:taskpanes>
+</file>
+
+<file path=word/webextensions/webextension1.xml><?xml version="1.0" encoding="utf-8"?>
+<we:webextension xmlns:we="http://schemas.microsoft.com/office/webextensions/webextension/2010/11" id="{6D1A91D3-1075-4039-92AA-FA1C55EC01F3}">
+  <we:reference id="wa200000368" version="1.0.0.0" store="en-US" storeType="OMEX"/>
+  <we:alternateReferences>
+    <we:reference id="WA200000368" version="1.0.0.0" store="" storeType="OMEX"/>
+  </we:alternateReferences>
+  <we:properties>
+    <we:property name="documentId" value="&quot;18913ef5869b2e4c&quot;"/>
+  </we:properties>
+  <we:bindings/>
+  <we:snapshot xmlns:r="http://schemas.openxmlformats.org/officeDocument/2006/relationships"/>
+</we:webextension>
 </file>
--- a/Report/Interim Report/InterimReport.docx
+++ b/Report/Interim Report/InterimReport.docx
@@ -1530,33 +1530,114 @@
           <w:sz w:val="28"/>
           <w:szCs w:val="28"/>
         </w:rPr>
-        <w:t>The updated Gantt chart now more clearly distinguishes the stages of research consolidation, prototype development, and evaluation. Time has been set aside expressly for iteration and reflection in order to account for unforeseen challenges and ensure that assessment activities are carried out rigorously rather than as a last-minute add-on.</w:t>
-      </w:r>
-    </w:p>
-    <w:p>
-      <w:pPr>
-        <w:tabs>
-          <w:tab w:val="left" w:pos="7890"/>
-        </w:tabs>
-        <w:rPr>
-          <w:sz w:val="28"/>
-          <w:szCs w:val="28"/>
-        </w:rPr>
-      </w:pPr>
-      <w:r>
-        <w:rPr>
-          <w:noProof/>
-          <w:sz w:val="28"/>
-          <w:szCs w:val="28"/>
-        </w:rPr>
         <w:drawing>
-          <wp:anchor distT="0" distB="0" distL="114300" distR="114300" simplePos="0" relativeHeight="251658240" behindDoc="1" locked="0" layoutInCell="1" allowOverlap="1" wp14:anchorId="30F99C1A" wp14:editId="5BEB0B8B">
+          <wp:anchor distT="0" distB="0" distL="114300" distR="114300" simplePos="0" relativeHeight="251665408" behindDoc="0" locked="0" layoutInCell="1" allowOverlap="1" wp14:anchorId="53CFB09E" wp14:editId="1AFB8936">
             <wp:simplePos x="0" y="0"/>
-            <wp:positionH relativeFrom="column">
-              <wp:posOffset>0</wp:posOffset>
+            <wp:positionH relativeFrom="margin">
+              <wp:align>right</wp:align>
             </wp:positionH>
             <wp:positionV relativeFrom="paragraph">
-              <wp:posOffset>0</wp:posOffset>
+              <wp:posOffset>1390650</wp:posOffset>
+            </wp:positionV>
+            <wp:extent cx="5724525" cy="5162550"/>
+            <wp:effectExtent l="0" t="0" r="9525" b="0"/>
+            <wp:wrapTopAndBottom/>
+            <wp:docPr id="1669154597" name="Picture 1"/>
+            <wp:cNvGraphicFramePr>
+              <a:graphicFrameLocks xmlns:a="http://schemas.openxmlformats.org/drawingml/2006/main" noChangeAspect="1"/>
+            </wp:cNvGraphicFramePr>
+            <a:graphic xmlns:a="http://schemas.openxmlformats.org/drawingml/2006/main">
+              <a:graphicData uri="http://schemas.openxmlformats.org/drawingml/2006/picture">
+                <pic:pic xmlns:pic="http://schemas.openxmlformats.org/drawingml/2006/picture">
+                  <pic:nvPicPr>
+                    <pic:cNvPr id="0" name="Picture 1"/>
+                    <pic:cNvPicPr>
+                      <a:picLocks noChangeAspect="1" noChangeArrowheads="1"/>
+                    </pic:cNvPicPr>
+                  </pic:nvPicPr>
+                  <pic:blipFill>
+                    <a:blip r:embed="rId15">
+                      <a:extLst>
+                        <a:ext uri="{28A0092B-C50C-407E-A947-70E740481C1C}">
+                          <a14:useLocalDpi xmlns:a14="http://schemas.microsoft.com/office/drawing/2010/main" val="0"/>
+                        </a:ext>
+                      </a:extLst>
+                    </a:blip>
+                    <a:srcRect/>
+                    <a:stretch>
+                      <a:fillRect/>
+                    </a:stretch>
+                  </pic:blipFill>
+                  <pic:spPr bwMode="auto">
+                    <a:xfrm>
+                      <a:off x="0" y="0"/>
+                      <a:ext cx="5724525" cy="5162550"/>
+                    </a:xfrm>
+                    <a:prstGeom prst="rect">
+                      <a:avLst/>
+                    </a:prstGeom>
+                    <a:noFill/>
+                    <a:ln>
+                      <a:noFill/>
+                    </a:ln>
+                  </pic:spPr>
+                </pic:pic>
+              </a:graphicData>
+            </a:graphic>
+            <wp14:sizeRelH relativeFrom="page">
+              <wp14:pctWidth>0</wp14:pctWidth>
+            </wp14:sizeRelH>
+            <wp14:sizeRelV relativeFrom="page">
+              <wp14:pctHeight>0</wp14:pctHeight>
+            </wp14:sizeRelV>
+          </wp:anchor>
+        </w:drawing>
+      </w:r>
+      <w:r>
+        <w:rPr>
+          <w:noProof/>
+          <w:sz w:val="28"/>
+          <w:szCs w:val="28"/>
+        </w:rPr>
+        <w:t>The updated Gantt chart now more clearly distinguishes the stages of research consolidation, prototype development, and evaluation. Time has been set aside expressly for iteration and reflection in order to account for unforeseen challenges and ensure that assessment activities are carried out rigorously rather than as a last-minute add-on.</w:t>
+      </w:r>
+    </w:p>
+    <w:p>
+      <w:pPr>
+        <w:tabs>
+          <w:tab w:val="left" w:pos="7890"/>
+        </w:tabs>
+        <w:rPr>
+          <w:sz w:val="28"/>
+          <w:szCs w:val="28"/>
+        </w:rPr>
+      </w:pPr>
+    </w:p>
+    <w:p>
+      <w:pPr>
+        <w:tabs>
+          <w:tab w:val="left" w:pos="7890"/>
+        </w:tabs>
+        <w:rPr>
+          <w:sz w:val="28"/>
+          <w:szCs w:val="28"/>
+        </w:rPr>
+      </w:pPr>
+      <w:r>
+        <w:rPr>
+          <w:noProof/>
+          <w:sz w:val="28"/>
+          <w:szCs w:val="28"/>
+        </w:rPr>
+        <w:lastRenderedPageBreak/>
+        <w:drawing>
+          <wp:anchor distT="0" distB="0" distL="114300" distR="114300" simplePos="0" relativeHeight="251658240" behindDoc="1" locked="0" layoutInCell="1" allowOverlap="1" wp14:anchorId="30F99C1A" wp14:editId="7E2B76F0">
+            <wp:simplePos x="0" y="0"/>
+            <wp:positionH relativeFrom="margin">
+              <wp:align>left</wp:align>
+            </wp:positionH>
+            <wp:positionV relativeFrom="paragraph">
+              <wp:posOffset>893445</wp:posOffset>
             </wp:positionV>
             <wp:extent cx="5723890" cy="3313430"/>
             <wp:effectExtent l="0" t="0" r="0" b="1270"/>
@@ -1583,7 +1664,7 @@
                     </pic:cNvPicPr>
                   </pic:nvPicPr>
                   <pic:blipFill>
-                    <a:blip r:embed="rId15" cstate="print">
+                    <a:blip r:embed="rId16" cstate="print">
                       <a:extLst>
                         <a:ext uri="{28A0092B-C50C-407E-A947-70E740481C1C}">
                           <a14:useLocalDpi xmlns:a14="http://schemas.microsoft.com/office/drawing/2010/main" val="0"/>
@@ -1614,17 +1695,6 @@
           </wp:anchor>
         </w:drawing>
       </w:r>
-    </w:p>
-    <w:p>
-      <w:pPr>
-        <w:tabs>
-          <w:tab w:val="left" w:pos="7890"/>
-        </w:tabs>
-        <w:rPr>
-          <w:sz w:val="28"/>
-          <w:szCs w:val="28"/>
-        </w:rPr>
-      </w:pPr>
       <w:r>
         <w:rPr>
           <w:sz w:val="28"/>
@@ -1632,39 +1702,6 @@
         </w:rPr>
         <w:t>In order to ensure that the remaining work can be finished to a high grade within the allotted time, these modifications are meant to enhance project deliverability and analytical depth.</w:t>
       </w:r>
-    </w:p>
-    <w:p>
-      <w:pPr>
-        <w:tabs>
-          <w:tab w:val="left" w:pos="7890"/>
-        </w:tabs>
-        <w:rPr>
-          <w:sz w:val="28"/>
-          <w:szCs w:val="28"/>
-        </w:rPr>
-      </w:pPr>
-    </w:p>
-    <w:p>
-      <w:pPr>
-        <w:tabs>
-          <w:tab w:val="left" w:pos="7890"/>
-        </w:tabs>
-        <w:rPr>
-          <w:sz w:val="28"/>
-          <w:szCs w:val="28"/>
-        </w:rPr>
-      </w:pPr>
-    </w:p>
-    <w:p>
-      <w:pPr>
-        <w:tabs>
-          <w:tab w:val="left" w:pos="7890"/>
-        </w:tabs>
-        <w:rPr>
-          <w:sz w:val="28"/>
-          <w:szCs w:val="28"/>
-        </w:rPr>
-      </w:pPr>
     </w:p>
     <w:p>
       <w:pPr>
@@ -1693,7 +1730,6 @@
           <w:sz w:val="28"/>
           <w:szCs w:val="28"/>
         </w:rPr>
-        <w:lastRenderedPageBreak/>
         <w:t>Planned Technical Direction</w:t>
       </w:r>
     </w:p>
@@ -1779,7 +1815,15 @@
           <w:sz w:val="28"/>
           <w:szCs w:val="28"/>
         </w:rPr>
-        <w:t>Currently, the best option is to use Android Studio for native Android programming. This choice is influenced by the Android ecosystem's suitability for fitness and health-related apps, the accessibility of testing and development resources, and previous development experience. Android Studio's direct access to platform-native components enables precise control over navigation patterns, interaction behaviour, and performance while evaluating user journeys and cognitive strain.</w:t>
+        <w:t xml:space="preserve">Currently, the best option is to use Android Studio for native Android programming. This choice is influenced by the Android ecosystem's </w:t>
+      </w:r>
+      <w:r>
+        <w:rPr>
+          <w:sz w:val="28"/>
+          <w:szCs w:val="28"/>
+        </w:rPr>
+        <w:lastRenderedPageBreak/>
+        <w:t>suitability for fitness and health-related apps, the accessibility of testing and development resources, and previous development experience. Android Studio's direct access to platform-native components enables precise control over navigation patterns, interaction behaviour, and performance while evaluating user journeys and cognitive strain.</w:t>
       </w:r>
     </w:p>
     <w:p>
@@ -1833,7 +1877,6 @@
           <w:sz w:val="28"/>
           <w:szCs w:val="28"/>
         </w:rPr>
-        <w:lastRenderedPageBreak/>
         <w:t>Rather than showcasing technical intricacy, this technical approach advances the project's main goal of examining user experiences. The project is positioned to produce a prototype that is appropriate for significant user-centred evaluation in the second half of the project by using technologies that minimize overhead and maximize control.</w:t>
       </w:r>
     </w:p>
@@ -1918,6 +1961,7 @@
           <w:sz w:val="28"/>
           <w:szCs w:val="28"/>
         </w:rPr>
+        <w:lastRenderedPageBreak/>
         <w:t>Consolidating the literature review, analysing current application paradigms, and adjusting the project's scope in response to research findings have all advanced significantly. Although some elements of the initial project plan have been modified, these modifications are more indicative of a better comprehension of the issue area than of delays or failures. The revised project plan and Gantt chart show a methodical and practical strategy to finishing the remaining tasks within the allotted time.</w:t>
       </w:r>
     </w:p>
